--- a/01-电源电路/02-开关电源/SEPIC变换器/SEPIC升降压电路/SEPIC升降压电路.docx
+++ b/01-电源电路/02-开关电源/SEPIC变换器/SEPIC升降压电路/SEPIC升降压电路.docx
@@ -2211,6 +2211,20 @@
     </w:p>
     <w:bookmarkEnd w:id="26"/>
     <w:bookmarkEnd w:id="27"/>
+    <w:p>
+      <w:pPr>
+        <w:spacing w:before="360"/>
+        <w:jc w:val="center"/>
+      </w:pPr>
+      <w:r>
+        <w:rPr>
+          <w:rFonts w:ascii="Times New Roman" w:hAnsi="Times New Roman"/>
+          <w:color w:val="555555"/>
+          <w:sz w:val="21"/>
+        </w:rPr>
+        <w:t>材料收集者：杜文杰</w:t>
+      </w:r>
+    </w:p>
     <w:sectPr>
       <w:headerReference r:id="rId9" w:type="default"/>
       <w:footerReference r:id="rId10" w:type="default"/>

--- a/01-电源电路/02-开关电源/SEPIC变换器/SEPIC升降压电路/SEPIC升降压电路.docx
+++ b/01-电源电路/02-开关电源/SEPIC变换器/SEPIC升降压电路/SEPIC升降压电路.docx
@@ -1,6 +1,6 @@
 
 <file path=word/document.xml><?xml version="1.0" encoding="utf-8"?>
-<w:document xmlns:w="http://schemas.openxmlformats.org/wordprocessingml/2006/main" xmlns:m="http://schemas.openxmlformats.org/officeDocument/2006/math" xmlns:r="http://schemas.openxmlformats.org/officeDocument/2006/relationships" xmlns:o="urn:schemas-microsoft-com:office:office" xmlns:v="urn:schemas-microsoft-com:vml" xmlns:w10="urn:schemas-microsoft-com:office:word" xmlns:a="http://schemas.openxmlformats.org/drawingml/2006/main" xmlns:pic="http://schemas.openxmlformats.org/drawingml/2006/picture" xmlns:wp="http://schemas.openxmlformats.org/drawingml/2006/wordprocessingDrawing">
+<w:document xmlns:m="http://schemas.openxmlformats.org/officeDocument/2006/math" xmlns:r="http://schemas.openxmlformats.org/officeDocument/2006/relationships" xmlns:w="http://schemas.openxmlformats.org/wordprocessingml/2006/main" xmlns:o="urn:schemas-microsoft-com:office:office" xmlns:v="urn:schemas-microsoft-com:vml" xmlns:w10="urn:schemas-microsoft-com:office:word" xmlns:a="http://schemas.openxmlformats.org/drawingml/2006/main" xmlns:pic="http://schemas.openxmlformats.org/drawingml/2006/picture" xmlns:wp="http://schemas.openxmlformats.org/drawingml/2006/wordprocessingDrawing">
   <w:body>
     <w:bookmarkStart w:id="27" w:name="sepic-升降压电路"/>
     <w:p>
@@ -8,11 +8,14 @@
         <w:pStyle w:val="Heading1"/>
       </w:pPr>
       <w:r>
+        <w:rPr>
+          <w:rFonts w:eastAsia="黑体"/>
+        </w:rPr>
         <w:t xml:space="preserve">SEPIC </w:t>
       </w:r>
       <w:r>
         <w:rPr>
-          <w:rFonts w:hint="eastAsia"/>
+          <w:rFonts w:hint="eastAsia" w:eastAsia="黑体"/>
         </w:rPr>
         <w:t xml:space="preserve">升降压电路</w:t>
       </w:r>
@@ -24,7 +27,7 @@
       </w:pPr>
       <w:r>
         <w:rPr>
-          <w:rFonts w:hint="eastAsia"/>
+          <w:rFonts w:hint="eastAsia" w:eastAsia="黑体"/>
         </w:rPr>
         <w:t xml:space="preserve">拓扑描述</w:t>
       </w:r>
@@ -35,47 +38,62 @@
       </w:pPr>
       <w:r>
         <w:rPr>
-          <w:rFonts w:hint="eastAsia"/>
+          <w:rFonts w:hint="eastAsia" w:eastAsia="黑体"/>
         </w:rPr>
         <w:t xml:space="preserve">电路由两个电感</w:t>
       </w:r>
       <w:r>
+        <w:rPr>
+          <w:rFonts w:eastAsia="黑体"/>
+        </w:rPr>
         <w:t xml:space="preserve"> </w:t>
       </w:r>
       <w:r>
         <w:rPr>
-          <w:rFonts w:hint="eastAsia"/>
+          <w:rFonts w:hint="eastAsia" w:eastAsia="黑体"/>
         </w:rPr>
         <w:t xml:space="preserve">L1、L2，耦合电容（储能电容）Cs，开关管</w:t>
       </w:r>
       <w:r>
+        <w:rPr>
+          <w:rFonts w:eastAsia="黑体"/>
+        </w:rPr>
         <w:t xml:space="preserve"> </w:t>
       </w:r>
       <w:r>
         <w:rPr>
-          <w:rFonts w:hint="eastAsia"/>
+          <w:rFonts w:hint="eastAsia" w:eastAsia="黑体"/>
         </w:rPr>
         <w:t xml:space="preserve">S，二极管</w:t>
       </w:r>
       <w:r>
+        <w:rPr>
+          <w:rFonts w:eastAsia="黑体"/>
+        </w:rPr>
         <w:t xml:space="preserve"> D </w:t>
       </w:r>
       <w:r>
         <w:rPr>
-          <w:rFonts w:hint="eastAsia"/>
+          <w:rFonts w:hint="eastAsia" w:eastAsia="黑体"/>
         </w:rPr>
         <w:t xml:space="preserve">与输出电容</w:t>
       </w:r>
       <w:r>
+        <w:rPr>
+          <w:rFonts w:eastAsia="黑体"/>
+        </w:rPr>
         <w:t xml:space="preserve"> C </w:t>
       </w:r>
       <w:r>
         <w:rPr>
-          <w:rFonts w:hint="eastAsia"/>
+          <w:rFonts w:hint="eastAsia" w:eastAsia="黑体"/>
         </w:rPr>
         <w:t xml:space="preserve">共六个元件组成。关键节点如下：输入节点</w:t>
       </w:r>
       <w:r>
+        <w:rPr>
+          <w:rFonts w:eastAsia="黑体"/>
+        </w:rPr>
         <w:t xml:space="preserve"> </w:t>
       </w:r>
       <m:oMath>
@@ -96,87 +114,117 @@
         </m:sSub>
       </m:oMath>
       <w:r>
+        <w:rPr>
+          <w:rFonts w:eastAsia="黑体"/>
+        </w:rPr>
         <w:t xml:space="preserve"> </w:t>
       </w:r>
       <w:r>
         <w:rPr>
-          <w:rFonts w:hint="eastAsia"/>
+          <w:rFonts w:hint="eastAsia" w:eastAsia="黑体"/>
         </w:rPr>
         <w:t xml:space="preserve">接输入电感</w:t>
       </w:r>
       <w:r>
+        <w:rPr>
+          <w:rFonts w:eastAsia="黑体"/>
+        </w:rPr>
         <w:t xml:space="preserve"> L1 </w:t>
       </w:r>
       <w:r>
         <w:rPr>
-          <w:rFonts w:hint="eastAsia"/>
+          <w:rFonts w:hint="eastAsia" w:eastAsia="黑体"/>
         </w:rPr>
         <w:t xml:space="preserve">的入端；开关节点</w:t>
       </w:r>
       <w:r>
+        <w:rPr>
+          <w:rFonts w:eastAsia="黑体"/>
+        </w:rPr>
         <w:t xml:space="preserve"> SW </w:t>
       </w:r>
       <w:r>
         <w:rPr>
-          <w:rFonts w:hint="eastAsia"/>
+          <w:rFonts w:hint="eastAsia" w:eastAsia="黑体"/>
         </w:rPr>
         <w:t xml:space="preserve">由</w:t>
       </w:r>
       <w:r>
+        <w:rPr>
+          <w:rFonts w:eastAsia="黑体"/>
+        </w:rPr>
         <w:t xml:space="preserve"> L1 </w:t>
       </w:r>
       <w:r>
         <w:rPr>
-          <w:rFonts w:hint="eastAsia"/>
+          <w:rFonts w:hint="eastAsia" w:eastAsia="黑体"/>
         </w:rPr>
         <w:t xml:space="preserve">的出端、开关管</w:t>
       </w:r>
       <w:r>
+        <w:rPr>
+          <w:rFonts w:eastAsia="黑体"/>
+        </w:rPr>
         <w:t xml:space="preserve"> S </w:t>
       </w:r>
       <w:r>
         <w:rPr>
-          <w:rFonts w:hint="eastAsia"/>
+          <w:rFonts w:hint="eastAsia" w:eastAsia="黑体"/>
         </w:rPr>
         <w:t xml:space="preserve">的漏极与耦合电容</w:t>
       </w:r>
       <w:r>
+        <w:rPr>
+          <w:rFonts w:eastAsia="黑体"/>
+        </w:rPr>
         <w:t xml:space="preserve"> Cs </w:t>
       </w:r>
       <w:r>
         <w:rPr>
-          <w:rFonts w:hint="eastAsia"/>
+          <w:rFonts w:hint="eastAsia" w:eastAsia="黑体"/>
         </w:rPr>
         <w:t xml:space="preserve">的上端相连而成；中间节点由</w:t>
       </w:r>
       <w:r>
+        <w:rPr>
+          <w:rFonts w:eastAsia="黑体"/>
+        </w:rPr>
         <w:t xml:space="preserve"> Cs </w:t>
       </w:r>
       <w:r>
         <w:rPr>
-          <w:rFonts w:hint="eastAsia"/>
+          <w:rFonts w:hint="eastAsia" w:eastAsia="黑体"/>
         </w:rPr>
         <w:t xml:space="preserve">的下端、二极管</w:t>
       </w:r>
       <w:r>
+        <w:rPr>
+          <w:rFonts w:eastAsia="黑体"/>
+        </w:rPr>
         <w:t xml:space="preserve"> D </w:t>
       </w:r>
       <w:r>
         <w:rPr>
-          <w:rFonts w:hint="eastAsia"/>
+          <w:rFonts w:hint="eastAsia" w:eastAsia="黑体"/>
         </w:rPr>
         <w:t xml:space="preserve">的阳极与第二电感</w:t>
       </w:r>
       <w:r>
+        <w:rPr>
+          <w:rFonts w:eastAsia="黑体"/>
+        </w:rPr>
         <w:t xml:space="preserve"> L2 </w:t>
       </w:r>
       <w:r>
         <w:rPr>
-          <w:rFonts w:hint="eastAsia"/>
+          <w:rFonts w:hint="eastAsia" w:eastAsia="黑体"/>
         </w:rPr>
         <w:t xml:space="preserve">的入端相连而成；输出节点</w:t>
       </w:r>
       <w:r>
+        <w:rPr>
+          <w:rFonts w:eastAsia="黑体"/>
+        </w:rPr>
         <w:t xml:space="preserve"> </w:t>
       </w:r>
       <m:oMath>
@@ -200,56 +248,74 @@
         </m:sSub>
       </m:oMath>
       <w:r>
+        <w:rPr>
+          <w:rFonts w:eastAsia="黑体"/>
+        </w:rPr>
         <w:t xml:space="preserve"> </w:t>
       </w:r>
       <w:r>
         <w:rPr>
-          <w:rFonts w:hint="eastAsia"/>
+          <w:rFonts w:hint="eastAsia" w:eastAsia="黑体"/>
         </w:rPr>
         <w:t xml:space="preserve">由二极管</w:t>
       </w:r>
       <w:r>
+        <w:rPr>
+          <w:rFonts w:eastAsia="黑体"/>
+        </w:rPr>
         <w:t xml:space="preserve"> D </w:t>
       </w:r>
       <w:r>
         <w:rPr>
-          <w:rFonts w:hint="eastAsia"/>
+          <w:rFonts w:hint="eastAsia" w:eastAsia="黑体"/>
         </w:rPr>
         <w:t xml:space="preserve">的阴极与输出电容</w:t>
       </w:r>
       <w:r>
+        <w:rPr>
+          <w:rFonts w:eastAsia="黑体"/>
+        </w:rPr>
         <w:t xml:space="preserve"> C </w:t>
       </w:r>
       <w:r>
         <w:rPr>
-          <w:rFonts w:hint="eastAsia"/>
+          <w:rFonts w:hint="eastAsia" w:eastAsia="黑体"/>
         </w:rPr>
         <w:t xml:space="preserve">的上端相连并接负载，输出电容</w:t>
       </w:r>
       <w:r>
+        <w:rPr>
+          <w:rFonts w:eastAsia="黑体"/>
+        </w:rPr>
         <w:t xml:space="preserve"> C </w:t>
       </w:r>
       <w:r>
         <w:rPr>
-          <w:rFonts w:hint="eastAsia"/>
+          <w:rFonts w:hint="eastAsia" w:eastAsia="黑体"/>
         </w:rPr>
         <w:t xml:space="preserve">的下端与</w:t>
       </w:r>
       <w:r>
+        <w:rPr>
+          <w:rFonts w:eastAsia="黑体"/>
+        </w:rPr>
         <w:t xml:space="preserve"> L2 </w:t>
       </w:r>
       <w:r>
         <w:rPr>
-          <w:rFonts w:hint="eastAsia"/>
+          <w:rFonts w:hint="eastAsia" w:eastAsia="黑体"/>
         </w:rPr>
         <w:t xml:space="preserve">的出端、开关管</w:t>
       </w:r>
       <w:r>
+        <w:rPr>
+          <w:rFonts w:eastAsia="黑体"/>
+        </w:rPr>
         <w:t xml:space="preserve"> S </w:t>
       </w:r>
       <w:r>
         <w:rPr>
-          <w:rFonts w:hint="eastAsia"/>
+          <w:rFonts w:hint="eastAsia" w:eastAsia="黑体"/>
         </w:rPr>
         <w:t xml:space="preserve">的源极一并接地。</w:t>
       </w:r>
@@ -258,70 +324,91 @@
       <w:pPr/>
       <w:r>
         <w:rPr>
-          <w:rFonts w:hint="eastAsia"/>
+          <w:rFonts w:hint="eastAsia" w:eastAsia="黑体"/>
         </w:rPr>
         <w:t xml:space="preserve">各元件管脚连接：输入电感</w:t>
       </w:r>
       <w:r>
+        <w:rPr>
+          <w:rFonts w:eastAsia="黑体"/>
+        </w:rPr>
         <w:t xml:space="preserve"> L1 </w:t>
       </w:r>
       <w:r>
         <w:rPr>
-          <w:rFonts w:hint="eastAsia"/>
+          <w:rFonts w:hint="eastAsia" w:eastAsia="黑体"/>
         </w:rPr>
         <w:t xml:space="preserve">一端接输入节点、另一端接开关节点；开关管</w:t>
       </w:r>
       <w:r>
+        <w:rPr>
+          <w:rFonts w:eastAsia="黑体"/>
+        </w:rPr>
         <w:t xml:space="preserve"> S </w:t>
       </w:r>
       <w:r>
         <w:rPr>
-          <w:rFonts w:hint="eastAsia"/>
+          <w:rFonts w:hint="eastAsia" w:eastAsia="黑体"/>
         </w:rPr>
         <w:t xml:space="preserve">的漏极接开关节点、源极接地、栅极</w:t>
       </w:r>
       <w:r>
+        <w:rPr>
+          <w:rFonts w:eastAsia="黑体"/>
+        </w:rPr>
         <w:t xml:space="preserve"> G </w:t>
       </w:r>
       <w:r>
         <w:rPr>
-          <w:rFonts w:hint="eastAsia"/>
+          <w:rFonts w:hint="eastAsia" w:eastAsia="黑体"/>
         </w:rPr>
         <w:t xml:space="preserve">接控制信号；耦合电容</w:t>
       </w:r>
       <w:r>
+        <w:rPr>
+          <w:rFonts w:eastAsia="黑体"/>
+        </w:rPr>
         <w:t xml:space="preserve"> Cs </w:t>
       </w:r>
       <w:r>
         <w:rPr>
-          <w:rFonts w:hint="eastAsia"/>
+          <w:rFonts w:hint="eastAsia" w:eastAsia="黑体"/>
         </w:rPr>
         <w:t xml:space="preserve">一端接开关节点、另一端接中间节点；二极管</w:t>
       </w:r>
       <w:r>
+        <w:rPr>
+          <w:rFonts w:eastAsia="黑体"/>
+        </w:rPr>
         <w:t xml:space="preserve"> D </w:t>
       </w:r>
       <w:r>
         <w:rPr>
-          <w:rFonts w:hint="eastAsia"/>
+          <w:rFonts w:hint="eastAsia" w:eastAsia="黑体"/>
         </w:rPr>
         <w:t xml:space="preserve">的阳极接中间节点、阴极接输出节点；第二电感</w:t>
       </w:r>
       <w:r>
+        <w:rPr>
+          <w:rFonts w:eastAsia="黑体"/>
+        </w:rPr>
         <w:t xml:space="preserve"> L2 </w:t>
       </w:r>
       <w:r>
         <w:rPr>
-          <w:rFonts w:hint="eastAsia"/>
+          <w:rFonts w:hint="eastAsia" w:eastAsia="黑体"/>
         </w:rPr>
         <w:t xml:space="preserve">一端接中间节点、另一端接地；输出电容</w:t>
       </w:r>
       <w:r>
+        <w:rPr>
+          <w:rFonts w:eastAsia="黑体"/>
+        </w:rPr>
         <w:t xml:space="preserve"> C </w:t>
       </w:r>
       <w:r>
         <w:rPr>
-          <w:rFonts w:hint="eastAsia"/>
+          <w:rFonts w:hint="eastAsia" w:eastAsia="黑体"/>
         </w:rPr>
         <w:t xml:space="preserve">一端接输出节点、另一端接地。</w:t>
       </w:r>
@@ -330,16 +417,19 @@
       <w:pPr/>
       <w:r>
         <w:rPr>
-          <w:rFonts w:hint="eastAsia"/>
+          <w:rFonts w:hint="eastAsia" w:eastAsia="黑体"/>
         </w:rPr>
         <w:t xml:space="preserve">就组态而言，这是以两电感与耦合电容实现升降压的</w:t>
       </w:r>
       <w:r>
+        <w:rPr>
+          <w:rFonts w:eastAsia="黑体"/>
+        </w:rPr>
         <w:t xml:space="preserve"> SEPIC </w:t>
       </w:r>
       <w:r>
         <w:rPr>
-          <w:rFonts w:hint="eastAsia"/>
+          <w:rFonts w:hint="eastAsia" w:eastAsia="黑体"/>
         </w:rPr>
         <w:t xml:space="preserve">变换器，输出电压与输入同极性，既可升压又可降压，且输入电流连续适合输入波动大的场合。</w:t>
       </w:r>
@@ -352,7 +442,7 @@
       </w:pPr>
       <w:r>
         <w:rPr>
-          <w:rFonts w:hint="eastAsia"/>
+          <w:rFonts w:hint="eastAsia" w:eastAsia="黑体"/>
         </w:rPr>
         <w:t xml:space="preserve">工作原理</w:t>
       </w:r>
@@ -363,7 +453,7 @@
       </w:pPr>
       <w:r>
         <w:rPr>
-          <w:rFonts w:hint="eastAsia"/>
+          <w:rFonts w:hint="eastAsia" w:eastAsia="黑体"/>
         </w:rPr>
         <w:t xml:space="preserve">开关管导通时输入电感储能、耦合电容经开关管向第二电感放电；关断时两电感分别经二极管向输出释放能量。通过两电感的连续电流与耦合电容的电荷平衡，实现输出电压既可高于也可低于输入电压的稳定变换，输出极性不变。</w:t>
       </w:r>
@@ -376,7 +466,7 @@
       </w:pPr>
       <w:r>
         <w:rPr>
-          <w:rFonts w:hint="eastAsia"/>
+          <w:rFonts w:hint="eastAsia" w:eastAsia="黑体"/>
         </w:rPr>
         <w:t xml:space="preserve">关键计算公式</w:t>
       </w:r>
@@ -390,7 +480,7 @@
       </w:pPr>
       <w:r>
         <w:rPr>
-          <w:rFonts w:hint="eastAsia"/>
+          <w:rFonts w:hint="eastAsia" w:eastAsia="黑体"/>
         </w:rPr>
         <w:t xml:space="preserve">理想电压增益（CCM）：</w:t>
       </w:r>
@@ -480,7 +570,7 @@
       </w:pPr>
       <w:r>
         <w:rPr>
-          <w:rFonts w:hint="eastAsia"/>
+          <w:rFonts w:hint="eastAsia" w:eastAsia="黑体"/>
         </w:rPr>
         <w:t xml:space="preserve">占空比与电压关系：</w:t>
       </w:r>
@@ -582,16 +672,19 @@
       </w:pPr>
       <w:r>
         <w:rPr>
-          <w:rFonts w:hint="eastAsia"/>
+          <w:rFonts w:hint="eastAsia" w:eastAsia="黑体"/>
         </w:rPr>
         <w:t xml:space="preserve">电感纹波电流（L1、L2</w:t>
       </w:r>
       <w:r>
+        <w:rPr>
+          <w:rFonts w:eastAsia="黑体"/>
+        </w:rPr>
         <w:t xml:space="preserve"> </w:t>
       </w:r>
       <w:r>
         <w:rPr>
-          <w:rFonts w:hint="eastAsia"/>
+          <w:rFonts w:hint="eastAsia" w:eastAsia="黑体"/>
         </w:rPr>
         <w:t xml:space="preserve">相同形式）：</w:t>
       </w:r>
@@ -684,7 +777,7 @@
       </w:pPr>
       <w:r>
         <w:rPr>
-          <w:rFonts w:hint="eastAsia"/>
+          <w:rFonts w:hint="eastAsia" w:eastAsia="黑体"/>
         </w:rPr>
         <w:t xml:space="preserve">耦合电容纹波电压：</w:t>
       </w:r>
@@ -792,7 +885,7 @@
       </w:pPr>
       <w:r>
         <w:rPr>
-          <w:rFonts w:hint="eastAsia"/>
+          <w:rFonts w:hint="eastAsia" w:eastAsia="黑体"/>
         </w:rPr>
         <w:t xml:space="preserve">输出电压纹波：</w:t>
       </w:r>
@@ -916,7 +1009,7 @@
             </w:pPr>
             <w:r>
               <w:rPr>
-                <w:rFonts w:hint="eastAsia"/>
+                <w:rFonts w:hint="eastAsia" w:eastAsia="黑体"/>
               </w:rPr>
               <w:t xml:space="preserve">符号</w:t>
             </w:r>
@@ -930,7 +1023,7 @@
             </w:pPr>
             <w:r>
               <w:rPr>
-                <w:rFonts w:hint="eastAsia"/>
+                <w:rFonts w:hint="eastAsia" w:eastAsia="黑体"/>
               </w:rPr>
               <w:t xml:space="preserve">含义</w:t>
             </w:r>
@@ -944,7 +1037,7 @@
             </w:pPr>
             <w:r>
               <w:rPr>
-                <w:rFonts w:hint="eastAsia"/>
+                <w:rFonts w:hint="eastAsia" w:eastAsia="黑体"/>
               </w:rPr>
               <w:t xml:space="preserve">单位</w:t>
             </w:r>
@@ -976,6 +1069,9 @@
               </m:sSub>
             </m:oMath>
             <w:r>
+              <w:rPr>
+                <w:rFonts w:eastAsia="黑体"/>
+              </w:rPr>
               <w:t xml:space="preserve">​</w:t>
             </w:r>
           </w:p>
@@ -988,7 +1084,7 @@
             </w:pPr>
             <w:r>
               <w:rPr>
-                <w:rFonts w:hint="eastAsia"/>
+                <w:rFonts w:hint="eastAsia" w:eastAsia="黑体"/>
               </w:rPr>
               <w:t xml:space="preserve">输入电压</w:t>
             </w:r>
@@ -1001,6 +1097,9 @@
               <w:pStyle w:val="Compact"/>
             </w:pPr>
             <w:r>
+              <w:rPr>
+                <w:rFonts w:eastAsia="黑体"/>
+              </w:rPr>
               <w:t xml:space="preserve">V</w:t>
             </w:r>
           </w:p>
@@ -1034,6 +1133,9 @@
               </m:sSub>
             </m:oMath>
             <w:r>
+              <w:rPr>
+                <w:rFonts w:eastAsia="黑体"/>
+              </w:rPr>
               <w:t xml:space="preserve">​</w:t>
             </w:r>
           </w:p>
@@ -1046,7 +1148,7 @@
             </w:pPr>
             <w:r>
               <w:rPr>
-                <w:rFonts w:hint="eastAsia"/>
+                <w:rFonts w:hint="eastAsia" w:eastAsia="黑体"/>
               </w:rPr>
               <w:t xml:space="preserve">输出电压（同极性）</w:t>
             </w:r>
@@ -1059,6 +1161,9 @@
               <w:pStyle w:val="Compact"/>
             </w:pPr>
             <w:r>
+              <w:rPr>
+                <w:rFonts w:eastAsia="黑体"/>
+              </w:rPr>
               <w:t xml:space="preserve">V</w:t>
             </w:r>
           </w:p>
@@ -1077,6 +1182,9 @@
               </m:r>
             </m:oMath>
             <w:r>
+              <w:rPr>
+                <w:rFonts w:eastAsia="黑体"/>
+              </w:rPr>
               <w:t xml:space="preserve">​</w:t>
             </w:r>
           </w:p>
@@ -1089,7 +1197,7 @@
             </w:pPr>
             <w:r>
               <w:rPr>
-                <w:rFonts w:hint="eastAsia"/>
+                <w:rFonts w:hint="eastAsia" w:eastAsia="黑体"/>
               </w:rPr>
               <w:t xml:space="preserve">占空比</w:t>
             </w:r>
@@ -1102,6 +1210,9 @@
               <w:pStyle w:val="Compact"/>
             </w:pPr>
             <w:r>
+              <w:rPr>
+                <w:rFonts w:eastAsia="黑体"/>
+              </w:rPr>
               <w:t xml:space="preserve">—</w:t>
             </w:r>
           </w:p>
@@ -1129,6 +1240,9 @@
               </m:sSub>
             </m:oMath>
             <w:r>
+              <w:rPr>
+                <w:rFonts w:eastAsia="黑体"/>
+              </w:rPr>
               <w:t xml:space="preserve">​</w:t>
             </w:r>
           </w:p>
@@ -1141,7 +1255,7 @@
             </w:pPr>
             <w:r>
               <w:rPr>
-                <w:rFonts w:hint="eastAsia"/>
+                <w:rFonts w:hint="eastAsia" w:eastAsia="黑体"/>
               </w:rPr>
               <w:t xml:space="preserve">开关频率</w:t>
             </w:r>
@@ -1154,6 +1268,9 @@
               <w:pStyle w:val="Compact"/>
             </w:pPr>
             <w:r>
+              <w:rPr>
+                <w:rFonts w:eastAsia="黑体"/>
+              </w:rPr>
               <w:t xml:space="preserve">Hz</w:t>
             </w:r>
           </w:p>
@@ -1172,6 +1289,9 @@
               </m:r>
             </m:oMath>
             <w:r>
+              <w:rPr>
+                <w:rFonts w:eastAsia="黑体"/>
+              </w:rPr>
               <w:t xml:space="preserve">​</w:t>
             </w:r>
           </w:p>
@@ -1184,7 +1304,7 @@
             </w:pPr>
             <w:r>
               <w:rPr>
-                <w:rFonts w:hint="eastAsia"/>
+                <w:rFonts w:hint="eastAsia" w:eastAsia="黑体"/>
               </w:rPr>
               <w:t xml:space="preserve">电感（两次相同或独立）</w:t>
             </w:r>
@@ -1197,6 +1317,9 @@
               <w:pStyle w:val="Compact"/>
             </w:pPr>
             <w:r>
+              <w:rPr>
+                <w:rFonts w:eastAsia="黑体"/>
+              </w:rPr>
               <w:t xml:space="preserve">H</w:t>
             </w:r>
           </w:p>
@@ -1224,6 +1347,9 @@
               </m:sSub>
             </m:oMath>
             <w:r>
+              <w:rPr>
+                <w:rFonts w:eastAsia="黑体"/>
+              </w:rPr>
               <w:t xml:space="preserve">​</w:t>
             </w:r>
           </w:p>
@@ -1236,7 +1362,7 @@
             </w:pPr>
             <w:r>
               <w:rPr>
-                <w:rFonts w:hint="eastAsia"/>
+                <w:rFonts w:hint="eastAsia" w:eastAsia="黑体"/>
               </w:rPr>
               <w:t xml:space="preserve">耦合电容</w:t>
             </w:r>
@@ -1249,6 +1375,9 @@
               <w:pStyle w:val="Compact"/>
             </w:pPr>
             <w:r>
+              <w:rPr>
+                <w:rFonts w:eastAsia="黑体"/>
+              </w:rPr>
               <w:t xml:space="preserve">F</w:t>
             </w:r>
           </w:p>
@@ -1267,6 +1396,9 @@
               </m:r>
             </m:oMath>
             <w:r>
+              <w:rPr>
+                <w:rFonts w:eastAsia="黑体"/>
+              </w:rPr>
               <w:t xml:space="preserve">​</w:t>
             </w:r>
           </w:p>
@@ -1279,7 +1411,7 @@
             </w:pPr>
             <w:r>
               <w:rPr>
-                <w:rFonts w:hint="eastAsia"/>
+                <w:rFonts w:hint="eastAsia" w:eastAsia="黑体"/>
               </w:rPr>
               <w:t xml:space="preserve">输出电容</w:t>
             </w:r>
@@ -1292,6 +1424,9 @@
               <w:pStyle w:val="Compact"/>
             </w:pPr>
             <w:r>
+              <w:rPr>
+                <w:rFonts w:eastAsia="黑体"/>
+              </w:rPr>
               <w:t xml:space="preserve">F</w:t>
             </w:r>
           </w:p>
@@ -1325,6 +1460,9 @@
               </m:sSub>
             </m:oMath>
             <w:r>
+              <w:rPr>
+                <w:rFonts w:eastAsia="黑体"/>
+              </w:rPr>
               <w:t xml:space="preserve">​</w:t>
             </w:r>
           </w:p>
@@ -1337,7 +1475,7 @@
             </w:pPr>
             <w:r>
               <w:rPr>
-                <w:rFonts w:hint="eastAsia"/>
+                <w:rFonts w:hint="eastAsia" w:eastAsia="黑体"/>
               </w:rPr>
               <w:t xml:space="preserve">输出电流</w:t>
             </w:r>
@@ -1350,6 +1488,9 @@
               <w:pStyle w:val="Compact"/>
             </w:pPr>
             <w:r>
+              <w:rPr>
+                <w:rFonts w:eastAsia="黑体"/>
+              </w:rPr>
               <w:t xml:space="preserve">A</w:t>
             </w:r>
           </w:p>
@@ -1364,7 +1505,7 @@
       </w:pPr>
       <w:r>
         <w:rPr>
-          <w:rFonts w:hint="eastAsia"/>
+          <w:rFonts w:hint="eastAsia" w:eastAsia="黑体"/>
         </w:rPr>
         <w:t xml:space="preserve">元件调整影响</w:t>
       </w:r>
@@ -1379,38 +1520,51 @@
       </w:pPr>
       <w:r>
         <w:rPr>
+          <w:rFonts w:eastAsia="黑体"/>
           <w:b/>
           <w:bCs/>
         </w:rPr>
         <w:t xml:space="preserve">D↑</w:t>
       </w:r>
       <w:r>
+        <w:rPr>
+          <w:rFonts w:eastAsia="黑体"/>
+        </w:rPr>
         <w:t xml:space="preserve"> </w:t>
       </w:r>
       <w:r>
+        <w:rPr>
+          <w:rFonts w:eastAsia="黑体"/>
+        </w:rPr>
         <w:t xml:space="preserve">→ </w:t>
       </w:r>
       <w:r>
         <w:rPr>
-          <w:rFonts w:hint="eastAsia"/>
+          <w:rFonts w:hint="eastAsia" w:eastAsia="黑体"/>
         </w:rPr>
         <w:t xml:space="preserve">输出电压升高；D&lt;0.5</w:t>
       </w:r>
       <w:r>
+        <w:rPr>
+          <w:rFonts w:eastAsia="黑体"/>
+        </w:rPr>
         <w:t xml:space="preserve"> </w:t>
       </w:r>
       <w:r>
         <w:rPr>
-          <w:rFonts w:hint="eastAsia"/>
+          <w:rFonts w:hint="eastAsia" w:eastAsia="黑体"/>
         </w:rPr>
         <w:t xml:space="preserve">降压、D&gt;0.5</w:t>
       </w:r>
       <w:r>
+        <w:rPr>
+          <w:rFonts w:eastAsia="黑体"/>
+        </w:rPr>
         <w:t xml:space="preserve"> </w:t>
       </w:r>
       <w:r>
         <w:rPr>
-          <w:rFonts w:hint="eastAsia"/>
+          <w:rFonts w:hint="eastAsia" w:eastAsia="黑体"/>
         </w:rPr>
         <w:t xml:space="preserve">升压。</w:t>
       </w:r>
@@ -1425,20 +1579,27 @@
       </w:pPr>
       <w:r>
         <w:rPr>
+          <w:rFonts w:eastAsia="黑体"/>
           <w:b/>
           <w:bCs/>
         </w:rPr>
         <w:t xml:space="preserve">L1、L2↑</w:t>
       </w:r>
       <w:r>
+        <w:rPr>
+          <w:rFonts w:eastAsia="黑体"/>
+        </w:rPr>
         <w:t xml:space="preserve"> </w:t>
       </w:r>
       <w:r>
+        <w:rPr>
+          <w:rFonts w:eastAsia="黑体"/>
+        </w:rPr>
         <w:t xml:space="preserve">→ </w:t>
       </w:r>
       <w:r>
         <w:rPr>
-          <w:rFonts w:hint="eastAsia"/>
+          <w:rFonts w:hint="eastAsia" w:eastAsia="黑体"/>
         </w:rPr>
         <w:t xml:space="preserve">电感纹波电流减小，输入输出更平滑。</w:t>
       </w:r>
@@ -1453,20 +1614,27 @@
       </w:pPr>
       <w:r>
         <w:rPr>
+          <w:rFonts w:eastAsia="黑体"/>
           <w:b/>
           <w:bCs/>
         </w:rPr>
         <w:t xml:space="preserve">Cs↑</w:t>
       </w:r>
       <w:r>
+        <w:rPr>
+          <w:rFonts w:eastAsia="黑体"/>
+        </w:rPr>
         <w:t xml:space="preserve"> </w:t>
       </w:r>
       <w:r>
+        <w:rPr>
+          <w:rFonts w:eastAsia="黑体"/>
+        </w:rPr>
         <w:t xml:space="preserve">→ </w:t>
       </w:r>
       <w:r>
         <w:rPr>
-          <w:rFonts w:hint="eastAsia"/>
+          <w:rFonts w:hint="eastAsia" w:eastAsia="黑体"/>
         </w:rPr>
         <w:t xml:space="preserve">耦合电容纹波减小，传能更平稳。</w:t>
       </w:r>
@@ -1481,20 +1649,27 @@
       </w:pPr>
       <w:r>
         <w:rPr>
+          <w:rFonts w:eastAsia="黑体"/>
           <w:b/>
           <w:bCs/>
         </w:rPr>
         <w:t xml:space="preserve">C↑</w:t>
       </w:r>
       <w:r>
+        <w:rPr>
+          <w:rFonts w:eastAsia="黑体"/>
+        </w:rPr>
         <w:t xml:space="preserve"> </w:t>
       </w:r>
       <w:r>
+        <w:rPr>
+          <w:rFonts w:eastAsia="黑体"/>
+        </w:rPr>
         <w:t xml:space="preserve">→ </w:t>
       </w:r>
       <w:r>
         <w:rPr>
-          <w:rFonts w:hint="eastAsia"/>
+          <w:rFonts w:hint="eastAsia" w:eastAsia="黑体"/>
         </w:rPr>
         <w:t xml:space="preserve">输出电压纹波减小。</w:t>
       </w:r>
@@ -1508,20 +1683,26 @@
         </w:numPr>
       </w:pPr>
       <w:r>
+        <w:rPr>
+          <w:rFonts w:eastAsia="黑体"/>
+        </w:rPr>
         <w:t xml:space="preserve">L1 </w:t>
       </w:r>
       <w:r>
         <w:rPr>
-          <w:rFonts w:hint="eastAsia"/>
+          <w:rFonts w:hint="eastAsia" w:eastAsia="黑体"/>
         </w:rPr>
         <w:t xml:space="preserve">与</w:t>
       </w:r>
       <w:r>
+        <w:rPr>
+          <w:rFonts w:eastAsia="黑体"/>
+        </w:rPr>
         <w:t xml:space="preserve"> L2 </w:t>
       </w:r>
       <w:r>
         <w:rPr>
-          <w:rFonts w:hint="eastAsia"/>
+          <w:rFonts w:hint="eastAsia" w:eastAsia="黑体"/>
         </w:rPr>
         <w:t xml:space="preserve">可用耦合电感实现，减小体积并改善纹波。</w:t>
       </w:r>
@@ -1534,7 +1715,7 @@
       </w:pPr>
       <w:r>
         <w:rPr>
-          <w:rFonts w:hint="eastAsia"/>
+          <w:rFonts w:hint="eastAsia" w:eastAsia="黑体"/>
         </w:rPr>
         <w:t xml:space="preserve">典型参数示例</w:t>
       </w:r>
@@ -1549,11 +1730,14 @@
       </w:pPr>
       <w:r>
         <w:rPr>
-          <w:rFonts w:hint="eastAsia"/>
+          <w:rFonts w:hint="eastAsia" w:eastAsia="黑体"/>
         </w:rPr>
         <w:t xml:space="preserve">取</w:t>
       </w:r>
       <w:r>
+        <w:rPr>
+          <w:rFonts w:eastAsia="黑体"/>
+        </w:rPr>
         <w:t xml:space="preserve"> </w:t>
       </w:r>
       <m:oMath>
@@ -1593,6 +1777,9 @@
         </m:r>
       </m:oMath>
       <w:r>
+        <w:rPr>
+          <w:rFonts w:eastAsia="黑体"/>
+        </w:rPr>
         <w:t xml:space="preserve">、</w:t>
       </w:r>
       <m:oMath>
@@ -1611,7 +1798,7 @@
       </m:oMath>
       <w:r>
         <w:rPr>
-          <w:rFonts w:hint="eastAsia"/>
+          <w:rFonts w:hint="eastAsia" w:eastAsia="黑体"/>
         </w:rPr>
         <w:t xml:space="preserve">：</w:t>
       </w:r>
@@ -1694,6 +1881,9 @@
         </m:r>
       </m:oMath>
       <w:r>
+        <w:rPr>
+          <w:rFonts w:eastAsia="黑体"/>
+        </w:rPr>
         <w:t xml:space="preserve">。</w:t>
       </w:r>
     </w:p>
@@ -1707,11 +1897,14 @@
       </w:pPr>
       <w:r>
         <w:rPr>
-          <w:rFonts w:hint="eastAsia"/>
+          <w:rFonts w:hint="eastAsia" w:eastAsia="黑体"/>
         </w:rPr>
         <w:t xml:space="preserve">取</w:t>
       </w:r>
       <w:r>
+        <w:rPr>
+          <w:rFonts w:eastAsia="黑体"/>
+        </w:rPr>
         <w:t xml:space="preserve"> </w:t>
       </w:r>
       <m:oMath>
@@ -1748,6 +1941,9 @@
         </m:r>
       </m:oMath>
       <w:r>
+        <w:rPr>
+          <w:rFonts w:eastAsia="黑体"/>
+        </w:rPr>
         <w:t xml:space="preserve">、</w:t>
       </w:r>
       <m:oMath>
@@ -1778,6 +1974,9 @@
         </m:r>
       </m:oMath>
       <w:r>
+        <w:rPr>
+          <w:rFonts w:eastAsia="黑体"/>
+        </w:rPr>
         <w:t xml:space="preserve">、</w:t>
       </w:r>
       <m:oMath>
@@ -1817,6 +2016,9 @@
         </m:r>
       </m:oMath>
       <w:r>
+        <w:rPr>
+          <w:rFonts w:eastAsia="黑体"/>
+        </w:rPr>
         <w:t xml:space="preserve">、</w:t>
       </w:r>
       <m:oMath>
@@ -1835,7 +2037,7 @@
       </m:oMath>
       <w:r>
         <w:rPr>
-          <w:rFonts w:hint="eastAsia"/>
+          <w:rFonts w:hint="eastAsia" w:eastAsia="黑体"/>
         </w:rPr>
         <w:t xml:space="preserve">：</w:t>
       </w:r>
@@ -1960,6 +2162,9 @@
         </m:r>
       </m:oMath>
       <w:r>
+        <w:rPr>
+          <w:rFonts w:eastAsia="黑体"/>
+        </w:rPr>
         <w:t xml:space="preserve">。</w:t>
       </w:r>
     </w:p>
@@ -1971,7 +2176,7 @@
       </w:pPr>
       <w:r>
         <w:rPr>
-          <w:rFonts w:hint="eastAsia"/>
+          <w:rFonts w:hint="eastAsia" w:eastAsia="黑体"/>
         </w:rPr>
         <w:t xml:space="preserve">常见器件型号</w:t>
       </w:r>
@@ -1986,7 +2191,7 @@
       </w:pPr>
       <w:r>
         <w:rPr>
-          <w:rFonts w:hint="eastAsia"/>
+          <w:rFonts w:hint="eastAsia" w:eastAsia="黑体"/>
         </w:rPr>
         <w:t xml:space="preserve">开关管：IRF540N、SI2302、CSD17570。</w:t>
       </w:r>
@@ -2001,7 +2206,7 @@
       </w:pPr>
       <w:r>
         <w:rPr>
-          <w:rFonts w:hint="eastAsia"/>
+          <w:rFonts w:hint="eastAsia" w:eastAsia="黑体"/>
         </w:rPr>
         <w:t xml:space="preserve">二极管：SS34、MBR0520、SS56。</w:t>
       </w:r>
@@ -2016,16 +2221,19 @@
       </w:pPr>
       <w:r>
         <w:rPr>
-          <w:rFonts w:hint="eastAsia"/>
+          <w:rFonts w:hint="eastAsia" w:eastAsia="黑体"/>
         </w:rPr>
         <w:t xml:space="preserve">控制</w:t>
       </w:r>
       <w:r>
+        <w:rPr>
+          <w:rFonts w:eastAsia="黑体"/>
+        </w:rPr>
         <w:t xml:space="preserve"> </w:t>
       </w:r>
       <w:r>
         <w:rPr>
-          <w:rFonts w:hint="eastAsia"/>
+          <w:rFonts w:hint="eastAsia" w:eastAsia="黑体"/>
         </w:rPr>
         <w:t xml:space="preserve">IC：LM3478、LT3757、TPS61170、MAX668。</w:t>
       </w:r>
@@ -2038,7 +2246,7 @@
       </w:pPr>
       <w:r>
         <w:rPr>
-          <w:rFonts w:hint="eastAsia"/>
+          <w:rFonts w:hint="eastAsia" w:eastAsia="黑体"/>
         </w:rPr>
         <w:t xml:space="preserve">注意事项</w:t>
       </w:r>
@@ -2053,25 +2261,31 @@
       </w:pPr>
       <w:r>
         <w:rPr>
-          <w:rFonts w:hint="eastAsia"/>
+          <w:rFonts w:hint="eastAsia" w:eastAsia="黑体"/>
         </w:rPr>
         <w:t xml:space="preserve">耦合电容</w:t>
       </w:r>
       <w:r>
+        <w:rPr>
+          <w:rFonts w:eastAsia="黑体"/>
+        </w:rPr>
         <w:t xml:space="preserve"> Cs </w:t>
       </w:r>
       <w:r>
         <w:rPr>
-          <w:rFonts w:hint="eastAsia"/>
+          <w:rFonts w:hint="eastAsia" w:eastAsia="黑体"/>
         </w:rPr>
         <w:t xml:space="preserve">需承受较大纹波电流，选用低</w:t>
       </w:r>
       <w:r>
+        <w:rPr>
+          <w:rFonts w:eastAsia="黑体"/>
+        </w:rPr>
         <w:t xml:space="preserve"> ESR </w:t>
       </w:r>
       <w:r>
         <w:rPr>
-          <w:rFonts w:hint="eastAsia"/>
+          <w:rFonts w:hint="eastAsia" w:eastAsia="黑体"/>
         </w:rPr>
         <w:t xml:space="preserve">电容并注意耐压。</w:t>
       </w:r>
@@ -2086,7 +2300,7 @@
       </w:pPr>
       <w:r>
         <w:rPr>
-          <w:rFonts w:hint="eastAsia"/>
+          <w:rFonts w:hint="eastAsia" w:eastAsia="黑体"/>
         </w:rPr>
         <w:t xml:space="preserve">输入端电感连续使输入电流平滑，适合电池等输入波动大的场合。</w:t>
       </w:r>
@@ -2101,7 +2315,7 @@
       </w:pPr>
       <w:r>
         <w:rPr>
-          <w:rFonts w:hint="eastAsia"/>
+          <w:rFonts w:hint="eastAsia" w:eastAsia="黑体"/>
         </w:rPr>
         <w:t xml:space="preserve">开关管需承受输入加输出的电压应力，选型时留足耐压余量。</w:t>
       </w:r>
@@ -2115,11 +2329,14 @@
         </w:numPr>
       </w:pPr>
       <w:r>
+        <w:rPr>
+          <w:rFonts w:eastAsia="黑体"/>
+        </w:rPr>
         <w:t xml:space="preserve">SEPIC </w:t>
       </w:r>
       <w:r>
         <w:rPr>
-          <w:rFonts w:hint="eastAsia"/>
+          <w:rFonts w:hint="eastAsia" w:eastAsia="黑体"/>
         </w:rPr>
         <w:t xml:space="preserve">含右半平面零点，补偿带宽需限制以保证稳定。</w:t>
       </w:r>
@@ -2132,7 +2349,7 @@
       </w:pPr>
       <w:r>
         <w:rPr>
-          <w:rFonts w:hint="eastAsia"/>
+          <w:rFonts w:hint="eastAsia" w:eastAsia="黑体"/>
         </w:rPr>
         <w:t xml:space="preserve">参考资料</w:t>
       </w:r>
@@ -2146,6 +2363,9 @@
         </w:numPr>
       </w:pPr>
       <w:r>
+        <w:rPr>
+          <w:rFonts w:eastAsia="黑体"/>
+        </w:rPr>
         <w:t xml:space="preserve">Wikipedia: SEPIC converter。</w:t>
       </w:r>
     </w:p>
@@ -2158,29 +2378,38 @@
         </w:numPr>
       </w:pPr>
       <w:r>
+        <w:rPr>
+          <w:rFonts w:eastAsia="黑体"/>
+        </w:rPr>
         <w:t xml:space="preserve">TI </w:t>
       </w:r>
       <w:r>
         <w:rPr>
-          <w:rFonts w:hint="eastAsia"/>
+          <w:rFonts w:hint="eastAsia" w:eastAsia="黑体"/>
         </w:rPr>
         <w:t xml:space="preserve">应用笔记</w:t>
       </w:r>
       <w:r>
+        <w:rPr>
+          <w:rFonts w:eastAsia="黑体"/>
+        </w:rPr>
         <w:t xml:space="preserve"> </w:t>
       </w:r>
       <w:r>
         <w:rPr>
-          <w:rFonts w:hint="eastAsia"/>
+          <w:rFonts w:hint="eastAsia" w:eastAsia="黑体"/>
         </w:rPr>
         <w:t xml:space="preserve">SLVA158（SEPIC</w:t>
       </w:r>
       <w:r>
+        <w:rPr>
+          <w:rFonts w:eastAsia="黑体"/>
+        </w:rPr>
         <w:t xml:space="preserve"> </w:t>
       </w:r>
       <w:r>
         <w:rPr>
-          <w:rFonts w:hint="eastAsia"/>
+          <w:rFonts w:hint="eastAsia" w:eastAsia="黑体"/>
         </w:rPr>
         <w:t xml:space="preserve">设计）。</w:t>
       </w:r>
@@ -2195,16 +2424,19 @@
       </w:pPr>
       <w:r>
         <w:rPr>
-          <w:rFonts w:hint="eastAsia"/>
+          <w:rFonts w:hint="eastAsia" w:eastAsia="黑体"/>
         </w:rPr>
         <w:t xml:space="preserve">《开关电源设计》（Abraham</w:t>
       </w:r>
       <w:r>
+        <w:rPr>
+          <w:rFonts w:eastAsia="黑体"/>
+        </w:rPr>
         <w:t xml:space="preserve"> I. </w:t>
       </w:r>
       <w:r>
         <w:rPr>
-          <w:rFonts w:hint="eastAsia"/>
+          <w:rFonts w:hint="eastAsia" w:eastAsia="黑体"/>
         </w:rPr>
         <w:t xml:space="preserve">Pressman）。</w:t>
       </w:r>
@@ -2218,11 +2450,11 @@
       </w:pPr>
       <w:r>
         <w:rPr>
-          <w:rFonts w:ascii="Times New Roman" w:hAnsi="Times New Roman"/>
+          <w:rFonts w:ascii="Times New Roman" w:hAnsi="Times New Roman" w:eastAsia="黑体"/>
           <w:color w:val="555555"/>
           <w:sz w:val="21"/>
         </w:rPr>
-        <w:t>材料收集者：杜文杰</w:t>
+        <w:t>材料收集者：杜文杰，WX手机：19519196569，QQ:3478827729</w:t>
       </w:r>
     </w:p>
     <w:sectPr>
@@ -2242,7 +2474,7 @@
 </file>
 
 <file path=word/footer1.xml><?xml version="1.0" encoding="utf-8"?>
-<w:ftr xmlns:m="http://schemas.openxmlformats.org/officeDocument/2006/math" xmlns:mc="http://schemas.openxmlformats.org/markup-compatibility/2006" xmlns:mo="http://schemas.microsoft.com/office/mac/office/2008/main" xmlns:mv="urn:schemas-microsoft-com:mac:vml" xmlns:o="urn:schemas-microsoft-com:office:office" xmlns:r="http://schemas.openxmlformats.org/officeDocument/2006/relationships" xmlns:v="urn:schemas-microsoft-com:vml" xmlns:w10="urn:schemas-microsoft-com:office:word" xmlns:w14="http://schemas.microsoft.com/office/word/2010/wordml" xmlns:w="http://schemas.openxmlformats.org/wordprocessingml/2006/main" xmlns:wne="http://schemas.microsoft.com/office/word/2006/wordml" xmlns:wp14="http://schemas.microsoft.com/office/word/2010/wordprocessingDrawing" xmlns:wp="http://schemas.openxmlformats.org/drawingml/2006/wordprocessingDrawing" xmlns:wpc="http://schemas.microsoft.com/office/word/2010/wordprocessingCanvas" xmlns:wpg="http://schemas.microsoft.com/office/word/2010/wordprocessingGroup" xmlns:wpi="http://schemas.microsoft.com/office/word/2010/wordprocessingInk" xmlns:wps="http://schemas.microsoft.com/office/word/2010/wordprocessingShape" mc:Ignorable="w14 wp14">
+<w:ftr xmlns:mc="http://schemas.openxmlformats.org/markup-compatibility/2006" xmlns:w="http://schemas.openxmlformats.org/wordprocessingml/2006/main" xmlns:m="http://schemas.openxmlformats.org/officeDocument/2006/math" xmlns:mo="http://schemas.microsoft.com/office/mac/office/2008/main" xmlns:mv="urn:schemas-microsoft-com:mac:vml" xmlns:o="urn:schemas-microsoft-com:office:office" xmlns:r="http://schemas.openxmlformats.org/officeDocument/2006/relationships" xmlns:v="urn:schemas-microsoft-com:vml" xmlns:w10="urn:schemas-microsoft-com:office:word" xmlns:w14="http://schemas.microsoft.com/office/word/2010/wordml" xmlns:wne="http://schemas.microsoft.com/office/word/2006/wordml" xmlns:wp14="http://schemas.microsoft.com/office/word/2010/wordprocessingDrawing" xmlns:wp="http://schemas.openxmlformats.org/drawingml/2006/wordprocessingDrawing" xmlns:wpc="http://schemas.microsoft.com/office/word/2010/wordprocessingCanvas" xmlns:wpg="http://schemas.microsoft.com/office/word/2010/wordprocessingGroup" xmlns:wpi="http://schemas.microsoft.com/office/word/2010/wordprocessingInk" xmlns:wps="http://schemas.microsoft.com/office/word/2010/wordprocessingShape" mc:Ignorable="w14 wp14">
   <w:p>
     <w:pPr>
       <w:pStyle w:val="Footer"/>
@@ -2250,12 +2482,14 @@
     </w:pPr>
     <w:r>
       <w:rPr>
+        <w:rFonts w:eastAsia="黑体"/>
         <w:sz w:val="18"/>
       </w:rPr>
       <w:t xml:space="preserve">第 </w:t>
     </w:r>
     <w:r>
       <w:rPr>
+        <w:rFonts w:eastAsia="黑体"/>
         <w:sz w:val="18"/>
       </w:rPr>
       <w:fldChar w:fldCharType="begin"/>
@@ -2264,6 +2498,7 @@
     </w:r>
     <w:r>
       <w:rPr>
+        <w:rFonts w:eastAsia="黑体"/>
         <w:sz w:val="18"/>
       </w:rPr>
       <w:t xml:space="preserve"> 页</w:t>
@@ -2277,6 +2512,9 @@
   <w:footnote w:type="continuationSeparator" w:id="0">
     <w:p>
       <w:r>
+        <w:rPr>
+          <w:rFonts w:eastAsia="黑体"/>
+        </w:rPr>
         <w:continuationSeparator/>
       </w:r>
     </w:p>
@@ -2284,6 +2522,9 @@
   <w:footnote w:type="separator" w:id="-1">
     <w:p>
       <w:r>
+        <w:rPr>
+          <w:rFonts w:eastAsia="黑体"/>
+        </w:rPr>
         <w:separator/>
       </w:r>
     </w:p>
@@ -2292,7 +2533,7 @@
 </file>
 
 <file path=word/header1.xml><?xml version="1.0" encoding="utf-8"?>
-<w:hdr xmlns:m="http://schemas.openxmlformats.org/officeDocument/2006/math" xmlns:mc="http://schemas.openxmlformats.org/markup-compatibility/2006" xmlns:mo="http://schemas.microsoft.com/office/mac/office/2008/main" xmlns:mv="urn:schemas-microsoft-com:mac:vml" xmlns:o="urn:schemas-microsoft-com:office:office" xmlns:r="http://schemas.openxmlformats.org/officeDocument/2006/relationships" xmlns:v="urn:schemas-microsoft-com:vml" xmlns:w10="urn:schemas-microsoft-com:office:word" xmlns:w14="http://schemas.microsoft.com/office/word/2010/wordml" xmlns:w="http://schemas.openxmlformats.org/wordprocessingml/2006/main" xmlns:wne="http://schemas.microsoft.com/office/word/2006/wordml" xmlns:wp14="http://schemas.microsoft.com/office/word/2010/wordprocessingDrawing" xmlns:wp="http://schemas.openxmlformats.org/drawingml/2006/wordprocessingDrawing" xmlns:wpc="http://schemas.microsoft.com/office/word/2010/wordprocessingCanvas" xmlns:wpg="http://schemas.microsoft.com/office/word/2010/wordprocessingGroup" xmlns:wpi="http://schemas.microsoft.com/office/word/2010/wordprocessingInk" xmlns:wps="http://schemas.microsoft.com/office/word/2010/wordprocessingShape" mc:Ignorable="w14 wp14">
+<w:hdr xmlns:mc="http://schemas.openxmlformats.org/markup-compatibility/2006" xmlns:w="http://schemas.openxmlformats.org/wordprocessingml/2006/main" xmlns:m="http://schemas.openxmlformats.org/officeDocument/2006/math" xmlns:mo="http://schemas.microsoft.com/office/mac/office/2008/main" xmlns:mv="urn:schemas-microsoft-com:mac:vml" xmlns:o="urn:schemas-microsoft-com:office:office" xmlns:r="http://schemas.openxmlformats.org/officeDocument/2006/relationships" xmlns:v="urn:schemas-microsoft-com:vml" xmlns:w10="urn:schemas-microsoft-com:office:word" xmlns:w14="http://schemas.microsoft.com/office/word/2010/wordml" xmlns:wne="http://schemas.microsoft.com/office/word/2006/wordml" xmlns:wp14="http://schemas.microsoft.com/office/word/2010/wordprocessingDrawing" xmlns:wp="http://schemas.openxmlformats.org/drawingml/2006/wordprocessingDrawing" xmlns:wpc="http://schemas.microsoft.com/office/word/2010/wordprocessingCanvas" xmlns:wpg="http://schemas.microsoft.com/office/word/2010/wordprocessingGroup" xmlns:wpi="http://schemas.microsoft.com/office/word/2010/wordprocessingInk" xmlns:wps="http://schemas.microsoft.com/office/word/2010/wordprocessingShape" mc:Ignorable="w14 wp14">
   <w:p>
     <w:pPr>
       <w:pStyle w:val="Header"/>
@@ -2300,7 +2541,7 @@
     </w:pPr>
     <w:r>
       <w:rPr>
-        <w:rFonts w:ascii="Times New Roman" w:hAnsi="Times New Roman"/>
+        <w:rFonts w:ascii="Times New Roman" w:hAnsi="Times New Roman" w:eastAsia="黑体"/>
         <w:sz w:val="18"/>
         <w:rFonts w:eastAsia="黑体"/>
         <w:rFonts w:eastAsia="黑体"/>
@@ -2312,7 +2553,7 @@
 </file>
 
 <file path=word/numbering.xml><?xml version="1.0" encoding="utf-8"?>
-<w:numbering xmlns:m="http://schemas.openxmlformats.org/officeDocument/2006/math" xmlns:mc="http://schemas.openxmlformats.org/markup-compatibility/2006" xmlns:mo="http://schemas.microsoft.com/office/mac/office/2008/main" xmlns:mv="urn:schemas-microsoft-com:mac:vml" xmlns:o="urn:schemas-microsoft-com:office:office" xmlns:r="http://schemas.openxmlformats.org/officeDocument/2006/relationships" xmlns:v="urn:schemas-microsoft-com:vml" xmlns:w="http://schemas.openxmlformats.org/wordprocessingml/2006/main" xmlns:w10="urn:schemas-microsoft-com:office:word" xmlns:w14="http://schemas.microsoft.com/office/word/2010/wordml" xmlns:wne="http://schemas.microsoft.com/office/word/2006/wordml" xmlns:wp="http://schemas.openxmlformats.org/drawingml/2006/wordprocessingDrawing" xmlns:wp14="http://schemas.microsoft.com/office/word/2010/wordprocessingDrawing" xmlns:wpc="http://schemas.microsoft.com/office/word/2010/wordprocessingCanvas" xmlns:wpg="http://schemas.microsoft.com/office/word/2010/wordprocessingGroup" xmlns:wpi="http://schemas.microsoft.com/office/word/2010/wordprocessingInk" xmlns:wps="http://schemas.microsoft.com/office/word/2010/wordprocessingShape" mc:Ignorable="w14 wp14">
+<w:numbering xmlns:mc="http://schemas.openxmlformats.org/markup-compatibility/2006" xmlns:w="http://schemas.openxmlformats.org/wordprocessingml/2006/main" xmlns:m="http://schemas.openxmlformats.org/officeDocument/2006/math" xmlns:mo="http://schemas.microsoft.com/office/mac/office/2008/main" xmlns:mv="urn:schemas-microsoft-com:mac:vml" xmlns:o="urn:schemas-microsoft-com:office:office" xmlns:r="http://schemas.openxmlformats.org/officeDocument/2006/relationships" xmlns:v="urn:schemas-microsoft-com:vml" xmlns:w10="urn:schemas-microsoft-com:office:word" xmlns:w14="http://schemas.microsoft.com/office/word/2010/wordml" xmlns:wne="http://schemas.microsoft.com/office/word/2006/wordml" xmlns:wp="http://schemas.openxmlformats.org/drawingml/2006/wordprocessingDrawing" xmlns:wp14="http://schemas.microsoft.com/office/word/2010/wordprocessingDrawing" xmlns:wpc="http://schemas.microsoft.com/office/word/2010/wordprocessingCanvas" xmlns:wpg="http://schemas.microsoft.com/office/word/2010/wordprocessingGroup" xmlns:wpi="http://schemas.microsoft.com/office/word/2010/wordprocessingInk" xmlns:wps="http://schemas.microsoft.com/office/word/2010/wordprocessingShape" mc:Ignorable="w14 wp14">
   <w:abstractNum w:abstractNumId="0">
     <w:nsid w:val="FFFFFF7C"/>
     <w:multiLevelType w:val="singleLevel"/>
@@ -2399,7 +2640,7 @@
         <w:ind w:hanging="360" w:left="1440"/>
       </w:pPr>
       <w:rPr>
-        <w:rFonts w:ascii="Symbol" w:hAnsi="Symbol" w:hint="default"/>
+        <w:rFonts w:ascii="Symbol" w:hAnsi="Symbol" w:hint="default" w:eastAsia="黑体"/>
       </w:rPr>
     </w:lvl>
   </w:abstractNum>
@@ -2420,7 +2661,7 @@
         <w:ind w:hanging="360" w:left="1080"/>
       </w:pPr>
       <w:rPr>
-        <w:rFonts w:ascii="Symbol" w:hAnsi="Symbol" w:hint="default"/>
+        <w:rFonts w:ascii="Symbol" w:hAnsi="Symbol" w:hint="default" w:eastAsia="黑体"/>
       </w:rPr>
     </w:lvl>
   </w:abstractNum>
@@ -2441,7 +2682,7 @@
         <w:ind w:hanging="360" w:left="720"/>
       </w:pPr>
       <w:rPr>
-        <w:rFonts w:ascii="Symbol" w:hAnsi="Symbol" w:hint="default"/>
+        <w:rFonts w:ascii="Symbol" w:hAnsi="Symbol" w:hint="default" w:eastAsia="黑体"/>
       </w:rPr>
     </w:lvl>
   </w:abstractNum>
@@ -2480,7 +2721,7 @@
         <w:ind w:hanging="360" w:left="360"/>
       </w:pPr>
       <w:rPr>
-        <w:rFonts w:ascii="Symbol" w:hAnsi="Symbol" w:hint="default"/>
+        <w:rFonts w:ascii="Symbol" w:hAnsi="Symbol" w:hint="default" w:eastAsia="黑体"/>
       </w:rPr>
     </w:lvl>
   </w:abstractNum>
@@ -2571,7 +2812,7 @@
         <w:ind w:left="720" w:hanging="360"/>
       </w:pPr>
       <w:rPr>
-        <w:rFonts w:ascii="Symbol" w:hAnsi="Symbol" w:cs="Symbol" w:hint="default"/>
+        <w:rFonts w:ascii="Symbol" w:hAnsi="Symbol" w:cs="Symbol" w:hint="default" w:eastAsia="黑体"/>
       </w:rPr>
     </w:lvl>
     <w:lvl w:ilvl="1">
@@ -2582,7 +2823,7 @@
         <w:ind w:left="1440" w:hanging="360"/>
       </w:pPr>
       <w:rPr>
-        <w:rFonts w:ascii="Courier New" w:hAnsi="Courier New" w:cs="Courier New" w:hint="default"/>
+        <w:rFonts w:ascii="Courier New" w:hAnsi="Courier New" w:cs="Courier New" w:hint="default" w:eastAsia="黑体"/>
       </w:rPr>
     </w:lvl>
     <w:lvl w:ilvl="2">
@@ -2593,7 +2834,7 @@
         <w:ind w:left="2160" w:hanging="360"/>
       </w:pPr>
       <w:rPr>
-        <w:rFonts w:ascii="Wingdings" w:hAnsi="Wingdings" w:cs="Wingdings" w:hint="default"/>
+        <w:rFonts w:ascii="Wingdings" w:hAnsi="Wingdings" w:cs="Wingdings" w:hint="default" w:eastAsia="黑体"/>
       </w:rPr>
     </w:lvl>
     <w:lvl w:ilvl="3">
@@ -2604,7 +2845,7 @@
         <w:ind w:left="2880" w:hanging="360"/>
       </w:pPr>
       <w:rPr>
-        <w:rFonts w:ascii="Symbol" w:hAnsi="Symbol" w:cs="Symbol" w:hint="default"/>
+        <w:rFonts w:ascii="Symbol" w:hAnsi="Symbol" w:cs="Symbol" w:hint="default" w:eastAsia="黑体"/>
       </w:rPr>
     </w:lvl>
     <w:lvl w:ilvl="4">
@@ -2615,7 +2856,7 @@
         <w:ind w:left="3600" w:hanging="360"/>
       </w:pPr>
       <w:rPr>
-        <w:rFonts w:ascii="Courier New" w:hAnsi="Courier New" w:cs="Courier New" w:hint="default"/>
+        <w:rFonts w:ascii="Courier New" w:hAnsi="Courier New" w:cs="Courier New" w:hint="default" w:eastAsia="黑体"/>
       </w:rPr>
     </w:lvl>
     <w:lvl w:ilvl="5">
@@ -2626,7 +2867,7 @@
         <w:ind w:left="4320" w:hanging="360"/>
       </w:pPr>
       <w:rPr>
-        <w:rFonts w:ascii="Wingdings" w:hAnsi="Wingdings" w:cs="Wingdings" w:hint="default"/>
+        <w:rFonts w:ascii="Wingdings" w:hAnsi="Wingdings" w:cs="Wingdings" w:hint="default" w:eastAsia="黑体"/>
       </w:rPr>
     </w:lvl>
     <w:lvl w:ilvl="6">
@@ -2637,7 +2878,7 @@
         <w:ind w:left="5040" w:hanging="360"/>
       </w:pPr>
       <w:rPr>
-        <w:rFonts w:ascii="Symbol" w:hAnsi="Symbol" w:cs="Symbol" w:hint="default"/>
+        <w:rFonts w:ascii="Symbol" w:hAnsi="Symbol" w:cs="Symbol" w:hint="default" w:eastAsia="黑体"/>
       </w:rPr>
     </w:lvl>
     <w:lvl w:ilvl="7">
@@ -2648,7 +2889,7 @@
         <w:ind w:left="5760" w:hanging="360"/>
       </w:pPr>
       <w:rPr>
-        <w:rFonts w:ascii="Courier New" w:hAnsi="Courier New" w:cs="Courier New" w:hint="default"/>
+        <w:rFonts w:ascii="Courier New" w:hAnsi="Courier New" w:cs="Courier New" w:hint="default" w:eastAsia="黑体"/>
       </w:rPr>
     </w:lvl>
     <w:lvl w:ilvl="8">
@@ -2659,7 +2900,7 @@
         <w:ind w:left="6480" w:hanging="360"/>
       </w:pPr>
       <w:rPr>
-        <w:rFonts w:ascii="Wingdings" w:hAnsi="Wingdings" w:cs="Wingdings" w:hint="default"/>
+        <w:rFonts w:ascii="Wingdings" w:hAnsi="Wingdings" w:cs="Wingdings" w:hint="default" w:eastAsia="黑体"/>
       </w:rPr>
     </w:lvl>
   </w:abstractNum>
@@ -2715,11 +2956,11 @@
 </file>
 
 <file path=word/styles.xml><?xml version="1.0" encoding="utf-8"?>
-<w:styles xmlns:mc="http://schemas.openxmlformats.org/markup-compatibility/2006" xmlns:r="http://schemas.openxmlformats.org/officeDocument/2006/relationships" xmlns:w="http://schemas.openxmlformats.org/wordprocessingml/2006/main" xmlns:w14="http://schemas.microsoft.com/office/word/2010/wordml" mc:Ignorable="w14">
+<w:styles xmlns:mc="http://schemas.openxmlformats.org/markup-compatibility/2006" xmlns:w="http://schemas.openxmlformats.org/wordprocessingml/2006/main" xmlns:r="http://schemas.openxmlformats.org/officeDocument/2006/relationships" xmlns:w14="http://schemas.microsoft.com/office/word/2010/wordml" mc:Ignorable="w14">
   <w:docDefaults>
     <w:rPrDefault>
       <w:rPr>
-        <w:rFonts w:asciiTheme="minorHAnsi" w:cstheme="minorBidi" w:eastAsiaTheme="minorEastAsia" w:hAnsiTheme="minorHAnsi"/>
+        <w:rFonts w:asciiTheme="minorHAnsi" w:cstheme="minorBidi" w:hAnsiTheme="minorHAnsi" w:eastAsia="黑体"/>
         <w:sz w:val="22"/>
         <w:szCs w:val="22"/>
         <w:lang w:bidi="ar-SA" w:eastAsia="en-US" w:val="en-US"/>
@@ -2941,7 +3182,7 @@
       <w:outlineLvl w:val="0"/>
     </w:pPr>
     <w:rPr>
-      <w:rFonts w:ascii="Times New Roman" w:asciiTheme="majorHAnsi" w:cstheme="majorBidi" w:eastAsia="黑体" w:eastAsiaTheme="majorEastAsia" w:hAnsi="Times New Roman" w:hAnsiTheme="majorHAnsi"/>
+      <w:rFonts w:ascii="Times New Roman" w:asciiTheme="majorHAnsi" w:cstheme="majorBidi" w:eastAsia="黑体" w:hAnsi="Times New Roman" w:hAnsiTheme="majorHAnsi"/>
       <w:b/>
       <w:bCs/>
       <w:color w:val="1F3864"/>
@@ -2965,7 +3206,7 @@
       <w:outlineLvl w:val="1"/>
     </w:pPr>
     <w:rPr>
-      <w:rFonts w:ascii="Times New Roman" w:asciiTheme="majorHAnsi" w:cstheme="majorBidi" w:eastAsia="黑体" w:eastAsiaTheme="majorEastAsia" w:hAnsi="Times New Roman" w:hAnsiTheme="majorHAnsi"/>
+      <w:rFonts w:ascii="Times New Roman" w:asciiTheme="majorHAnsi" w:cstheme="majorBidi" w:eastAsia="黑体" w:hAnsi="Times New Roman" w:hAnsiTheme="majorHAnsi"/>
       <w:b/>
       <w:bCs/>
       <w:color w:val="2E4E7E"/>
@@ -2989,7 +3230,7 @@
       <w:outlineLvl w:val="2"/>
     </w:pPr>
     <w:rPr>
-      <w:rFonts w:ascii="Times New Roman" w:asciiTheme="majorHAnsi" w:cstheme="majorBidi" w:eastAsia="黑体" w:eastAsiaTheme="majorEastAsia" w:hAnsi="Times New Roman" w:hAnsiTheme="majorHAnsi"/>
+      <w:rFonts w:ascii="Times New Roman" w:asciiTheme="majorHAnsi" w:cstheme="majorBidi" w:eastAsia="黑体" w:hAnsi="Times New Roman" w:hAnsiTheme="majorHAnsi"/>
       <w:b/>
       <w:bCs/>
       <w:color w:val="2E4E7E"/>
@@ -3013,7 +3254,7 @@
       <w:outlineLvl w:val="3"/>
     </w:pPr>
     <w:rPr>
-      <w:rFonts w:ascii="Times New Roman" w:asciiTheme="majorHAnsi" w:cstheme="majorBidi" w:eastAsia="黑体" w:eastAsiaTheme="majorEastAsia" w:hAnsi="Times New Roman" w:hAnsiTheme="majorHAnsi"/>
+      <w:rFonts w:ascii="Times New Roman" w:asciiTheme="majorHAnsi" w:cstheme="majorBidi" w:eastAsia="黑体" w:hAnsi="Times New Roman" w:hAnsiTheme="majorHAnsi"/>
       <w:b/>
       <w:bCs/>
       <w:i/>
@@ -3039,7 +3280,7 @@
       <w:outlineLvl w:val="4"/>
     </w:pPr>
     <w:rPr>
-      <w:rFonts w:ascii="Times New Roman" w:asciiTheme="majorHAnsi" w:cstheme="majorBidi" w:eastAsia="黑体" w:eastAsiaTheme="majorEastAsia" w:hAnsi="Times New Roman" w:hAnsiTheme="majorHAnsi"/>
+      <w:rFonts w:ascii="Times New Roman" w:asciiTheme="majorHAnsi" w:cstheme="majorBidi" w:eastAsia="黑体" w:hAnsi="Times New Roman" w:hAnsiTheme="majorHAnsi"/>
       <w:b/>
       <w:color w:val="333333"/>
       <w:sz w:val="22"/>
@@ -3062,7 +3303,7 @@
       <w:outlineLvl w:val="5"/>
     </w:pPr>
     <w:rPr>
-      <w:rFonts w:asciiTheme="majorHAnsi" w:cstheme="majorBidi" w:eastAsiaTheme="majorEastAsia" w:hAnsiTheme="majorHAnsi"/>
+      <w:rFonts w:asciiTheme="majorHAnsi" w:cstheme="majorBidi" w:hAnsiTheme="majorHAnsi" w:eastAsia="黑体"/>
       <w:i/>
       <w:iCs/>
       <w:color w:themeColor="accent1" w:themeShade="7F" w:val="243F60"/>
@@ -3085,7 +3326,7 @@
       <w:outlineLvl w:val="6"/>
     </w:pPr>
     <w:rPr>
-      <w:rFonts w:asciiTheme="majorHAnsi" w:cstheme="majorBidi" w:eastAsiaTheme="majorEastAsia" w:hAnsiTheme="majorHAnsi"/>
+      <w:rFonts w:asciiTheme="majorHAnsi" w:cstheme="majorBidi" w:hAnsiTheme="majorHAnsi" w:eastAsia="黑体"/>
       <w:i/>
       <w:iCs/>
       <w:color w:themeColor="text1" w:themeTint="BF" w:val="404040"/>
@@ -3108,7 +3349,7 @@
       <w:outlineLvl w:val="7"/>
     </w:pPr>
     <w:rPr>
-      <w:rFonts w:asciiTheme="majorHAnsi" w:cstheme="majorBidi" w:eastAsiaTheme="majorEastAsia" w:hAnsiTheme="majorHAnsi"/>
+      <w:rFonts w:asciiTheme="majorHAnsi" w:cstheme="majorBidi" w:hAnsiTheme="majorHAnsi" w:eastAsia="黑体"/>
       <w:color w:themeColor="accent1" w:val="4F81BD"/>
       <w:sz w:val="20"/>
       <w:szCs w:val="20"/>
@@ -3131,7 +3372,7 @@
       <w:outlineLvl w:val="8"/>
     </w:pPr>
     <w:rPr>
-      <w:rFonts w:asciiTheme="majorHAnsi" w:cstheme="majorBidi" w:eastAsiaTheme="majorEastAsia" w:hAnsiTheme="majorHAnsi"/>
+      <w:rFonts w:asciiTheme="majorHAnsi" w:cstheme="majorBidi" w:hAnsiTheme="majorHAnsi" w:eastAsia="黑体"/>
       <w:i/>
       <w:iCs/>
       <w:color w:themeColor="text1" w:themeTint="BF" w:val="404040"/>
@@ -3182,7 +3423,7 @@
     <w:uiPriority w:val="9"/>
     <w:rsid w:val="00FC693F"/>
     <w:rPr>
-      <w:rFonts w:asciiTheme="majorHAnsi" w:cstheme="majorBidi" w:eastAsiaTheme="majorEastAsia" w:hAnsiTheme="majorHAnsi"/>
+      <w:rFonts w:asciiTheme="majorHAnsi" w:cstheme="majorBidi" w:hAnsiTheme="majorHAnsi" w:eastAsia="黑体"/>
       <w:b/>
       <w:bCs/>
       <w:color w:themeColor="accent1" w:themeShade="BF" w:val="365F91"/>
@@ -3197,7 +3438,7 @@
     <w:uiPriority w:val="9"/>
     <w:rsid w:val="00FC693F"/>
     <w:rPr>
-      <w:rFonts w:asciiTheme="majorHAnsi" w:cstheme="majorBidi" w:eastAsiaTheme="majorEastAsia" w:hAnsiTheme="majorHAnsi"/>
+      <w:rFonts w:asciiTheme="majorHAnsi" w:cstheme="majorBidi" w:hAnsiTheme="majorHAnsi" w:eastAsia="黑体"/>
       <w:b/>
       <w:bCs/>
       <w:color w:themeColor="accent1" w:val="4F81BD"/>
@@ -3212,7 +3453,7 @@
     <w:uiPriority w:val="9"/>
     <w:rsid w:val="00FC693F"/>
     <w:rPr>
-      <w:rFonts w:asciiTheme="majorHAnsi" w:cstheme="majorBidi" w:eastAsiaTheme="majorEastAsia" w:hAnsiTheme="majorHAnsi"/>
+      <w:rFonts w:asciiTheme="majorHAnsi" w:cstheme="majorBidi" w:hAnsiTheme="majorHAnsi" w:eastAsia="黑体"/>
       <w:b/>
       <w:bCs/>
       <w:color w:themeColor="accent1" w:val="4F81BD"/>
@@ -3235,7 +3476,7 @@
       <w:contextualSpacing/>
     </w:pPr>
     <w:rPr>
-      <w:rFonts w:ascii="Times New Roman" w:asciiTheme="majorHAnsi" w:cstheme="majorBidi" w:eastAsia="黑体" w:eastAsiaTheme="majorEastAsia" w:hAnsi="Times New Roman" w:hAnsiTheme="majorHAnsi"/>
+      <w:rFonts w:ascii="Times New Roman" w:asciiTheme="majorHAnsi" w:cstheme="majorBidi" w:eastAsia="黑体" w:hAnsi="Times New Roman" w:hAnsiTheme="majorHAnsi"/>
       <w:b/>
       <w:color w:val="1F3864"/>
       <w:spacing w:val="5"/>
@@ -3251,7 +3492,7 @@
     <w:uiPriority w:val="10"/>
     <w:rsid w:val="00FC693F"/>
     <w:rPr>
-      <w:rFonts w:asciiTheme="majorHAnsi" w:cstheme="majorBidi" w:eastAsiaTheme="majorEastAsia" w:hAnsiTheme="majorHAnsi"/>
+      <w:rFonts w:asciiTheme="majorHAnsi" w:cstheme="majorBidi" w:hAnsiTheme="majorHAnsi" w:eastAsia="黑体"/>
       <w:color w:themeColor="text2" w:themeShade="BF" w:val="17365D"/>
       <w:spacing w:val="5"/>
       <w:kern w:val="28"/>
@@ -3273,7 +3514,7 @@
       </w:numPr>
     </w:pPr>
     <w:rPr>
-      <w:rFonts w:asciiTheme="majorHAnsi" w:cstheme="majorBidi" w:eastAsiaTheme="majorEastAsia" w:hAnsiTheme="majorHAnsi"/>
+      <w:rFonts w:asciiTheme="majorHAnsi" w:cstheme="majorBidi" w:hAnsiTheme="majorHAnsi" w:eastAsia="黑体"/>
       <w:i/>
       <w:iCs/>
       <w:color w:themeColor="accent1" w:val="4F81BD"/>
@@ -3289,7 +3530,7 @@
     <w:uiPriority w:val="11"/>
     <w:rsid w:val="00FC693F"/>
     <w:rPr>
-      <w:rFonts w:asciiTheme="majorHAnsi" w:cstheme="majorBidi" w:eastAsiaTheme="majorEastAsia" w:hAnsiTheme="majorHAnsi"/>
+      <w:rFonts w:asciiTheme="majorHAnsi" w:cstheme="majorBidi" w:hAnsiTheme="majorHAnsi" w:eastAsia="黑体"/>
       <w:i/>
       <w:iCs/>
       <w:color w:themeColor="accent1" w:val="4F81BD"/>
@@ -3356,6 +3597,7 @@
       <w:spacing w:after="120"/>
     </w:pPr>
     <w:rPr>
+      <w:rFonts w:eastAsia="黑体"/>
       <w:sz w:val="16"/>
       <w:szCs w:val="16"/>
     </w:rPr>
@@ -3367,6 +3609,7 @@
     <w:uiPriority w:val="99"/>
     <w:rsid w:val="00AA1D8D"/>
     <w:rPr>
+      <w:rFonts w:eastAsia="黑体"/>
       <w:sz w:val="16"/>
       <w:szCs w:val="16"/>
     </w:rPr>
@@ -3536,7 +3779,7 @@
       </w:tabs>
     </w:pPr>
     <w:rPr>
-      <w:rFonts w:ascii="Courier" w:hAnsi="Courier"/>
+      <w:rFonts w:ascii="Courier" w:hAnsi="Courier" w:eastAsia="黑体"/>
       <w:sz w:val="20"/>
       <w:szCs w:val="20"/>
     </w:rPr>
@@ -3548,7 +3791,7 @@
     <w:uiPriority w:val="99"/>
     <w:rsid w:val="0029639D"/>
     <w:rPr>
-      <w:rFonts w:ascii="Courier" w:hAnsi="Courier"/>
+      <w:rFonts w:ascii="Courier" w:hAnsi="Courier" w:eastAsia="黑体"/>
       <w:sz w:val="20"/>
       <w:szCs w:val="20"/>
     </w:rPr>
@@ -3584,6 +3827,7 @@
     <w:uiPriority w:val="29"/>
     <w:rsid w:val="00FC693F"/>
     <w:rPr>
+      <w:rFonts w:eastAsia="黑体"/>
       <w:i/>
       <w:iCs/>
       <w:color w:themeColor="text1" w:val="000000"/>
@@ -3597,7 +3841,7 @@
     <w:semiHidden/>
     <w:rsid w:val="00FC693F"/>
     <w:rPr>
-      <w:rFonts w:asciiTheme="majorHAnsi" w:cstheme="majorBidi" w:eastAsiaTheme="majorEastAsia" w:hAnsiTheme="majorHAnsi"/>
+      <w:rFonts w:asciiTheme="majorHAnsi" w:cstheme="majorBidi" w:hAnsiTheme="majorHAnsi" w:eastAsia="黑体"/>
       <w:b/>
       <w:bCs/>
       <w:i/>
@@ -3613,7 +3857,7 @@
     <w:semiHidden/>
     <w:rsid w:val="00FC693F"/>
     <w:rPr>
-      <w:rFonts w:asciiTheme="majorHAnsi" w:cstheme="majorBidi" w:eastAsiaTheme="majorEastAsia" w:hAnsiTheme="majorHAnsi"/>
+      <w:rFonts w:asciiTheme="majorHAnsi" w:cstheme="majorBidi" w:hAnsiTheme="majorHAnsi" w:eastAsia="黑体"/>
       <w:color w:themeColor="accent1" w:themeShade="7F" w:val="243F60"/>
     </w:rPr>
   </w:style>
@@ -3625,7 +3869,7 @@
     <w:semiHidden/>
     <w:rsid w:val="00FC693F"/>
     <w:rPr>
-      <w:rFonts w:asciiTheme="majorHAnsi" w:cstheme="majorBidi" w:eastAsiaTheme="majorEastAsia" w:hAnsiTheme="majorHAnsi"/>
+      <w:rFonts w:asciiTheme="majorHAnsi" w:cstheme="majorBidi" w:hAnsiTheme="majorHAnsi" w:eastAsia="黑体"/>
       <w:i/>
       <w:iCs/>
       <w:color w:themeColor="accent1" w:themeShade="7F" w:val="243F60"/>
@@ -3639,7 +3883,7 @@
     <w:semiHidden/>
     <w:rsid w:val="00FC693F"/>
     <w:rPr>
-      <w:rFonts w:asciiTheme="majorHAnsi" w:cstheme="majorBidi" w:eastAsiaTheme="majorEastAsia" w:hAnsiTheme="majorHAnsi"/>
+      <w:rFonts w:asciiTheme="majorHAnsi" w:cstheme="majorBidi" w:hAnsiTheme="majorHAnsi" w:eastAsia="黑体"/>
       <w:i/>
       <w:iCs/>
       <w:color w:themeColor="text1" w:themeTint="BF" w:val="404040"/>
@@ -3653,7 +3897,7 @@
     <w:semiHidden/>
     <w:rsid w:val="00FC693F"/>
     <w:rPr>
-      <w:rFonts w:asciiTheme="majorHAnsi" w:cstheme="majorBidi" w:eastAsiaTheme="majorEastAsia" w:hAnsiTheme="majorHAnsi"/>
+      <w:rFonts w:asciiTheme="majorHAnsi" w:cstheme="majorBidi" w:hAnsiTheme="majorHAnsi" w:eastAsia="黑体"/>
       <w:color w:themeColor="accent1" w:val="4F81BD"/>
       <w:sz w:val="20"/>
       <w:szCs w:val="20"/>
@@ -3667,7 +3911,7 @@
     <w:semiHidden/>
     <w:rsid w:val="00FC693F"/>
     <w:rPr>
-      <w:rFonts w:asciiTheme="majorHAnsi" w:cstheme="majorBidi" w:eastAsiaTheme="majorEastAsia" w:hAnsiTheme="majorHAnsi"/>
+      <w:rFonts w:asciiTheme="majorHAnsi" w:cstheme="majorBidi" w:hAnsiTheme="majorHAnsi" w:eastAsia="黑体"/>
       <w:i/>
       <w:iCs/>
       <w:color w:themeColor="text1" w:themeTint="BF" w:val="404040"/>
@@ -3688,6 +3932,7 @@
       <w:spacing w:line="240" w:lineRule="auto"/>
     </w:pPr>
     <w:rPr>
+      <w:rFonts w:eastAsia="黑体"/>
       <w:b/>
       <w:bCs/>
       <w:color w:themeColor="accent1" w:val="4F81BD"/>
@@ -3702,6 +3947,7 @@
     <w:qFormat/>
     <w:rsid w:val="00FC693F"/>
     <w:rPr>
+      <w:rFonts w:eastAsia="黑体"/>
       <w:b/>
       <w:bCs/>
     </w:rPr>
@@ -3713,6 +3959,7 @@
     <w:qFormat/>
     <w:rsid w:val="00FC693F"/>
     <w:rPr>
+      <w:rFonts w:eastAsia="黑体"/>
       <w:i/>
       <w:iCs/>
     </w:rPr>
@@ -3733,6 +3980,7 @@
       <w:ind w:left="936" w:right="936"/>
     </w:pPr>
     <w:rPr>
+      <w:rFonts w:eastAsia="黑体"/>
       <w:b/>
       <w:bCs/>
       <w:i/>
@@ -3747,6 +3995,7 @@
     <w:uiPriority w:val="30"/>
     <w:rsid w:val="00FC693F"/>
     <w:rPr>
+      <w:rFonts w:eastAsia="黑体"/>
       <w:b/>
       <w:bCs/>
       <w:i/>
@@ -3761,6 +4010,7 @@
     <w:qFormat/>
     <w:rsid w:val="00FC693F"/>
     <w:rPr>
+      <w:rFonts w:eastAsia="黑体"/>
       <w:i/>
       <w:iCs/>
       <w:color w:themeColor="text1" w:themeTint="7F" w:val="808080"/>
@@ -3773,6 +4023,7 @@
     <w:qFormat/>
     <w:rsid w:val="00FC693F"/>
     <w:rPr>
+      <w:rFonts w:eastAsia="黑体"/>
       <w:b/>
       <w:bCs/>
       <w:i/>
@@ -3787,6 +4038,7 @@
     <w:qFormat/>
     <w:rsid w:val="00FC693F"/>
     <w:rPr>
+      <w:rFonts w:eastAsia="黑体"/>
       <w:smallCaps/>
       <w:color w:themeColor="accent2" w:val="C0504D"/>
       <w:u w:val="single"/>
@@ -3799,6 +4051,7 @@
     <w:qFormat/>
     <w:rsid w:val="00FC693F"/>
     <w:rPr>
+      <w:rFonts w:eastAsia="黑体"/>
       <w:b/>
       <w:bCs/>
       <w:smallCaps/>
@@ -3814,6 +4067,7 @@
     <w:qFormat/>
     <w:rsid w:val="00FC693F"/>
     <w:rPr>
+      <w:rFonts w:eastAsia="黑体"/>
       <w:b/>
       <w:bCs/>
       <w:smallCaps/>
@@ -3868,6 +4122,7 @@
       <w:spacing w:after="0" w:line="240" w:lineRule="auto"/>
     </w:pPr>
     <w:rPr>
+      <w:rFonts w:eastAsia="黑体"/>
       <w:color w:themeColor="text1" w:themeShade="BF" w:val="000000"/>
     </w:rPr>
     <w:tblPr>
@@ -3890,6 +4145,7 @@
         <w:spacing w:after="0" w:before="0" w:line="240" w:lineRule="auto"/>
       </w:pPr>
       <w:rPr>
+        <w:rFonts w:eastAsia="黑体"/>
         <w:b/>
         <w:bCs/>
       </w:rPr>
@@ -3910,6 +4166,7 @@
         <w:spacing w:after="0" w:before="0" w:line="240" w:lineRule="auto"/>
       </w:pPr>
       <w:rPr>
+        <w:rFonts w:eastAsia="黑体"/>
         <w:b/>
         <w:bCs/>
       </w:rPr>
@@ -3927,12 +4184,14 @@
     </w:tblStylePr>
     <w:tblStylePr w:type="firstCol">
       <w:rPr>
+        <w:rFonts w:eastAsia="黑体"/>
         <w:b/>
         <w:bCs/>
       </w:rPr>
     </w:tblStylePr>
     <w:tblStylePr w:type="lastCol">
       <w:rPr>
+        <w:rFonts w:eastAsia="黑体"/>
         <w:b/>
         <w:bCs/>
       </w:rPr>
@@ -3971,6 +4230,7 @@
       <w:spacing w:after="0" w:line="240" w:lineRule="auto"/>
     </w:pPr>
     <w:rPr>
+      <w:rFonts w:eastAsia="黑体"/>
       <w:color w:themeColor="accent1" w:themeShade="BF" w:val="365F91"/>
     </w:rPr>
     <w:tblPr>
@@ -3993,6 +4253,7 @@
         <w:spacing w:after="0" w:before="0" w:line="240" w:lineRule="auto"/>
       </w:pPr>
       <w:rPr>
+        <w:rFonts w:eastAsia="黑体"/>
         <w:b/>
         <w:bCs/>
       </w:rPr>
@@ -4013,6 +4274,7 @@
         <w:spacing w:after="0" w:before="0" w:line="240" w:lineRule="auto"/>
       </w:pPr>
       <w:rPr>
+        <w:rFonts w:eastAsia="黑体"/>
         <w:b/>
         <w:bCs/>
       </w:rPr>
@@ -4030,12 +4292,14 @@
     </w:tblStylePr>
     <w:tblStylePr w:type="firstCol">
       <w:rPr>
+        <w:rFonts w:eastAsia="黑体"/>
         <w:b/>
         <w:bCs/>
       </w:rPr>
     </w:tblStylePr>
     <w:tblStylePr w:type="lastCol">
       <w:rPr>
+        <w:rFonts w:eastAsia="黑体"/>
         <w:b/>
         <w:bCs/>
       </w:rPr>
@@ -4074,6 +4338,7 @@
       <w:spacing w:after="0" w:line="240" w:lineRule="auto"/>
     </w:pPr>
     <w:rPr>
+      <w:rFonts w:eastAsia="黑体"/>
       <w:color w:themeColor="accent2" w:themeShade="BF" w:val="943634"/>
     </w:rPr>
     <w:tblPr>
@@ -4096,6 +4361,7 @@
         <w:spacing w:after="0" w:before="0" w:line="240" w:lineRule="auto"/>
       </w:pPr>
       <w:rPr>
+        <w:rFonts w:eastAsia="黑体"/>
         <w:b/>
         <w:bCs/>
       </w:rPr>
@@ -4116,6 +4382,7 @@
         <w:spacing w:after="0" w:before="0" w:line="240" w:lineRule="auto"/>
       </w:pPr>
       <w:rPr>
+        <w:rFonts w:eastAsia="黑体"/>
         <w:b/>
         <w:bCs/>
       </w:rPr>
@@ -4133,12 +4400,14 @@
     </w:tblStylePr>
     <w:tblStylePr w:type="firstCol">
       <w:rPr>
+        <w:rFonts w:eastAsia="黑体"/>
         <w:b/>
         <w:bCs/>
       </w:rPr>
     </w:tblStylePr>
     <w:tblStylePr w:type="lastCol">
       <w:rPr>
+        <w:rFonts w:eastAsia="黑体"/>
         <w:b/>
         <w:bCs/>
       </w:rPr>
@@ -4177,6 +4446,7 @@
       <w:spacing w:after="0" w:line="240" w:lineRule="auto"/>
     </w:pPr>
     <w:rPr>
+      <w:rFonts w:eastAsia="黑体"/>
       <w:color w:themeColor="accent3" w:themeShade="BF" w:val="76923C"/>
     </w:rPr>
     <w:tblPr>
@@ -4199,6 +4469,7 @@
         <w:spacing w:after="0" w:before="0" w:line="240" w:lineRule="auto"/>
       </w:pPr>
       <w:rPr>
+        <w:rFonts w:eastAsia="黑体"/>
         <w:b/>
         <w:bCs/>
       </w:rPr>
@@ -4219,6 +4490,7 @@
         <w:spacing w:after="0" w:before="0" w:line="240" w:lineRule="auto"/>
       </w:pPr>
       <w:rPr>
+        <w:rFonts w:eastAsia="黑体"/>
         <w:b/>
         <w:bCs/>
       </w:rPr>
@@ -4236,12 +4508,14 @@
     </w:tblStylePr>
     <w:tblStylePr w:type="firstCol">
       <w:rPr>
+        <w:rFonts w:eastAsia="黑体"/>
         <w:b/>
         <w:bCs/>
       </w:rPr>
     </w:tblStylePr>
     <w:tblStylePr w:type="lastCol">
       <w:rPr>
+        <w:rFonts w:eastAsia="黑体"/>
         <w:b/>
         <w:bCs/>
       </w:rPr>
@@ -4280,6 +4554,7 @@
       <w:spacing w:after="0" w:line="240" w:lineRule="auto"/>
     </w:pPr>
     <w:rPr>
+      <w:rFonts w:eastAsia="黑体"/>
       <w:color w:themeColor="accent4" w:themeShade="BF" w:val="5F497A"/>
     </w:rPr>
     <w:tblPr>
@@ -4302,6 +4577,7 @@
         <w:spacing w:after="0" w:before="0" w:line="240" w:lineRule="auto"/>
       </w:pPr>
       <w:rPr>
+        <w:rFonts w:eastAsia="黑体"/>
         <w:b/>
         <w:bCs/>
       </w:rPr>
@@ -4322,6 +4598,7 @@
         <w:spacing w:after="0" w:before="0" w:line="240" w:lineRule="auto"/>
       </w:pPr>
       <w:rPr>
+        <w:rFonts w:eastAsia="黑体"/>
         <w:b/>
         <w:bCs/>
       </w:rPr>
@@ -4339,12 +4616,14 @@
     </w:tblStylePr>
     <w:tblStylePr w:type="firstCol">
       <w:rPr>
+        <w:rFonts w:eastAsia="黑体"/>
         <w:b/>
         <w:bCs/>
       </w:rPr>
     </w:tblStylePr>
     <w:tblStylePr w:type="lastCol">
       <w:rPr>
+        <w:rFonts w:eastAsia="黑体"/>
         <w:b/>
         <w:bCs/>
       </w:rPr>
@@ -4383,6 +4662,7 @@
       <w:spacing w:after="0" w:line="240" w:lineRule="auto"/>
     </w:pPr>
     <w:rPr>
+      <w:rFonts w:eastAsia="黑体"/>
       <w:color w:themeColor="accent5" w:themeShade="BF" w:val="31849B"/>
     </w:rPr>
     <w:tblPr>
@@ -4405,6 +4685,7 @@
         <w:spacing w:after="0" w:before="0" w:line="240" w:lineRule="auto"/>
       </w:pPr>
       <w:rPr>
+        <w:rFonts w:eastAsia="黑体"/>
         <w:b/>
         <w:bCs/>
       </w:rPr>
@@ -4425,6 +4706,7 @@
         <w:spacing w:after="0" w:before="0" w:line="240" w:lineRule="auto"/>
       </w:pPr>
       <w:rPr>
+        <w:rFonts w:eastAsia="黑体"/>
         <w:b/>
         <w:bCs/>
       </w:rPr>
@@ -4442,12 +4724,14 @@
     </w:tblStylePr>
     <w:tblStylePr w:type="firstCol">
       <w:rPr>
+        <w:rFonts w:eastAsia="黑体"/>
         <w:b/>
         <w:bCs/>
       </w:rPr>
     </w:tblStylePr>
     <w:tblStylePr w:type="lastCol">
       <w:rPr>
+        <w:rFonts w:eastAsia="黑体"/>
         <w:b/>
         <w:bCs/>
       </w:rPr>
@@ -4486,6 +4770,7 @@
       <w:spacing w:after="0" w:line="240" w:lineRule="auto"/>
     </w:pPr>
     <w:rPr>
+      <w:rFonts w:eastAsia="黑体"/>
       <w:color w:themeColor="accent6" w:themeShade="BF" w:val="E36C0A"/>
     </w:rPr>
     <w:tblPr>
@@ -4508,6 +4793,7 @@
         <w:spacing w:after="0" w:before="0" w:line="240" w:lineRule="auto"/>
       </w:pPr>
       <w:rPr>
+        <w:rFonts w:eastAsia="黑体"/>
         <w:b/>
         <w:bCs/>
       </w:rPr>
@@ -4528,6 +4814,7 @@
         <w:spacing w:after="0" w:before="0" w:line="240" w:lineRule="auto"/>
       </w:pPr>
       <w:rPr>
+        <w:rFonts w:eastAsia="黑体"/>
         <w:b/>
         <w:bCs/>
       </w:rPr>
@@ -4545,12 +4832,14 @@
     </w:tblStylePr>
     <w:tblStylePr w:type="firstCol">
       <w:rPr>
+        <w:rFonts w:eastAsia="黑体"/>
         <w:b/>
         <w:bCs/>
       </w:rPr>
     </w:tblStylePr>
     <w:tblStylePr w:type="lastCol">
       <w:rPr>
+        <w:rFonts w:eastAsia="黑体"/>
         <w:b/>
         <w:bCs/>
       </w:rPr>
@@ -4610,6 +4899,7 @@
         <w:spacing w:after="0" w:before="0" w:line="240" w:lineRule="auto"/>
       </w:pPr>
       <w:rPr>
+        <w:rFonts w:eastAsia="黑体"/>
         <w:b/>
         <w:bCs/>
         <w:color w:themeColor="background1" w:val="FFFFFF"/>
@@ -4624,6 +4914,7 @@
         <w:spacing w:after="0" w:before="0" w:line="240" w:lineRule="auto"/>
       </w:pPr>
       <w:rPr>
+        <w:rFonts w:eastAsia="黑体"/>
         <w:b/>
         <w:bCs/>
       </w:rPr>
@@ -4639,12 +4930,14 @@
     </w:tblStylePr>
     <w:tblStylePr w:type="firstCol">
       <w:rPr>
+        <w:rFonts w:eastAsia="黑体"/>
         <w:b/>
         <w:bCs/>
       </w:rPr>
     </w:tblStylePr>
     <w:tblStylePr w:type="lastCol">
       <w:rPr>
+        <w:rFonts w:eastAsia="黑体"/>
         <w:b/>
         <w:bCs/>
       </w:rPr>
@@ -4702,6 +4995,7 @@
         <w:spacing w:after="0" w:before="0" w:line="240" w:lineRule="auto"/>
       </w:pPr>
       <w:rPr>
+        <w:rFonts w:eastAsia="黑体"/>
         <w:b/>
         <w:bCs/>
         <w:color w:themeColor="background1" w:val="FFFFFF"/>
@@ -4716,6 +5010,7 @@
         <w:spacing w:after="0" w:before="0" w:line="240" w:lineRule="auto"/>
       </w:pPr>
       <w:rPr>
+        <w:rFonts w:eastAsia="黑体"/>
         <w:b/>
         <w:bCs/>
       </w:rPr>
@@ -4731,12 +5026,14 @@
     </w:tblStylePr>
     <w:tblStylePr w:type="firstCol">
       <w:rPr>
+        <w:rFonts w:eastAsia="黑体"/>
         <w:b/>
         <w:bCs/>
       </w:rPr>
     </w:tblStylePr>
     <w:tblStylePr w:type="lastCol">
       <w:rPr>
+        <w:rFonts w:eastAsia="黑体"/>
         <w:b/>
         <w:bCs/>
       </w:rPr>
@@ -4794,6 +5091,7 @@
         <w:spacing w:after="0" w:before="0" w:line="240" w:lineRule="auto"/>
       </w:pPr>
       <w:rPr>
+        <w:rFonts w:eastAsia="黑体"/>
         <w:b/>
         <w:bCs/>
         <w:color w:themeColor="background1" w:val="FFFFFF"/>
@@ -4808,6 +5106,7 @@
         <w:spacing w:after="0" w:before="0" w:line="240" w:lineRule="auto"/>
       </w:pPr>
       <w:rPr>
+        <w:rFonts w:eastAsia="黑体"/>
         <w:b/>
         <w:bCs/>
       </w:rPr>
@@ -4823,12 +5122,14 @@
     </w:tblStylePr>
     <w:tblStylePr w:type="firstCol">
       <w:rPr>
+        <w:rFonts w:eastAsia="黑体"/>
         <w:b/>
         <w:bCs/>
       </w:rPr>
     </w:tblStylePr>
     <w:tblStylePr w:type="lastCol">
       <w:rPr>
+        <w:rFonts w:eastAsia="黑体"/>
         <w:b/>
         <w:bCs/>
       </w:rPr>
@@ -4886,6 +5187,7 @@
         <w:spacing w:after="0" w:before="0" w:line="240" w:lineRule="auto"/>
       </w:pPr>
       <w:rPr>
+        <w:rFonts w:eastAsia="黑体"/>
         <w:b/>
         <w:bCs/>
         <w:color w:themeColor="background1" w:val="FFFFFF"/>
@@ -4900,6 +5202,7 @@
         <w:spacing w:after="0" w:before="0" w:line="240" w:lineRule="auto"/>
       </w:pPr>
       <w:rPr>
+        <w:rFonts w:eastAsia="黑体"/>
         <w:b/>
         <w:bCs/>
       </w:rPr>
@@ -4915,12 +5218,14 @@
     </w:tblStylePr>
     <w:tblStylePr w:type="firstCol">
       <w:rPr>
+        <w:rFonts w:eastAsia="黑体"/>
         <w:b/>
         <w:bCs/>
       </w:rPr>
     </w:tblStylePr>
     <w:tblStylePr w:type="lastCol">
       <w:rPr>
+        <w:rFonts w:eastAsia="黑体"/>
         <w:b/>
         <w:bCs/>
       </w:rPr>
@@ -4978,6 +5283,7 @@
         <w:spacing w:after="0" w:before="0" w:line="240" w:lineRule="auto"/>
       </w:pPr>
       <w:rPr>
+        <w:rFonts w:eastAsia="黑体"/>
         <w:b/>
         <w:bCs/>
         <w:color w:themeColor="background1" w:val="FFFFFF"/>
@@ -4992,6 +5298,7 @@
         <w:spacing w:after="0" w:before="0" w:line="240" w:lineRule="auto"/>
       </w:pPr>
       <w:rPr>
+        <w:rFonts w:eastAsia="黑体"/>
         <w:b/>
         <w:bCs/>
       </w:rPr>
@@ -5007,12 +5314,14 @@
     </w:tblStylePr>
     <w:tblStylePr w:type="firstCol">
       <w:rPr>
+        <w:rFonts w:eastAsia="黑体"/>
         <w:b/>
         <w:bCs/>
       </w:rPr>
     </w:tblStylePr>
     <w:tblStylePr w:type="lastCol">
       <w:rPr>
+        <w:rFonts w:eastAsia="黑体"/>
         <w:b/>
         <w:bCs/>
       </w:rPr>
@@ -5070,6 +5379,7 @@
         <w:spacing w:after="0" w:before="0" w:line="240" w:lineRule="auto"/>
       </w:pPr>
       <w:rPr>
+        <w:rFonts w:eastAsia="黑体"/>
         <w:b/>
         <w:bCs/>
         <w:color w:themeColor="background1" w:val="FFFFFF"/>
@@ -5084,6 +5394,7 @@
         <w:spacing w:after="0" w:before="0" w:line="240" w:lineRule="auto"/>
       </w:pPr>
       <w:rPr>
+        <w:rFonts w:eastAsia="黑体"/>
         <w:b/>
         <w:bCs/>
       </w:rPr>
@@ -5099,12 +5410,14 @@
     </w:tblStylePr>
     <w:tblStylePr w:type="firstCol">
       <w:rPr>
+        <w:rFonts w:eastAsia="黑体"/>
         <w:b/>
         <w:bCs/>
       </w:rPr>
     </w:tblStylePr>
     <w:tblStylePr w:type="lastCol">
       <w:rPr>
+        <w:rFonts w:eastAsia="黑体"/>
         <w:b/>
         <w:bCs/>
       </w:rPr>
@@ -5162,6 +5475,7 @@
         <w:spacing w:after="0" w:before="0" w:line="240" w:lineRule="auto"/>
       </w:pPr>
       <w:rPr>
+        <w:rFonts w:eastAsia="黑体"/>
         <w:b/>
         <w:bCs/>
         <w:color w:themeColor="background1" w:val="FFFFFF"/>
@@ -5176,6 +5490,7 @@
         <w:spacing w:after="0" w:before="0" w:line="240" w:lineRule="auto"/>
       </w:pPr>
       <w:rPr>
+        <w:rFonts w:eastAsia="黑体"/>
         <w:b/>
         <w:bCs/>
       </w:rPr>
@@ -5191,12 +5506,14 @@
     </w:tblStylePr>
     <w:tblStylePr w:type="firstCol">
       <w:rPr>
+        <w:rFonts w:eastAsia="黑体"/>
         <w:b/>
         <w:bCs/>
       </w:rPr>
     </w:tblStylePr>
     <w:tblStylePr w:type="lastCol">
       <w:rPr>
+        <w:rFonts w:eastAsia="黑体"/>
         <w:b/>
         <w:bCs/>
       </w:rPr>
@@ -5256,7 +5573,7 @@
         <w:spacing w:after="0" w:before="0" w:line="240" w:lineRule="auto"/>
       </w:pPr>
       <w:rPr>
-        <w:rFonts w:asciiTheme="majorHAnsi" w:cstheme="majorBidi" w:eastAsiaTheme="majorEastAsia" w:hAnsiTheme="majorHAnsi"/>
+        <w:rFonts w:asciiTheme="majorHAnsi" w:cstheme="majorBidi" w:hAnsiTheme="majorHAnsi" w:eastAsia="黑体"/>
         <w:b/>
         <w:bCs/>
       </w:rPr>
@@ -5277,7 +5594,7 @@
         <w:spacing w:after="0" w:before="0" w:line="240" w:lineRule="auto"/>
       </w:pPr>
       <w:rPr>
-        <w:rFonts w:asciiTheme="majorHAnsi" w:cstheme="majorBidi" w:eastAsiaTheme="majorEastAsia" w:hAnsiTheme="majorHAnsi"/>
+        <w:rFonts w:asciiTheme="majorHAnsi" w:cstheme="majorBidi" w:hAnsiTheme="majorHAnsi" w:eastAsia="黑体"/>
         <w:b/>
         <w:bCs/>
       </w:rPr>
@@ -5295,14 +5612,14 @@
     </w:tblStylePr>
     <w:tblStylePr w:type="firstCol">
       <w:rPr>
-        <w:rFonts w:asciiTheme="majorHAnsi" w:cstheme="majorBidi" w:eastAsiaTheme="majorEastAsia" w:hAnsiTheme="majorHAnsi"/>
+        <w:rFonts w:asciiTheme="majorHAnsi" w:cstheme="majorBidi" w:hAnsiTheme="majorHAnsi" w:eastAsia="黑体"/>
         <w:b/>
         <w:bCs/>
       </w:rPr>
     </w:tblStylePr>
     <w:tblStylePr w:type="lastCol">
       <w:rPr>
-        <w:rFonts w:asciiTheme="majorHAnsi" w:cstheme="majorBidi" w:eastAsiaTheme="majorEastAsia" w:hAnsiTheme="majorHAnsi"/>
+        <w:rFonts w:asciiTheme="majorHAnsi" w:cstheme="majorBidi" w:hAnsiTheme="majorHAnsi" w:eastAsia="黑体"/>
         <w:b/>
         <w:bCs/>
       </w:rPr>
@@ -5386,7 +5703,7 @@
         <w:spacing w:after="0" w:before="0" w:line="240" w:lineRule="auto"/>
       </w:pPr>
       <w:rPr>
-        <w:rFonts w:asciiTheme="majorHAnsi" w:cstheme="majorBidi" w:eastAsiaTheme="majorEastAsia" w:hAnsiTheme="majorHAnsi"/>
+        <w:rFonts w:asciiTheme="majorHAnsi" w:cstheme="majorBidi" w:hAnsiTheme="majorHAnsi" w:eastAsia="黑体"/>
         <w:b/>
         <w:bCs/>
       </w:rPr>
@@ -5407,7 +5724,7 @@
         <w:spacing w:after="0" w:before="0" w:line="240" w:lineRule="auto"/>
       </w:pPr>
       <w:rPr>
-        <w:rFonts w:asciiTheme="majorHAnsi" w:cstheme="majorBidi" w:eastAsiaTheme="majorEastAsia" w:hAnsiTheme="majorHAnsi"/>
+        <w:rFonts w:asciiTheme="majorHAnsi" w:cstheme="majorBidi" w:hAnsiTheme="majorHAnsi" w:eastAsia="黑体"/>
         <w:b/>
         <w:bCs/>
       </w:rPr>
@@ -5425,14 +5742,14 @@
     </w:tblStylePr>
     <w:tblStylePr w:type="firstCol">
       <w:rPr>
-        <w:rFonts w:asciiTheme="majorHAnsi" w:cstheme="majorBidi" w:eastAsiaTheme="majorEastAsia" w:hAnsiTheme="majorHAnsi"/>
+        <w:rFonts w:asciiTheme="majorHAnsi" w:cstheme="majorBidi" w:hAnsiTheme="majorHAnsi" w:eastAsia="黑体"/>
         <w:b/>
         <w:bCs/>
       </w:rPr>
     </w:tblStylePr>
     <w:tblStylePr w:type="lastCol">
       <w:rPr>
-        <w:rFonts w:asciiTheme="majorHAnsi" w:cstheme="majorBidi" w:eastAsiaTheme="majorEastAsia" w:hAnsiTheme="majorHAnsi"/>
+        <w:rFonts w:asciiTheme="majorHAnsi" w:cstheme="majorBidi" w:hAnsiTheme="majorHAnsi" w:eastAsia="黑体"/>
         <w:b/>
         <w:bCs/>
       </w:rPr>
@@ -5516,7 +5833,7 @@
         <w:spacing w:after="0" w:before="0" w:line="240" w:lineRule="auto"/>
       </w:pPr>
       <w:rPr>
-        <w:rFonts w:asciiTheme="majorHAnsi" w:cstheme="majorBidi" w:eastAsiaTheme="majorEastAsia" w:hAnsiTheme="majorHAnsi"/>
+        <w:rFonts w:asciiTheme="majorHAnsi" w:cstheme="majorBidi" w:hAnsiTheme="majorHAnsi" w:eastAsia="黑体"/>
         <w:b/>
         <w:bCs/>
       </w:rPr>
@@ -5537,7 +5854,7 @@
         <w:spacing w:after="0" w:before="0" w:line="240" w:lineRule="auto"/>
       </w:pPr>
       <w:rPr>
-        <w:rFonts w:asciiTheme="majorHAnsi" w:cstheme="majorBidi" w:eastAsiaTheme="majorEastAsia" w:hAnsiTheme="majorHAnsi"/>
+        <w:rFonts w:asciiTheme="majorHAnsi" w:cstheme="majorBidi" w:hAnsiTheme="majorHAnsi" w:eastAsia="黑体"/>
         <w:b/>
         <w:bCs/>
       </w:rPr>
@@ -5555,14 +5872,14 @@
     </w:tblStylePr>
     <w:tblStylePr w:type="firstCol">
       <w:rPr>
-        <w:rFonts w:asciiTheme="majorHAnsi" w:cstheme="majorBidi" w:eastAsiaTheme="majorEastAsia" w:hAnsiTheme="majorHAnsi"/>
+        <w:rFonts w:asciiTheme="majorHAnsi" w:cstheme="majorBidi" w:hAnsiTheme="majorHAnsi" w:eastAsia="黑体"/>
         <w:b/>
         <w:bCs/>
       </w:rPr>
     </w:tblStylePr>
     <w:tblStylePr w:type="lastCol">
       <w:rPr>
-        <w:rFonts w:asciiTheme="majorHAnsi" w:cstheme="majorBidi" w:eastAsiaTheme="majorEastAsia" w:hAnsiTheme="majorHAnsi"/>
+        <w:rFonts w:asciiTheme="majorHAnsi" w:cstheme="majorBidi" w:hAnsiTheme="majorHAnsi" w:eastAsia="黑体"/>
         <w:b/>
         <w:bCs/>
       </w:rPr>
@@ -5646,7 +5963,7 @@
         <w:spacing w:after="0" w:before="0" w:line="240" w:lineRule="auto"/>
       </w:pPr>
       <w:rPr>
-        <w:rFonts w:asciiTheme="majorHAnsi" w:cstheme="majorBidi" w:eastAsiaTheme="majorEastAsia" w:hAnsiTheme="majorHAnsi"/>
+        <w:rFonts w:asciiTheme="majorHAnsi" w:cstheme="majorBidi" w:hAnsiTheme="majorHAnsi" w:eastAsia="黑体"/>
         <w:b/>
         <w:bCs/>
       </w:rPr>
@@ -5667,7 +5984,7 @@
         <w:spacing w:after="0" w:before="0" w:line="240" w:lineRule="auto"/>
       </w:pPr>
       <w:rPr>
-        <w:rFonts w:asciiTheme="majorHAnsi" w:cstheme="majorBidi" w:eastAsiaTheme="majorEastAsia" w:hAnsiTheme="majorHAnsi"/>
+        <w:rFonts w:asciiTheme="majorHAnsi" w:cstheme="majorBidi" w:hAnsiTheme="majorHAnsi" w:eastAsia="黑体"/>
         <w:b/>
         <w:bCs/>
       </w:rPr>
@@ -5685,14 +6002,14 @@
     </w:tblStylePr>
     <w:tblStylePr w:type="firstCol">
       <w:rPr>
-        <w:rFonts w:asciiTheme="majorHAnsi" w:cstheme="majorBidi" w:eastAsiaTheme="majorEastAsia" w:hAnsiTheme="majorHAnsi"/>
+        <w:rFonts w:asciiTheme="majorHAnsi" w:cstheme="majorBidi" w:hAnsiTheme="majorHAnsi" w:eastAsia="黑体"/>
         <w:b/>
         <w:bCs/>
       </w:rPr>
     </w:tblStylePr>
     <w:tblStylePr w:type="lastCol">
       <w:rPr>
-        <w:rFonts w:asciiTheme="majorHAnsi" w:cstheme="majorBidi" w:eastAsiaTheme="majorEastAsia" w:hAnsiTheme="majorHAnsi"/>
+        <w:rFonts w:asciiTheme="majorHAnsi" w:cstheme="majorBidi" w:hAnsiTheme="majorHAnsi" w:eastAsia="黑体"/>
         <w:b/>
         <w:bCs/>
       </w:rPr>
@@ -5776,7 +6093,7 @@
         <w:spacing w:after="0" w:before="0" w:line="240" w:lineRule="auto"/>
       </w:pPr>
       <w:rPr>
-        <w:rFonts w:asciiTheme="majorHAnsi" w:cstheme="majorBidi" w:eastAsiaTheme="majorEastAsia" w:hAnsiTheme="majorHAnsi"/>
+        <w:rFonts w:asciiTheme="majorHAnsi" w:cstheme="majorBidi" w:hAnsiTheme="majorHAnsi" w:eastAsia="黑体"/>
         <w:b/>
         <w:bCs/>
       </w:rPr>
@@ -5797,7 +6114,7 @@
         <w:spacing w:after="0" w:before="0" w:line="240" w:lineRule="auto"/>
       </w:pPr>
       <w:rPr>
-        <w:rFonts w:asciiTheme="majorHAnsi" w:cstheme="majorBidi" w:eastAsiaTheme="majorEastAsia" w:hAnsiTheme="majorHAnsi"/>
+        <w:rFonts w:asciiTheme="majorHAnsi" w:cstheme="majorBidi" w:hAnsiTheme="majorHAnsi" w:eastAsia="黑体"/>
         <w:b/>
         <w:bCs/>
       </w:rPr>
@@ -5815,14 +6132,14 @@
     </w:tblStylePr>
     <w:tblStylePr w:type="firstCol">
       <w:rPr>
-        <w:rFonts w:asciiTheme="majorHAnsi" w:cstheme="majorBidi" w:eastAsiaTheme="majorEastAsia" w:hAnsiTheme="majorHAnsi"/>
+        <w:rFonts w:asciiTheme="majorHAnsi" w:cstheme="majorBidi" w:hAnsiTheme="majorHAnsi" w:eastAsia="黑体"/>
         <w:b/>
         <w:bCs/>
       </w:rPr>
     </w:tblStylePr>
     <w:tblStylePr w:type="lastCol">
       <w:rPr>
-        <w:rFonts w:asciiTheme="majorHAnsi" w:cstheme="majorBidi" w:eastAsiaTheme="majorEastAsia" w:hAnsiTheme="majorHAnsi"/>
+        <w:rFonts w:asciiTheme="majorHAnsi" w:cstheme="majorBidi" w:hAnsiTheme="majorHAnsi" w:eastAsia="黑体"/>
         <w:b/>
         <w:bCs/>
       </w:rPr>
@@ -5906,7 +6223,7 @@
         <w:spacing w:after="0" w:before="0" w:line="240" w:lineRule="auto"/>
       </w:pPr>
       <w:rPr>
-        <w:rFonts w:asciiTheme="majorHAnsi" w:cstheme="majorBidi" w:eastAsiaTheme="majorEastAsia" w:hAnsiTheme="majorHAnsi"/>
+        <w:rFonts w:asciiTheme="majorHAnsi" w:cstheme="majorBidi" w:hAnsiTheme="majorHAnsi" w:eastAsia="黑体"/>
         <w:b/>
         <w:bCs/>
       </w:rPr>
@@ -5927,7 +6244,7 @@
         <w:spacing w:after="0" w:before="0" w:line="240" w:lineRule="auto"/>
       </w:pPr>
       <w:rPr>
-        <w:rFonts w:asciiTheme="majorHAnsi" w:cstheme="majorBidi" w:eastAsiaTheme="majorEastAsia" w:hAnsiTheme="majorHAnsi"/>
+        <w:rFonts w:asciiTheme="majorHAnsi" w:cstheme="majorBidi" w:hAnsiTheme="majorHAnsi" w:eastAsia="黑体"/>
         <w:b/>
         <w:bCs/>
       </w:rPr>
@@ -5945,14 +6262,14 @@
     </w:tblStylePr>
     <w:tblStylePr w:type="firstCol">
       <w:rPr>
-        <w:rFonts w:asciiTheme="majorHAnsi" w:cstheme="majorBidi" w:eastAsiaTheme="majorEastAsia" w:hAnsiTheme="majorHAnsi"/>
+        <w:rFonts w:asciiTheme="majorHAnsi" w:cstheme="majorBidi" w:hAnsiTheme="majorHAnsi" w:eastAsia="黑体"/>
         <w:b/>
         <w:bCs/>
       </w:rPr>
     </w:tblStylePr>
     <w:tblStylePr w:type="lastCol">
       <w:rPr>
-        <w:rFonts w:asciiTheme="majorHAnsi" w:cstheme="majorBidi" w:eastAsiaTheme="majorEastAsia" w:hAnsiTheme="majorHAnsi"/>
+        <w:rFonts w:asciiTheme="majorHAnsi" w:cstheme="majorBidi" w:hAnsiTheme="majorHAnsi" w:eastAsia="黑体"/>
         <w:b/>
         <w:bCs/>
       </w:rPr>
@@ -6036,7 +6353,7 @@
         <w:spacing w:after="0" w:before="0" w:line="240" w:lineRule="auto"/>
       </w:pPr>
       <w:rPr>
-        <w:rFonts w:asciiTheme="majorHAnsi" w:cstheme="majorBidi" w:eastAsiaTheme="majorEastAsia" w:hAnsiTheme="majorHAnsi"/>
+        <w:rFonts w:asciiTheme="majorHAnsi" w:cstheme="majorBidi" w:hAnsiTheme="majorHAnsi" w:eastAsia="黑体"/>
         <w:b/>
         <w:bCs/>
       </w:rPr>
@@ -6057,7 +6374,7 @@
         <w:spacing w:after="0" w:before="0" w:line="240" w:lineRule="auto"/>
       </w:pPr>
       <w:rPr>
-        <w:rFonts w:asciiTheme="majorHAnsi" w:cstheme="majorBidi" w:eastAsiaTheme="majorEastAsia" w:hAnsiTheme="majorHAnsi"/>
+        <w:rFonts w:asciiTheme="majorHAnsi" w:cstheme="majorBidi" w:hAnsiTheme="majorHAnsi" w:eastAsia="黑体"/>
         <w:b/>
         <w:bCs/>
       </w:rPr>
@@ -6075,14 +6392,14 @@
     </w:tblStylePr>
     <w:tblStylePr w:type="firstCol">
       <w:rPr>
-        <w:rFonts w:asciiTheme="majorHAnsi" w:cstheme="majorBidi" w:eastAsiaTheme="majorEastAsia" w:hAnsiTheme="majorHAnsi"/>
+        <w:rFonts w:asciiTheme="majorHAnsi" w:cstheme="majorBidi" w:hAnsiTheme="majorHAnsi" w:eastAsia="黑体"/>
         <w:b/>
         <w:bCs/>
       </w:rPr>
     </w:tblStylePr>
     <w:tblStylePr w:type="lastCol">
       <w:rPr>
-        <w:rFonts w:asciiTheme="majorHAnsi" w:cstheme="majorBidi" w:eastAsiaTheme="majorEastAsia" w:hAnsiTheme="majorHAnsi"/>
+        <w:rFonts w:asciiTheme="majorHAnsi" w:cstheme="majorBidi" w:hAnsiTheme="majorHAnsi" w:eastAsia="黑体"/>
         <w:b/>
         <w:bCs/>
       </w:rPr>
@@ -6165,6 +6482,7 @@
         <w:spacing w:after="0" w:before="0" w:line="240" w:lineRule="auto"/>
       </w:pPr>
       <w:rPr>
+        <w:rFonts w:eastAsia="黑体"/>
         <w:b/>
         <w:bCs/>
         <w:color w:themeColor="background1" w:val="FFFFFF"/>
@@ -6187,6 +6505,7 @@
         <w:spacing w:after="0" w:before="0" w:line="240" w:lineRule="auto"/>
       </w:pPr>
       <w:rPr>
+        <w:rFonts w:eastAsia="黑体"/>
         <w:b/>
         <w:bCs/>
       </w:rPr>
@@ -6204,12 +6523,14 @@
     </w:tblStylePr>
     <w:tblStylePr w:type="firstCol">
       <w:rPr>
+        <w:rFonts w:eastAsia="黑体"/>
         <w:b/>
         <w:bCs/>
       </w:rPr>
     </w:tblStylePr>
     <w:tblStylePr w:type="lastCol">
       <w:rPr>
+        <w:rFonts w:eastAsia="黑体"/>
         <w:b/>
         <w:bCs/>
       </w:rPr>
@@ -6271,6 +6592,7 @@
         <w:spacing w:after="0" w:before="0" w:line="240" w:lineRule="auto"/>
       </w:pPr>
       <w:rPr>
+        <w:rFonts w:eastAsia="黑体"/>
         <w:b/>
         <w:bCs/>
         <w:color w:themeColor="background1" w:val="FFFFFF"/>
@@ -6293,6 +6615,7 @@
         <w:spacing w:after="0" w:before="0" w:line="240" w:lineRule="auto"/>
       </w:pPr>
       <w:rPr>
+        <w:rFonts w:eastAsia="黑体"/>
         <w:b/>
         <w:bCs/>
       </w:rPr>
@@ -6310,12 +6633,14 @@
     </w:tblStylePr>
     <w:tblStylePr w:type="firstCol">
       <w:rPr>
+        <w:rFonts w:eastAsia="黑体"/>
         <w:b/>
         <w:bCs/>
       </w:rPr>
     </w:tblStylePr>
     <w:tblStylePr w:type="lastCol">
       <w:rPr>
+        <w:rFonts w:eastAsia="黑体"/>
         <w:b/>
         <w:bCs/>
       </w:rPr>
@@ -6377,6 +6702,7 @@
         <w:spacing w:after="0" w:before="0" w:line="240" w:lineRule="auto"/>
       </w:pPr>
       <w:rPr>
+        <w:rFonts w:eastAsia="黑体"/>
         <w:b/>
         <w:bCs/>
         <w:color w:themeColor="background1" w:val="FFFFFF"/>
@@ -6399,6 +6725,7 @@
         <w:spacing w:after="0" w:before="0" w:line="240" w:lineRule="auto"/>
       </w:pPr>
       <w:rPr>
+        <w:rFonts w:eastAsia="黑体"/>
         <w:b/>
         <w:bCs/>
       </w:rPr>
@@ -6416,12 +6743,14 @@
     </w:tblStylePr>
     <w:tblStylePr w:type="firstCol">
       <w:rPr>
+        <w:rFonts w:eastAsia="黑体"/>
         <w:b/>
         <w:bCs/>
       </w:rPr>
     </w:tblStylePr>
     <w:tblStylePr w:type="lastCol">
       <w:rPr>
+        <w:rFonts w:eastAsia="黑体"/>
         <w:b/>
         <w:bCs/>
       </w:rPr>
@@ -6483,6 +6812,7 @@
         <w:spacing w:after="0" w:before="0" w:line="240" w:lineRule="auto"/>
       </w:pPr>
       <w:rPr>
+        <w:rFonts w:eastAsia="黑体"/>
         <w:b/>
         <w:bCs/>
         <w:color w:themeColor="background1" w:val="FFFFFF"/>
@@ -6505,6 +6835,7 @@
         <w:spacing w:after="0" w:before="0" w:line="240" w:lineRule="auto"/>
       </w:pPr>
       <w:rPr>
+        <w:rFonts w:eastAsia="黑体"/>
         <w:b/>
         <w:bCs/>
       </w:rPr>
@@ -6522,12 +6853,14 @@
     </w:tblStylePr>
     <w:tblStylePr w:type="firstCol">
       <w:rPr>
+        <w:rFonts w:eastAsia="黑体"/>
         <w:b/>
         <w:bCs/>
       </w:rPr>
     </w:tblStylePr>
     <w:tblStylePr w:type="lastCol">
       <w:rPr>
+        <w:rFonts w:eastAsia="黑体"/>
         <w:b/>
         <w:bCs/>
       </w:rPr>
@@ -6589,6 +6922,7 @@
         <w:spacing w:after="0" w:before="0" w:line="240" w:lineRule="auto"/>
       </w:pPr>
       <w:rPr>
+        <w:rFonts w:eastAsia="黑体"/>
         <w:b/>
         <w:bCs/>
         <w:color w:themeColor="background1" w:val="FFFFFF"/>
@@ -6611,6 +6945,7 @@
         <w:spacing w:after="0" w:before="0" w:line="240" w:lineRule="auto"/>
       </w:pPr>
       <w:rPr>
+        <w:rFonts w:eastAsia="黑体"/>
         <w:b/>
         <w:bCs/>
       </w:rPr>
@@ -6628,12 +6963,14 @@
     </w:tblStylePr>
     <w:tblStylePr w:type="firstCol">
       <w:rPr>
+        <w:rFonts w:eastAsia="黑体"/>
         <w:b/>
         <w:bCs/>
       </w:rPr>
     </w:tblStylePr>
     <w:tblStylePr w:type="lastCol">
       <w:rPr>
+        <w:rFonts w:eastAsia="黑体"/>
         <w:b/>
         <w:bCs/>
       </w:rPr>
@@ -6695,6 +7032,7 @@
         <w:spacing w:after="0" w:before="0" w:line="240" w:lineRule="auto"/>
       </w:pPr>
       <w:rPr>
+        <w:rFonts w:eastAsia="黑体"/>
         <w:b/>
         <w:bCs/>
         <w:color w:themeColor="background1" w:val="FFFFFF"/>
@@ -6717,6 +7055,7 @@
         <w:spacing w:after="0" w:before="0" w:line="240" w:lineRule="auto"/>
       </w:pPr>
       <w:rPr>
+        <w:rFonts w:eastAsia="黑体"/>
         <w:b/>
         <w:bCs/>
       </w:rPr>
@@ -6734,12 +7073,14 @@
     </w:tblStylePr>
     <w:tblStylePr w:type="firstCol">
       <w:rPr>
+        <w:rFonts w:eastAsia="黑体"/>
         <w:b/>
         <w:bCs/>
       </w:rPr>
     </w:tblStylePr>
     <w:tblStylePr w:type="lastCol">
       <w:rPr>
+        <w:rFonts w:eastAsia="黑体"/>
         <w:b/>
         <w:bCs/>
       </w:rPr>
@@ -6801,6 +7142,7 @@
         <w:spacing w:after="0" w:before="0" w:line="240" w:lineRule="auto"/>
       </w:pPr>
       <w:rPr>
+        <w:rFonts w:eastAsia="黑体"/>
         <w:b/>
         <w:bCs/>
         <w:color w:themeColor="background1" w:val="FFFFFF"/>
@@ -6823,6 +7165,7 @@
         <w:spacing w:after="0" w:before="0" w:line="240" w:lineRule="auto"/>
       </w:pPr>
       <w:rPr>
+        <w:rFonts w:eastAsia="黑体"/>
         <w:b/>
         <w:bCs/>
       </w:rPr>
@@ -6840,12 +7183,14 @@
     </w:tblStylePr>
     <w:tblStylePr w:type="firstCol">
       <w:rPr>
+        <w:rFonts w:eastAsia="黑体"/>
         <w:b/>
         <w:bCs/>
       </w:rPr>
     </w:tblStylePr>
     <w:tblStylePr w:type="lastCol">
       <w:rPr>
+        <w:rFonts w:eastAsia="黑体"/>
         <w:b/>
         <w:bCs/>
       </w:rPr>
@@ -6904,6 +7249,7 @@
         <w:spacing w:after="0" w:before="0" w:line="240" w:lineRule="auto"/>
       </w:pPr>
       <w:rPr>
+        <w:rFonts w:eastAsia="黑体"/>
         <w:b/>
         <w:bCs/>
         <w:color w:themeColor="background1" w:val="FFFFFF"/>
@@ -6926,6 +7272,7 @@
         <w:spacing w:after="0" w:before="0" w:line="240" w:lineRule="auto"/>
       </w:pPr>
       <w:rPr>
+        <w:rFonts w:eastAsia="黑体"/>
         <w:color w:val="auto"/>
       </w:rPr>
       <w:tblPr/>
@@ -6943,6 +7290,7 @@
     </w:tblStylePr>
     <w:tblStylePr w:type="firstCol">
       <w:rPr>
+        <w:rFonts w:eastAsia="黑体"/>
         <w:b/>
         <w:bCs/>
         <w:color w:themeColor="background1" w:val="FFFFFF"/>
@@ -6962,6 +7310,7 @@
     </w:tblStylePr>
     <w:tblStylePr w:type="lastCol">
       <w:rPr>
+        <w:rFonts w:eastAsia="黑体"/>
         <w:b/>
         <w:bCs/>
         <w:color w:themeColor="background1" w:val="FFFFFF"/>
@@ -7010,6 +7359,7 @@
     </w:tblStylePr>
     <w:tblStylePr w:type="nwCell">
       <w:rPr>
+        <w:rFonts w:eastAsia="黑体"/>
         <w:color w:themeColor="background1" w:val="FFFFFF"/>
       </w:rPr>
       <w:tblPr/>
@@ -7053,6 +7403,7 @@
         <w:spacing w:after="0" w:before="0" w:line="240" w:lineRule="auto"/>
       </w:pPr>
       <w:rPr>
+        <w:rFonts w:eastAsia="黑体"/>
         <w:b/>
         <w:bCs/>
         <w:color w:themeColor="background1" w:val="FFFFFF"/>
@@ -7075,6 +7426,7 @@
         <w:spacing w:after="0" w:before="0" w:line="240" w:lineRule="auto"/>
       </w:pPr>
       <w:rPr>
+        <w:rFonts w:eastAsia="黑体"/>
         <w:color w:val="auto"/>
       </w:rPr>
       <w:tblPr/>
@@ -7092,6 +7444,7 @@
     </w:tblStylePr>
     <w:tblStylePr w:type="firstCol">
       <w:rPr>
+        <w:rFonts w:eastAsia="黑体"/>
         <w:b/>
         <w:bCs/>
         <w:color w:themeColor="background1" w:val="FFFFFF"/>
@@ -7111,6 +7464,7 @@
     </w:tblStylePr>
     <w:tblStylePr w:type="lastCol">
       <w:rPr>
+        <w:rFonts w:eastAsia="黑体"/>
         <w:b/>
         <w:bCs/>
         <w:color w:themeColor="background1" w:val="FFFFFF"/>
@@ -7159,6 +7513,7 @@
     </w:tblStylePr>
     <w:tblStylePr w:type="nwCell">
       <w:rPr>
+        <w:rFonts w:eastAsia="黑体"/>
         <w:color w:themeColor="background1" w:val="FFFFFF"/>
       </w:rPr>
       <w:tblPr/>
@@ -7202,6 +7557,7 @@
         <w:spacing w:after="0" w:before="0" w:line="240" w:lineRule="auto"/>
       </w:pPr>
       <w:rPr>
+        <w:rFonts w:eastAsia="黑体"/>
         <w:b/>
         <w:bCs/>
         <w:color w:themeColor="background1" w:val="FFFFFF"/>
@@ -7224,6 +7580,7 @@
         <w:spacing w:after="0" w:before="0" w:line="240" w:lineRule="auto"/>
       </w:pPr>
       <w:rPr>
+        <w:rFonts w:eastAsia="黑体"/>
         <w:color w:val="auto"/>
       </w:rPr>
       <w:tblPr/>
@@ -7241,6 +7598,7 @@
     </w:tblStylePr>
     <w:tblStylePr w:type="firstCol">
       <w:rPr>
+        <w:rFonts w:eastAsia="黑体"/>
         <w:b/>
         <w:bCs/>
         <w:color w:themeColor="background1" w:val="FFFFFF"/>
@@ -7260,6 +7618,7 @@
     </w:tblStylePr>
     <w:tblStylePr w:type="lastCol">
       <w:rPr>
+        <w:rFonts w:eastAsia="黑体"/>
         <w:b/>
         <w:bCs/>
         <w:color w:themeColor="background1" w:val="FFFFFF"/>
@@ -7308,6 +7667,7 @@
     </w:tblStylePr>
     <w:tblStylePr w:type="nwCell">
       <w:rPr>
+        <w:rFonts w:eastAsia="黑体"/>
         <w:color w:themeColor="background1" w:val="FFFFFF"/>
       </w:rPr>
       <w:tblPr/>
@@ -7351,6 +7711,7 @@
         <w:spacing w:after="0" w:before="0" w:line="240" w:lineRule="auto"/>
       </w:pPr>
       <w:rPr>
+        <w:rFonts w:eastAsia="黑体"/>
         <w:b/>
         <w:bCs/>
         <w:color w:themeColor="background1" w:val="FFFFFF"/>
@@ -7373,6 +7734,7 @@
         <w:spacing w:after="0" w:before="0" w:line="240" w:lineRule="auto"/>
       </w:pPr>
       <w:rPr>
+        <w:rFonts w:eastAsia="黑体"/>
         <w:color w:val="auto"/>
       </w:rPr>
       <w:tblPr/>
@@ -7390,6 +7752,7 @@
     </w:tblStylePr>
     <w:tblStylePr w:type="firstCol">
       <w:rPr>
+        <w:rFonts w:eastAsia="黑体"/>
         <w:b/>
         <w:bCs/>
         <w:color w:themeColor="background1" w:val="FFFFFF"/>
@@ -7409,6 +7772,7 @@
     </w:tblStylePr>
     <w:tblStylePr w:type="lastCol">
       <w:rPr>
+        <w:rFonts w:eastAsia="黑体"/>
         <w:b/>
         <w:bCs/>
         <w:color w:themeColor="background1" w:val="FFFFFF"/>
@@ -7457,6 +7821,7 @@
     </w:tblStylePr>
     <w:tblStylePr w:type="nwCell">
       <w:rPr>
+        <w:rFonts w:eastAsia="黑体"/>
         <w:color w:themeColor="background1" w:val="FFFFFF"/>
       </w:rPr>
       <w:tblPr/>
@@ -7500,6 +7865,7 @@
         <w:spacing w:after="0" w:before="0" w:line="240" w:lineRule="auto"/>
       </w:pPr>
       <w:rPr>
+        <w:rFonts w:eastAsia="黑体"/>
         <w:b/>
         <w:bCs/>
         <w:color w:themeColor="background1" w:val="FFFFFF"/>
@@ -7522,6 +7888,7 @@
         <w:spacing w:after="0" w:before="0" w:line="240" w:lineRule="auto"/>
       </w:pPr>
       <w:rPr>
+        <w:rFonts w:eastAsia="黑体"/>
         <w:color w:val="auto"/>
       </w:rPr>
       <w:tblPr/>
@@ -7539,6 +7906,7 @@
     </w:tblStylePr>
     <w:tblStylePr w:type="firstCol">
       <w:rPr>
+        <w:rFonts w:eastAsia="黑体"/>
         <w:b/>
         <w:bCs/>
         <w:color w:themeColor="background1" w:val="FFFFFF"/>
@@ -7558,6 +7926,7 @@
     </w:tblStylePr>
     <w:tblStylePr w:type="lastCol">
       <w:rPr>
+        <w:rFonts w:eastAsia="黑体"/>
         <w:b/>
         <w:bCs/>
         <w:color w:themeColor="background1" w:val="FFFFFF"/>
@@ -7606,6 +7975,7 @@
     </w:tblStylePr>
     <w:tblStylePr w:type="nwCell">
       <w:rPr>
+        <w:rFonts w:eastAsia="黑体"/>
         <w:color w:themeColor="background1" w:val="FFFFFF"/>
       </w:rPr>
       <w:tblPr/>
@@ -7649,6 +8019,7 @@
         <w:spacing w:after="0" w:before="0" w:line="240" w:lineRule="auto"/>
       </w:pPr>
       <w:rPr>
+        <w:rFonts w:eastAsia="黑体"/>
         <w:b/>
         <w:bCs/>
         <w:color w:themeColor="background1" w:val="FFFFFF"/>
@@ -7671,6 +8042,7 @@
         <w:spacing w:after="0" w:before="0" w:line="240" w:lineRule="auto"/>
       </w:pPr>
       <w:rPr>
+        <w:rFonts w:eastAsia="黑体"/>
         <w:color w:val="auto"/>
       </w:rPr>
       <w:tblPr/>
@@ -7688,6 +8060,7 @@
     </w:tblStylePr>
     <w:tblStylePr w:type="firstCol">
       <w:rPr>
+        <w:rFonts w:eastAsia="黑体"/>
         <w:b/>
         <w:bCs/>
         <w:color w:themeColor="background1" w:val="FFFFFF"/>
@@ -7707,6 +8080,7 @@
     </w:tblStylePr>
     <w:tblStylePr w:type="lastCol">
       <w:rPr>
+        <w:rFonts w:eastAsia="黑体"/>
         <w:b/>
         <w:bCs/>
         <w:color w:themeColor="background1" w:val="FFFFFF"/>
@@ -7755,6 +8129,7 @@
     </w:tblStylePr>
     <w:tblStylePr w:type="nwCell">
       <w:rPr>
+        <w:rFonts w:eastAsia="黑体"/>
         <w:color w:themeColor="background1" w:val="FFFFFF"/>
       </w:rPr>
       <w:tblPr/>
@@ -7798,6 +8173,7 @@
         <w:spacing w:after="0" w:before="0" w:line="240" w:lineRule="auto"/>
       </w:pPr>
       <w:rPr>
+        <w:rFonts w:eastAsia="黑体"/>
         <w:b/>
         <w:bCs/>
         <w:color w:themeColor="background1" w:val="FFFFFF"/>
@@ -7820,6 +8196,7 @@
         <w:spacing w:after="0" w:before="0" w:line="240" w:lineRule="auto"/>
       </w:pPr>
       <w:rPr>
+        <w:rFonts w:eastAsia="黑体"/>
         <w:color w:val="auto"/>
       </w:rPr>
       <w:tblPr/>
@@ -7837,6 +8214,7 @@
     </w:tblStylePr>
     <w:tblStylePr w:type="firstCol">
       <w:rPr>
+        <w:rFonts w:eastAsia="黑体"/>
         <w:b/>
         <w:bCs/>
         <w:color w:themeColor="background1" w:val="FFFFFF"/>
@@ -7856,6 +8234,7 @@
     </w:tblStylePr>
     <w:tblStylePr w:type="lastCol">
       <w:rPr>
+        <w:rFonts w:eastAsia="黑体"/>
         <w:b/>
         <w:bCs/>
         <w:color w:themeColor="background1" w:val="FFFFFF"/>
@@ -7904,6 +8283,7 @@
     </w:tblStylePr>
     <w:tblStylePr w:type="nwCell">
       <w:rPr>
+        <w:rFonts w:eastAsia="黑体"/>
         <w:color w:themeColor="background1" w:val="FFFFFF"/>
       </w:rPr>
       <w:tblPr/>
@@ -7928,6 +8308,7 @@
       <w:spacing w:after="0" w:line="240" w:lineRule="auto"/>
     </w:pPr>
     <w:rPr>
+      <w:rFonts w:eastAsia="黑体"/>
       <w:color w:themeColor="text1" w:val="000000"/>
     </w:rPr>
     <w:tblPr>
@@ -7947,7 +8328,7 @@
     </w:tblPr>
     <w:tblStylePr w:type="firstRow">
       <w:rPr>
-        <w:rFonts w:asciiTheme="majorHAnsi" w:cstheme="majorBidi" w:eastAsiaTheme="majorEastAsia" w:hAnsiTheme="majorHAnsi"/>
+        <w:rFonts w:asciiTheme="majorHAnsi" w:cstheme="majorBidi" w:hAnsiTheme="majorHAnsi" w:eastAsia="黑体"/>
       </w:rPr>
       <w:tblPr/>
       <w:tcPr>
@@ -7959,6 +8340,7 @@
     </w:tblStylePr>
     <w:tblStylePr w:type="lastRow">
       <w:rPr>
+        <w:rFonts w:eastAsia="黑体"/>
         <w:b/>
         <w:bCs/>
         <w:color w:themeColor="text2" w:val="1F497D"/>
@@ -7973,12 +8355,14 @@
     </w:tblStylePr>
     <w:tblStylePr w:type="firstCol">
       <w:rPr>
+        <w:rFonts w:eastAsia="黑体"/>
         <w:b/>
         <w:bCs/>
       </w:rPr>
     </w:tblStylePr>
     <w:tblStylePr w:type="lastCol">
       <w:rPr>
+        <w:rFonts w:eastAsia="黑体"/>
         <w:b/>
         <w:bCs/>
       </w:rPr>
@@ -8012,6 +8396,7 @@
       <w:spacing w:after="0" w:line="240" w:lineRule="auto"/>
     </w:pPr>
     <w:rPr>
+      <w:rFonts w:eastAsia="黑体"/>
       <w:color w:themeColor="text1" w:val="000000"/>
     </w:rPr>
     <w:tblPr>
@@ -8031,7 +8416,7 @@
     </w:tblPr>
     <w:tblStylePr w:type="firstRow">
       <w:rPr>
-        <w:rFonts w:asciiTheme="majorHAnsi" w:cstheme="majorBidi" w:eastAsiaTheme="majorEastAsia" w:hAnsiTheme="majorHAnsi"/>
+        <w:rFonts w:asciiTheme="majorHAnsi" w:cstheme="majorBidi" w:hAnsiTheme="majorHAnsi" w:eastAsia="黑体"/>
       </w:rPr>
       <w:tblPr/>
       <w:tcPr>
@@ -8043,6 +8428,7 @@
     </w:tblStylePr>
     <w:tblStylePr w:type="lastRow">
       <w:rPr>
+        <w:rFonts w:eastAsia="黑体"/>
         <w:b/>
         <w:bCs/>
         <w:color w:themeColor="text2" w:val="1F497D"/>
@@ -8057,12 +8443,14 @@
     </w:tblStylePr>
     <w:tblStylePr w:type="firstCol">
       <w:rPr>
+        <w:rFonts w:eastAsia="黑体"/>
         <w:b/>
         <w:bCs/>
       </w:rPr>
     </w:tblStylePr>
     <w:tblStylePr w:type="lastCol">
       <w:rPr>
+        <w:rFonts w:eastAsia="黑体"/>
         <w:b/>
         <w:bCs/>
       </w:rPr>
@@ -8096,6 +8484,7 @@
       <w:spacing w:after="0" w:line="240" w:lineRule="auto"/>
     </w:pPr>
     <w:rPr>
+      <w:rFonts w:eastAsia="黑体"/>
       <w:color w:themeColor="text1" w:val="000000"/>
     </w:rPr>
     <w:tblPr>
@@ -8115,7 +8504,7 @@
     </w:tblPr>
     <w:tblStylePr w:type="firstRow">
       <w:rPr>
-        <w:rFonts w:asciiTheme="majorHAnsi" w:cstheme="majorBidi" w:eastAsiaTheme="majorEastAsia" w:hAnsiTheme="majorHAnsi"/>
+        <w:rFonts w:asciiTheme="majorHAnsi" w:cstheme="majorBidi" w:hAnsiTheme="majorHAnsi" w:eastAsia="黑体"/>
       </w:rPr>
       <w:tblPr/>
       <w:tcPr>
@@ -8127,6 +8516,7 @@
     </w:tblStylePr>
     <w:tblStylePr w:type="lastRow">
       <w:rPr>
+        <w:rFonts w:eastAsia="黑体"/>
         <w:b/>
         <w:bCs/>
         <w:color w:themeColor="text2" w:val="1F497D"/>
@@ -8141,12 +8531,14 @@
     </w:tblStylePr>
     <w:tblStylePr w:type="firstCol">
       <w:rPr>
+        <w:rFonts w:eastAsia="黑体"/>
         <w:b/>
         <w:bCs/>
       </w:rPr>
     </w:tblStylePr>
     <w:tblStylePr w:type="lastCol">
       <w:rPr>
+        <w:rFonts w:eastAsia="黑体"/>
         <w:b/>
         <w:bCs/>
       </w:rPr>
@@ -8180,6 +8572,7 @@
       <w:spacing w:after="0" w:line="240" w:lineRule="auto"/>
     </w:pPr>
     <w:rPr>
+      <w:rFonts w:eastAsia="黑体"/>
       <w:color w:themeColor="text1" w:val="000000"/>
     </w:rPr>
     <w:tblPr>
@@ -8199,7 +8592,7 @@
     </w:tblPr>
     <w:tblStylePr w:type="firstRow">
       <w:rPr>
-        <w:rFonts w:asciiTheme="majorHAnsi" w:cstheme="majorBidi" w:eastAsiaTheme="majorEastAsia" w:hAnsiTheme="majorHAnsi"/>
+        <w:rFonts w:asciiTheme="majorHAnsi" w:cstheme="majorBidi" w:hAnsiTheme="majorHAnsi" w:eastAsia="黑体"/>
       </w:rPr>
       <w:tblPr/>
       <w:tcPr>
@@ -8211,6 +8604,7 @@
     </w:tblStylePr>
     <w:tblStylePr w:type="lastRow">
       <w:rPr>
+        <w:rFonts w:eastAsia="黑体"/>
         <w:b/>
         <w:bCs/>
         <w:color w:themeColor="text2" w:val="1F497D"/>
@@ -8225,12 +8619,14 @@
     </w:tblStylePr>
     <w:tblStylePr w:type="firstCol">
       <w:rPr>
+        <w:rFonts w:eastAsia="黑体"/>
         <w:b/>
         <w:bCs/>
       </w:rPr>
     </w:tblStylePr>
     <w:tblStylePr w:type="lastCol">
       <w:rPr>
+        <w:rFonts w:eastAsia="黑体"/>
         <w:b/>
         <w:bCs/>
       </w:rPr>
@@ -8264,6 +8660,7 @@
       <w:spacing w:after="0" w:line="240" w:lineRule="auto"/>
     </w:pPr>
     <w:rPr>
+      <w:rFonts w:eastAsia="黑体"/>
       <w:color w:themeColor="text1" w:val="000000"/>
     </w:rPr>
     <w:tblPr>
@@ -8283,7 +8680,7 @@
     </w:tblPr>
     <w:tblStylePr w:type="firstRow">
       <w:rPr>
-        <w:rFonts w:asciiTheme="majorHAnsi" w:cstheme="majorBidi" w:eastAsiaTheme="majorEastAsia" w:hAnsiTheme="majorHAnsi"/>
+        <w:rFonts w:asciiTheme="majorHAnsi" w:cstheme="majorBidi" w:hAnsiTheme="majorHAnsi" w:eastAsia="黑体"/>
       </w:rPr>
       <w:tblPr/>
       <w:tcPr>
@@ -8295,6 +8692,7 @@
     </w:tblStylePr>
     <w:tblStylePr w:type="lastRow">
       <w:rPr>
+        <w:rFonts w:eastAsia="黑体"/>
         <w:b/>
         <w:bCs/>
         <w:color w:themeColor="text2" w:val="1F497D"/>
@@ -8309,12 +8707,14 @@
     </w:tblStylePr>
     <w:tblStylePr w:type="firstCol">
       <w:rPr>
+        <w:rFonts w:eastAsia="黑体"/>
         <w:b/>
         <w:bCs/>
       </w:rPr>
     </w:tblStylePr>
     <w:tblStylePr w:type="lastCol">
       <w:rPr>
+        <w:rFonts w:eastAsia="黑体"/>
         <w:b/>
         <w:bCs/>
       </w:rPr>
@@ -8348,6 +8748,7 @@
       <w:spacing w:after="0" w:line="240" w:lineRule="auto"/>
     </w:pPr>
     <w:rPr>
+      <w:rFonts w:eastAsia="黑体"/>
       <w:color w:themeColor="text1" w:val="000000"/>
     </w:rPr>
     <w:tblPr>
@@ -8367,7 +8768,7 @@
     </w:tblPr>
     <w:tblStylePr w:type="firstRow">
       <w:rPr>
-        <w:rFonts w:asciiTheme="majorHAnsi" w:cstheme="majorBidi" w:eastAsiaTheme="majorEastAsia" w:hAnsiTheme="majorHAnsi"/>
+        <w:rFonts w:asciiTheme="majorHAnsi" w:cstheme="majorBidi" w:hAnsiTheme="majorHAnsi" w:eastAsia="黑体"/>
       </w:rPr>
       <w:tblPr/>
       <w:tcPr>
@@ -8379,6 +8780,7 @@
     </w:tblStylePr>
     <w:tblStylePr w:type="lastRow">
       <w:rPr>
+        <w:rFonts w:eastAsia="黑体"/>
         <w:b/>
         <w:bCs/>
         <w:color w:themeColor="text2" w:val="1F497D"/>
@@ -8393,12 +8795,14 @@
     </w:tblStylePr>
     <w:tblStylePr w:type="firstCol">
       <w:rPr>
+        <w:rFonts w:eastAsia="黑体"/>
         <w:b/>
         <w:bCs/>
       </w:rPr>
     </w:tblStylePr>
     <w:tblStylePr w:type="lastCol">
       <w:rPr>
+        <w:rFonts w:eastAsia="黑体"/>
         <w:b/>
         <w:bCs/>
       </w:rPr>
@@ -8432,6 +8836,7 @@
       <w:spacing w:after="0" w:line="240" w:lineRule="auto"/>
     </w:pPr>
     <w:rPr>
+      <w:rFonts w:eastAsia="黑体"/>
       <w:color w:themeColor="text1" w:val="000000"/>
     </w:rPr>
     <w:tblPr>
@@ -8451,7 +8856,7 @@
     </w:tblPr>
     <w:tblStylePr w:type="firstRow">
       <w:rPr>
-        <w:rFonts w:asciiTheme="majorHAnsi" w:cstheme="majorBidi" w:eastAsiaTheme="majorEastAsia" w:hAnsiTheme="majorHAnsi"/>
+        <w:rFonts w:asciiTheme="majorHAnsi" w:cstheme="majorBidi" w:hAnsiTheme="majorHAnsi" w:eastAsia="黑体"/>
       </w:rPr>
       <w:tblPr/>
       <w:tcPr>
@@ -8463,6 +8868,7 @@
     </w:tblStylePr>
     <w:tblStylePr w:type="lastRow">
       <w:rPr>
+        <w:rFonts w:eastAsia="黑体"/>
         <w:b/>
         <w:bCs/>
         <w:color w:themeColor="text2" w:val="1F497D"/>
@@ -8477,12 +8883,14 @@
     </w:tblStylePr>
     <w:tblStylePr w:type="firstCol">
       <w:rPr>
+        <w:rFonts w:eastAsia="黑体"/>
         <w:b/>
         <w:bCs/>
       </w:rPr>
     </w:tblStylePr>
     <w:tblStylePr w:type="lastCol">
       <w:rPr>
+        <w:rFonts w:eastAsia="黑体"/>
         <w:b/>
         <w:bCs/>
       </w:rPr>
@@ -8516,7 +8924,7 @@
       <w:spacing w:after="0" w:line="240" w:lineRule="auto"/>
     </w:pPr>
     <w:rPr>
-      <w:rFonts w:asciiTheme="majorHAnsi" w:cstheme="majorBidi" w:eastAsiaTheme="majorEastAsia" w:hAnsiTheme="majorHAnsi"/>
+      <w:rFonts w:asciiTheme="majorHAnsi" w:cstheme="majorBidi" w:hAnsiTheme="majorHAnsi" w:eastAsia="黑体"/>
       <w:color w:themeColor="text1" w:val="000000"/>
     </w:rPr>
     <w:tblPr>
@@ -8538,6 +8946,7 @@
     </w:tblPr>
     <w:tblStylePr w:type="firstRow">
       <w:rPr>
+        <w:rFonts w:eastAsia="黑体"/>
         <w:sz w:val="24"/>
         <w:szCs w:val="24"/>
       </w:rPr>
@@ -8644,7 +9053,7 @@
       <w:spacing w:after="0" w:line="240" w:lineRule="auto"/>
     </w:pPr>
     <w:rPr>
-      <w:rFonts w:asciiTheme="majorHAnsi" w:cstheme="majorBidi" w:eastAsiaTheme="majorEastAsia" w:hAnsiTheme="majorHAnsi"/>
+      <w:rFonts w:asciiTheme="majorHAnsi" w:cstheme="majorBidi" w:hAnsiTheme="majorHAnsi" w:eastAsia="黑体"/>
       <w:color w:themeColor="text1" w:val="000000"/>
     </w:rPr>
     <w:tblPr>
@@ -8666,6 +9075,7 @@
     </w:tblPr>
     <w:tblStylePr w:type="firstRow">
       <w:rPr>
+        <w:rFonts w:eastAsia="黑体"/>
         <w:sz w:val="24"/>
         <w:szCs w:val="24"/>
       </w:rPr>
@@ -8772,7 +9182,7 @@
       <w:spacing w:after="0" w:line="240" w:lineRule="auto"/>
     </w:pPr>
     <w:rPr>
-      <w:rFonts w:asciiTheme="majorHAnsi" w:cstheme="majorBidi" w:eastAsiaTheme="majorEastAsia" w:hAnsiTheme="majorHAnsi"/>
+      <w:rFonts w:asciiTheme="majorHAnsi" w:cstheme="majorBidi" w:hAnsiTheme="majorHAnsi" w:eastAsia="黑体"/>
       <w:color w:themeColor="text1" w:val="000000"/>
     </w:rPr>
     <w:tblPr>
@@ -8794,6 +9204,7 @@
     </w:tblPr>
     <w:tblStylePr w:type="firstRow">
       <w:rPr>
+        <w:rFonts w:eastAsia="黑体"/>
         <w:sz w:val="24"/>
         <w:szCs w:val="24"/>
       </w:rPr>
@@ -8900,7 +9311,7 @@
       <w:spacing w:after="0" w:line="240" w:lineRule="auto"/>
     </w:pPr>
     <w:rPr>
-      <w:rFonts w:asciiTheme="majorHAnsi" w:cstheme="majorBidi" w:eastAsiaTheme="majorEastAsia" w:hAnsiTheme="majorHAnsi"/>
+      <w:rFonts w:asciiTheme="majorHAnsi" w:cstheme="majorBidi" w:hAnsiTheme="majorHAnsi" w:eastAsia="黑体"/>
       <w:color w:themeColor="text1" w:val="000000"/>
     </w:rPr>
     <w:tblPr>
@@ -8922,6 +9333,7 @@
     </w:tblPr>
     <w:tblStylePr w:type="firstRow">
       <w:rPr>
+        <w:rFonts w:eastAsia="黑体"/>
         <w:sz w:val="24"/>
         <w:szCs w:val="24"/>
       </w:rPr>
@@ -9028,7 +9440,7 @@
       <w:spacing w:after="0" w:line="240" w:lineRule="auto"/>
     </w:pPr>
     <w:rPr>
-      <w:rFonts w:asciiTheme="majorHAnsi" w:cstheme="majorBidi" w:eastAsiaTheme="majorEastAsia" w:hAnsiTheme="majorHAnsi"/>
+      <w:rFonts w:asciiTheme="majorHAnsi" w:cstheme="majorBidi" w:hAnsiTheme="majorHAnsi" w:eastAsia="黑体"/>
       <w:color w:themeColor="text1" w:val="000000"/>
     </w:rPr>
     <w:tblPr>
@@ -9050,6 +9462,7 @@
     </w:tblPr>
     <w:tblStylePr w:type="firstRow">
       <w:rPr>
+        <w:rFonts w:eastAsia="黑体"/>
         <w:sz w:val="24"/>
         <w:szCs w:val="24"/>
       </w:rPr>
@@ -9156,7 +9569,7 @@
       <w:spacing w:after="0" w:line="240" w:lineRule="auto"/>
     </w:pPr>
     <w:rPr>
-      <w:rFonts w:asciiTheme="majorHAnsi" w:cstheme="majorBidi" w:eastAsiaTheme="majorEastAsia" w:hAnsiTheme="majorHAnsi"/>
+      <w:rFonts w:asciiTheme="majorHAnsi" w:cstheme="majorBidi" w:hAnsiTheme="majorHAnsi" w:eastAsia="黑体"/>
       <w:color w:themeColor="text1" w:val="000000"/>
     </w:rPr>
     <w:tblPr>
@@ -9178,6 +9591,7 @@
     </w:tblPr>
     <w:tblStylePr w:type="firstRow">
       <w:rPr>
+        <w:rFonts w:eastAsia="黑体"/>
         <w:sz w:val="24"/>
         <w:szCs w:val="24"/>
       </w:rPr>
@@ -9284,7 +9698,7 @@
       <w:spacing w:after="0" w:line="240" w:lineRule="auto"/>
     </w:pPr>
     <w:rPr>
-      <w:rFonts w:asciiTheme="majorHAnsi" w:cstheme="majorBidi" w:eastAsiaTheme="majorEastAsia" w:hAnsiTheme="majorHAnsi"/>
+      <w:rFonts w:asciiTheme="majorHAnsi" w:cstheme="majorBidi" w:hAnsiTheme="majorHAnsi" w:eastAsia="黑体"/>
       <w:color w:themeColor="text1" w:val="000000"/>
     </w:rPr>
     <w:tblPr>
@@ -9306,6 +9720,7 @@
     </w:tblPr>
     <w:tblStylePr w:type="firstRow">
       <w:rPr>
+        <w:rFonts w:eastAsia="黑体"/>
         <w:sz w:val="24"/>
         <w:szCs w:val="24"/>
       </w:rPr>
@@ -9435,12 +9850,14 @@
     </w:tcPr>
     <w:tblStylePr w:type="firstRow">
       <w:rPr>
+        <w:rFonts w:eastAsia="黑体"/>
         <w:b/>
         <w:bCs/>
       </w:rPr>
     </w:tblStylePr>
     <w:tblStylePr w:type="lastRow">
       <w:rPr>
+        <w:rFonts w:eastAsia="黑体"/>
         <w:b/>
         <w:bCs/>
       </w:rPr>
@@ -9453,12 +9870,14 @@
     </w:tblStylePr>
     <w:tblStylePr w:type="firstCol">
       <w:rPr>
+        <w:rFonts w:eastAsia="黑体"/>
         <w:b/>
         <w:bCs/>
       </w:rPr>
     </w:tblStylePr>
     <w:tblStylePr w:type="lastCol">
       <w:rPr>
+        <w:rFonts w:eastAsia="黑体"/>
         <w:b/>
         <w:bCs/>
       </w:rPr>
@@ -9508,12 +9927,14 @@
     </w:tcPr>
     <w:tblStylePr w:type="firstRow">
       <w:rPr>
+        <w:rFonts w:eastAsia="黑体"/>
         <w:b/>
         <w:bCs/>
       </w:rPr>
     </w:tblStylePr>
     <w:tblStylePr w:type="lastRow">
       <w:rPr>
+        <w:rFonts w:eastAsia="黑体"/>
         <w:b/>
         <w:bCs/>
       </w:rPr>
@@ -9526,12 +9947,14 @@
     </w:tblStylePr>
     <w:tblStylePr w:type="firstCol">
       <w:rPr>
+        <w:rFonts w:eastAsia="黑体"/>
         <w:b/>
         <w:bCs/>
       </w:rPr>
     </w:tblStylePr>
     <w:tblStylePr w:type="lastCol">
       <w:rPr>
+        <w:rFonts w:eastAsia="黑体"/>
         <w:b/>
         <w:bCs/>
       </w:rPr>
@@ -9581,12 +10004,14 @@
     </w:tcPr>
     <w:tblStylePr w:type="firstRow">
       <w:rPr>
+        <w:rFonts w:eastAsia="黑体"/>
         <w:b/>
         <w:bCs/>
       </w:rPr>
     </w:tblStylePr>
     <w:tblStylePr w:type="lastRow">
       <w:rPr>
+        <w:rFonts w:eastAsia="黑体"/>
         <w:b/>
         <w:bCs/>
       </w:rPr>
@@ -9599,12 +10024,14 @@
     </w:tblStylePr>
     <w:tblStylePr w:type="firstCol">
       <w:rPr>
+        <w:rFonts w:eastAsia="黑体"/>
         <w:b/>
         <w:bCs/>
       </w:rPr>
     </w:tblStylePr>
     <w:tblStylePr w:type="lastCol">
       <w:rPr>
+        <w:rFonts w:eastAsia="黑体"/>
         <w:b/>
         <w:bCs/>
       </w:rPr>
@@ -9654,12 +10081,14 @@
     </w:tcPr>
     <w:tblStylePr w:type="firstRow">
       <w:rPr>
+        <w:rFonts w:eastAsia="黑体"/>
         <w:b/>
         <w:bCs/>
       </w:rPr>
     </w:tblStylePr>
     <w:tblStylePr w:type="lastRow">
       <w:rPr>
+        <w:rFonts w:eastAsia="黑体"/>
         <w:b/>
         <w:bCs/>
       </w:rPr>
@@ -9672,12 +10101,14 @@
     </w:tblStylePr>
     <w:tblStylePr w:type="firstCol">
       <w:rPr>
+        <w:rFonts w:eastAsia="黑体"/>
         <w:b/>
         <w:bCs/>
       </w:rPr>
     </w:tblStylePr>
     <w:tblStylePr w:type="lastCol">
       <w:rPr>
+        <w:rFonts w:eastAsia="黑体"/>
         <w:b/>
         <w:bCs/>
       </w:rPr>
@@ -9727,12 +10158,14 @@
     </w:tcPr>
     <w:tblStylePr w:type="firstRow">
       <w:rPr>
+        <w:rFonts w:eastAsia="黑体"/>
         <w:b/>
         <w:bCs/>
       </w:rPr>
     </w:tblStylePr>
     <w:tblStylePr w:type="lastRow">
       <w:rPr>
+        <w:rFonts w:eastAsia="黑体"/>
         <w:b/>
         <w:bCs/>
       </w:rPr>
@@ -9745,12 +10178,14 @@
     </w:tblStylePr>
     <w:tblStylePr w:type="firstCol">
       <w:rPr>
+        <w:rFonts w:eastAsia="黑体"/>
         <w:b/>
         <w:bCs/>
       </w:rPr>
     </w:tblStylePr>
     <w:tblStylePr w:type="lastCol">
       <w:rPr>
+        <w:rFonts w:eastAsia="黑体"/>
         <w:b/>
         <w:bCs/>
       </w:rPr>
@@ -9800,12 +10235,14 @@
     </w:tcPr>
     <w:tblStylePr w:type="firstRow">
       <w:rPr>
+        <w:rFonts w:eastAsia="黑体"/>
         <w:b/>
         <w:bCs/>
       </w:rPr>
     </w:tblStylePr>
     <w:tblStylePr w:type="lastRow">
       <w:rPr>
+        <w:rFonts w:eastAsia="黑体"/>
         <w:b/>
         <w:bCs/>
       </w:rPr>
@@ -9818,12 +10255,14 @@
     </w:tblStylePr>
     <w:tblStylePr w:type="firstCol">
       <w:rPr>
+        <w:rFonts w:eastAsia="黑体"/>
         <w:b/>
         <w:bCs/>
       </w:rPr>
     </w:tblStylePr>
     <w:tblStylePr w:type="lastCol">
       <w:rPr>
+        <w:rFonts w:eastAsia="黑体"/>
         <w:b/>
         <w:bCs/>
       </w:rPr>
@@ -9873,12 +10312,14 @@
     </w:tcPr>
     <w:tblStylePr w:type="firstRow">
       <w:rPr>
+        <w:rFonts w:eastAsia="黑体"/>
         <w:b/>
         <w:bCs/>
       </w:rPr>
     </w:tblStylePr>
     <w:tblStylePr w:type="lastRow">
       <w:rPr>
+        <w:rFonts w:eastAsia="黑体"/>
         <w:b/>
         <w:bCs/>
       </w:rPr>
@@ -9891,12 +10332,14 @@
     </w:tblStylePr>
     <w:tblStylePr w:type="firstCol">
       <w:rPr>
+        <w:rFonts w:eastAsia="黑体"/>
         <w:b/>
         <w:bCs/>
       </w:rPr>
     </w:tblStylePr>
     <w:tblStylePr w:type="lastCol">
       <w:rPr>
+        <w:rFonts w:eastAsia="黑体"/>
         <w:b/>
         <w:bCs/>
       </w:rPr>
@@ -9923,7 +10366,7 @@
       <w:spacing w:after="0" w:line="240" w:lineRule="auto"/>
     </w:pPr>
     <w:rPr>
-      <w:rFonts w:asciiTheme="majorHAnsi" w:cstheme="majorBidi" w:eastAsiaTheme="majorEastAsia" w:hAnsiTheme="majorHAnsi"/>
+      <w:rFonts w:asciiTheme="majorHAnsi" w:cstheme="majorBidi" w:hAnsiTheme="majorHAnsi" w:eastAsia="黑体"/>
       <w:color w:themeColor="text1" w:val="000000"/>
     </w:rPr>
     <w:tblPr>
@@ -9950,6 +10393,7 @@
     </w:tcPr>
     <w:tblStylePr w:type="firstRow">
       <w:rPr>
+        <w:rFonts w:eastAsia="黑体"/>
         <w:b/>
         <w:bCs/>
         <w:color w:themeColor="text1" w:val="000000"/>
@@ -9961,6 +10405,7 @@
     </w:tblStylePr>
     <w:tblStylePr w:type="lastRow">
       <w:rPr>
+        <w:rFonts w:eastAsia="黑体"/>
         <w:b/>
         <w:bCs/>
         <w:color w:themeColor="text1" w:val="000000"/>
@@ -9980,6 +10425,7 @@
     </w:tblStylePr>
     <w:tblStylePr w:type="firstCol">
       <w:rPr>
+        <w:rFonts w:eastAsia="黑体"/>
         <w:b/>
         <w:bCs/>
         <w:color w:themeColor="text1" w:val="000000"/>
@@ -9999,6 +10445,7 @@
     </w:tblStylePr>
     <w:tblStylePr w:type="lastCol">
       <w:rPr>
+        <w:rFonts w:eastAsia="黑体"/>
         <w:b w:val="0"/>
         <w:bCs w:val="0"/>
         <w:color w:themeColor="text1" w:val="000000"/>
@@ -10048,7 +10495,7 @@
       <w:spacing w:after="0" w:line="240" w:lineRule="auto"/>
     </w:pPr>
     <w:rPr>
-      <w:rFonts w:asciiTheme="majorHAnsi" w:cstheme="majorBidi" w:eastAsiaTheme="majorEastAsia" w:hAnsiTheme="majorHAnsi"/>
+      <w:rFonts w:asciiTheme="majorHAnsi" w:cstheme="majorBidi" w:hAnsiTheme="majorHAnsi" w:eastAsia="黑体"/>
       <w:color w:themeColor="text1" w:val="000000"/>
     </w:rPr>
     <w:tblPr>
@@ -10075,6 +10522,7 @@
     </w:tcPr>
     <w:tblStylePr w:type="firstRow">
       <w:rPr>
+        <w:rFonts w:eastAsia="黑体"/>
         <w:b/>
         <w:bCs/>
         <w:color w:themeColor="text1" w:val="000000"/>
@@ -10086,6 +10534,7 @@
     </w:tblStylePr>
     <w:tblStylePr w:type="lastRow">
       <w:rPr>
+        <w:rFonts w:eastAsia="黑体"/>
         <w:b/>
         <w:bCs/>
         <w:color w:themeColor="text1" w:val="000000"/>
@@ -10105,6 +10554,7 @@
     </w:tblStylePr>
     <w:tblStylePr w:type="firstCol">
       <w:rPr>
+        <w:rFonts w:eastAsia="黑体"/>
         <w:b/>
         <w:bCs/>
         <w:color w:themeColor="text1" w:val="000000"/>
@@ -10124,6 +10574,7 @@
     </w:tblStylePr>
     <w:tblStylePr w:type="lastCol">
       <w:rPr>
+        <w:rFonts w:eastAsia="黑体"/>
         <w:b w:val="0"/>
         <w:bCs w:val="0"/>
         <w:color w:themeColor="text1" w:val="000000"/>
@@ -10173,7 +10624,7 @@
       <w:spacing w:after="0" w:line="240" w:lineRule="auto"/>
     </w:pPr>
     <w:rPr>
-      <w:rFonts w:asciiTheme="majorHAnsi" w:cstheme="majorBidi" w:eastAsiaTheme="majorEastAsia" w:hAnsiTheme="majorHAnsi"/>
+      <w:rFonts w:asciiTheme="majorHAnsi" w:cstheme="majorBidi" w:hAnsiTheme="majorHAnsi" w:eastAsia="黑体"/>
       <w:color w:themeColor="text1" w:val="000000"/>
     </w:rPr>
     <w:tblPr>
@@ -10200,6 +10651,7 @@
     </w:tcPr>
     <w:tblStylePr w:type="firstRow">
       <w:rPr>
+        <w:rFonts w:eastAsia="黑体"/>
         <w:b/>
         <w:bCs/>
         <w:color w:themeColor="text1" w:val="000000"/>
@@ -10211,6 +10663,7 @@
     </w:tblStylePr>
     <w:tblStylePr w:type="lastRow">
       <w:rPr>
+        <w:rFonts w:eastAsia="黑体"/>
         <w:b/>
         <w:bCs/>
         <w:color w:themeColor="text1" w:val="000000"/>
@@ -10230,6 +10683,7 @@
     </w:tblStylePr>
     <w:tblStylePr w:type="firstCol">
       <w:rPr>
+        <w:rFonts w:eastAsia="黑体"/>
         <w:b/>
         <w:bCs/>
         <w:color w:themeColor="text1" w:val="000000"/>
@@ -10249,6 +10703,7 @@
     </w:tblStylePr>
     <w:tblStylePr w:type="lastCol">
       <w:rPr>
+        <w:rFonts w:eastAsia="黑体"/>
         <w:b w:val="0"/>
         <w:bCs w:val="0"/>
         <w:color w:themeColor="text1" w:val="000000"/>
@@ -10298,7 +10753,7 @@
       <w:spacing w:after="0" w:line="240" w:lineRule="auto"/>
     </w:pPr>
     <w:rPr>
-      <w:rFonts w:asciiTheme="majorHAnsi" w:cstheme="majorBidi" w:eastAsiaTheme="majorEastAsia" w:hAnsiTheme="majorHAnsi"/>
+      <w:rFonts w:asciiTheme="majorHAnsi" w:cstheme="majorBidi" w:hAnsiTheme="majorHAnsi" w:eastAsia="黑体"/>
       <w:color w:themeColor="text1" w:val="000000"/>
     </w:rPr>
     <w:tblPr>
@@ -10325,6 +10780,7 @@
     </w:tcPr>
     <w:tblStylePr w:type="firstRow">
       <w:rPr>
+        <w:rFonts w:eastAsia="黑体"/>
         <w:b/>
         <w:bCs/>
         <w:color w:themeColor="text1" w:val="000000"/>
@@ -10336,6 +10792,7 @@
     </w:tblStylePr>
     <w:tblStylePr w:type="lastRow">
       <w:rPr>
+        <w:rFonts w:eastAsia="黑体"/>
         <w:b/>
         <w:bCs/>
         <w:color w:themeColor="text1" w:val="000000"/>
@@ -10355,6 +10812,7 @@
     </w:tblStylePr>
     <w:tblStylePr w:type="firstCol">
       <w:rPr>
+        <w:rFonts w:eastAsia="黑体"/>
         <w:b/>
         <w:bCs/>
         <w:color w:themeColor="text1" w:val="000000"/>
@@ -10374,6 +10832,7 @@
     </w:tblStylePr>
     <w:tblStylePr w:type="lastCol">
       <w:rPr>
+        <w:rFonts w:eastAsia="黑体"/>
         <w:b w:val="0"/>
         <w:bCs w:val="0"/>
         <w:color w:themeColor="text1" w:val="000000"/>
@@ -10423,7 +10882,7 @@
       <w:spacing w:after="0" w:line="240" w:lineRule="auto"/>
     </w:pPr>
     <w:rPr>
-      <w:rFonts w:asciiTheme="majorHAnsi" w:cstheme="majorBidi" w:eastAsiaTheme="majorEastAsia" w:hAnsiTheme="majorHAnsi"/>
+      <w:rFonts w:asciiTheme="majorHAnsi" w:cstheme="majorBidi" w:hAnsiTheme="majorHAnsi" w:eastAsia="黑体"/>
       <w:color w:themeColor="text1" w:val="000000"/>
     </w:rPr>
     <w:tblPr>
@@ -10450,6 +10909,7 @@
     </w:tcPr>
     <w:tblStylePr w:type="firstRow">
       <w:rPr>
+        <w:rFonts w:eastAsia="黑体"/>
         <w:b/>
         <w:bCs/>
         <w:color w:themeColor="text1" w:val="000000"/>
@@ -10461,6 +10921,7 @@
     </w:tblStylePr>
     <w:tblStylePr w:type="lastRow">
       <w:rPr>
+        <w:rFonts w:eastAsia="黑体"/>
         <w:b/>
         <w:bCs/>
         <w:color w:themeColor="text1" w:val="000000"/>
@@ -10480,6 +10941,7 @@
     </w:tblStylePr>
     <w:tblStylePr w:type="firstCol">
       <w:rPr>
+        <w:rFonts w:eastAsia="黑体"/>
         <w:b/>
         <w:bCs/>
         <w:color w:themeColor="text1" w:val="000000"/>
@@ -10499,6 +10961,7 @@
     </w:tblStylePr>
     <w:tblStylePr w:type="lastCol">
       <w:rPr>
+        <w:rFonts w:eastAsia="黑体"/>
         <w:b w:val="0"/>
         <w:bCs w:val="0"/>
         <w:color w:themeColor="text1" w:val="000000"/>
@@ -10548,7 +11011,7 @@
       <w:spacing w:after="0" w:line="240" w:lineRule="auto"/>
     </w:pPr>
     <w:rPr>
-      <w:rFonts w:asciiTheme="majorHAnsi" w:cstheme="majorBidi" w:eastAsiaTheme="majorEastAsia" w:hAnsiTheme="majorHAnsi"/>
+      <w:rFonts w:asciiTheme="majorHAnsi" w:cstheme="majorBidi" w:hAnsiTheme="majorHAnsi" w:eastAsia="黑体"/>
       <w:color w:themeColor="text1" w:val="000000"/>
     </w:rPr>
     <w:tblPr>
@@ -10575,6 +11038,7 @@
     </w:tcPr>
     <w:tblStylePr w:type="firstRow">
       <w:rPr>
+        <w:rFonts w:eastAsia="黑体"/>
         <w:b/>
         <w:bCs/>
         <w:color w:themeColor="text1" w:val="000000"/>
@@ -10586,6 +11050,7 @@
     </w:tblStylePr>
     <w:tblStylePr w:type="lastRow">
       <w:rPr>
+        <w:rFonts w:eastAsia="黑体"/>
         <w:b/>
         <w:bCs/>
         <w:color w:themeColor="text1" w:val="000000"/>
@@ -10605,6 +11070,7 @@
     </w:tblStylePr>
     <w:tblStylePr w:type="firstCol">
       <w:rPr>
+        <w:rFonts w:eastAsia="黑体"/>
         <w:b/>
         <w:bCs/>
         <w:color w:themeColor="text1" w:val="000000"/>
@@ -10624,6 +11090,7 @@
     </w:tblStylePr>
     <w:tblStylePr w:type="lastCol">
       <w:rPr>
+        <w:rFonts w:eastAsia="黑体"/>
         <w:b w:val="0"/>
         <w:bCs w:val="0"/>
         <w:color w:themeColor="text1" w:val="000000"/>
@@ -10673,7 +11140,7 @@
       <w:spacing w:after="0" w:line="240" w:lineRule="auto"/>
     </w:pPr>
     <w:rPr>
-      <w:rFonts w:asciiTheme="majorHAnsi" w:cstheme="majorBidi" w:eastAsiaTheme="majorEastAsia" w:hAnsiTheme="majorHAnsi"/>
+      <w:rFonts w:asciiTheme="majorHAnsi" w:cstheme="majorBidi" w:hAnsiTheme="majorHAnsi" w:eastAsia="黑体"/>
       <w:color w:themeColor="text1" w:val="000000"/>
     </w:rPr>
     <w:tblPr>
@@ -10700,6 +11167,7 @@
     </w:tcPr>
     <w:tblStylePr w:type="firstRow">
       <w:rPr>
+        <w:rFonts w:eastAsia="黑体"/>
         <w:b/>
         <w:bCs/>
         <w:color w:themeColor="text1" w:val="000000"/>
@@ -10711,6 +11179,7 @@
     </w:tblStylePr>
     <w:tblStylePr w:type="lastRow">
       <w:rPr>
+        <w:rFonts w:eastAsia="黑体"/>
         <w:b/>
         <w:bCs/>
         <w:color w:themeColor="text1" w:val="000000"/>
@@ -10730,6 +11199,7 @@
     </w:tblStylePr>
     <w:tblStylePr w:type="firstCol">
       <w:rPr>
+        <w:rFonts w:eastAsia="黑体"/>
         <w:b/>
         <w:bCs/>
         <w:color w:themeColor="text1" w:val="000000"/>
@@ -10749,6 +11219,7 @@
     </w:tblStylePr>
     <w:tblStylePr w:type="lastCol">
       <w:rPr>
+        <w:rFonts w:eastAsia="黑体"/>
         <w:b w:val="0"/>
         <w:bCs w:val="0"/>
         <w:color w:themeColor="text1" w:val="000000"/>
@@ -10821,6 +11292,7 @@
     </w:tcPr>
     <w:tblStylePr w:type="firstRow">
       <w:rPr>
+        <w:rFonts w:eastAsia="黑体"/>
         <w:b/>
         <w:bCs/>
         <w:i w:val="0"/>
@@ -10842,6 +11314,7 @@
     </w:tblStylePr>
     <w:tblStylePr w:type="lastRow">
       <w:rPr>
+        <w:rFonts w:eastAsia="黑体"/>
         <w:b/>
         <w:bCs/>
         <w:i w:val="0"/>
@@ -10863,6 +11336,7 @@
     </w:tblStylePr>
     <w:tblStylePr w:type="firstCol">
       <w:rPr>
+        <w:rFonts w:eastAsia="黑体"/>
         <w:b/>
         <w:bCs/>
         <w:i w:val="0"/>
@@ -10882,6 +11356,7 @@
     </w:tblStylePr>
     <w:tblStylePr w:type="lastCol">
       <w:rPr>
+        <w:rFonts w:eastAsia="黑体"/>
         <w:b/>
         <w:bCs/>
         <w:i w:val="0"/>
@@ -10962,6 +11437,7 @@
     </w:tcPr>
     <w:tblStylePr w:type="firstRow">
       <w:rPr>
+        <w:rFonts w:eastAsia="黑体"/>
         <w:b/>
         <w:bCs/>
         <w:i w:val="0"/>
@@ -10983,6 +11459,7 @@
     </w:tblStylePr>
     <w:tblStylePr w:type="lastRow">
       <w:rPr>
+        <w:rFonts w:eastAsia="黑体"/>
         <w:b/>
         <w:bCs/>
         <w:i w:val="0"/>
@@ -11004,6 +11481,7 @@
     </w:tblStylePr>
     <w:tblStylePr w:type="firstCol">
       <w:rPr>
+        <w:rFonts w:eastAsia="黑体"/>
         <w:b/>
         <w:bCs/>
         <w:i w:val="0"/>
@@ -11023,6 +11501,7 @@
     </w:tblStylePr>
     <w:tblStylePr w:type="lastCol">
       <w:rPr>
+        <w:rFonts w:eastAsia="黑体"/>
         <w:b/>
         <w:bCs/>
         <w:i w:val="0"/>
@@ -11103,6 +11582,7 @@
     </w:tcPr>
     <w:tblStylePr w:type="firstRow">
       <w:rPr>
+        <w:rFonts w:eastAsia="黑体"/>
         <w:b/>
         <w:bCs/>
         <w:i w:val="0"/>
@@ -11124,6 +11604,7 @@
     </w:tblStylePr>
     <w:tblStylePr w:type="lastRow">
       <w:rPr>
+        <w:rFonts w:eastAsia="黑体"/>
         <w:b/>
         <w:bCs/>
         <w:i w:val="0"/>
@@ -11145,6 +11626,7 @@
     </w:tblStylePr>
     <w:tblStylePr w:type="firstCol">
       <w:rPr>
+        <w:rFonts w:eastAsia="黑体"/>
         <w:b/>
         <w:bCs/>
         <w:i w:val="0"/>
@@ -11164,6 +11646,7 @@
     </w:tblStylePr>
     <w:tblStylePr w:type="lastCol">
       <w:rPr>
+        <w:rFonts w:eastAsia="黑体"/>
         <w:b/>
         <w:bCs/>
         <w:i w:val="0"/>
@@ -11244,6 +11727,7 @@
     </w:tcPr>
     <w:tblStylePr w:type="firstRow">
       <w:rPr>
+        <w:rFonts w:eastAsia="黑体"/>
         <w:b/>
         <w:bCs/>
         <w:i w:val="0"/>
@@ -11265,6 +11749,7 @@
     </w:tblStylePr>
     <w:tblStylePr w:type="lastRow">
       <w:rPr>
+        <w:rFonts w:eastAsia="黑体"/>
         <w:b/>
         <w:bCs/>
         <w:i w:val="0"/>
@@ -11286,6 +11771,7 @@
     </w:tblStylePr>
     <w:tblStylePr w:type="firstCol">
       <w:rPr>
+        <w:rFonts w:eastAsia="黑体"/>
         <w:b/>
         <w:bCs/>
         <w:i w:val="0"/>
@@ -11305,6 +11791,7 @@
     </w:tblStylePr>
     <w:tblStylePr w:type="lastCol">
       <w:rPr>
+        <w:rFonts w:eastAsia="黑体"/>
         <w:b/>
         <w:bCs/>
         <w:i w:val="0"/>
@@ -11385,6 +11872,7 @@
     </w:tcPr>
     <w:tblStylePr w:type="firstRow">
       <w:rPr>
+        <w:rFonts w:eastAsia="黑体"/>
         <w:b/>
         <w:bCs/>
         <w:i w:val="0"/>
@@ -11406,6 +11894,7 @@
     </w:tblStylePr>
     <w:tblStylePr w:type="lastRow">
       <w:rPr>
+        <w:rFonts w:eastAsia="黑体"/>
         <w:b/>
         <w:bCs/>
         <w:i w:val="0"/>
@@ -11427,6 +11916,7 @@
     </w:tblStylePr>
     <w:tblStylePr w:type="firstCol">
       <w:rPr>
+        <w:rFonts w:eastAsia="黑体"/>
         <w:b/>
         <w:bCs/>
         <w:i w:val="0"/>
@@ -11446,6 +11936,7 @@
     </w:tblStylePr>
     <w:tblStylePr w:type="lastCol">
       <w:rPr>
+        <w:rFonts w:eastAsia="黑体"/>
         <w:b/>
         <w:bCs/>
         <w:i w:val="0"/>
@@ -11526,6 +12017,7 @@
     </w:tcPr>
     <w:tblStylePr w:type="firstRow">
       <w:rPr>
+        <w:rFonts w:eastAsia="黑体"/>
         <w:b/>
         <w:bCs/>
         <w:i w:val="0"/>
@@ -11547,6 +12039,7 @@
     </w:tblStylePr>
     <w:tblStylePr w:type="lastRow">
       <w:rPr>
+        <w:rFonts w:eastAsia="黑体"/>
         <w:b/>
         <w:bCs/>
         <w:i w:val="0"/>
@@ -11568,6 +12061,7 @@
     </w:tblStylePr>
     <w:tblStylePr w:type="firstCol">
       <w:rPr>
+        <w:rFonts w:eastAsia="黑体"/>
         <w:b/>
         <w:bCs/>
         <w:i w:val="0"/>
@@ -11587,6 +12081,7 @@
     </w:tblStylePr>
     <w:tblStylePr w:type="lastCol">
       <w:rPr>
+        <w:rFonts w:eastAsia="黑体"/>
         <w:b/>
         <w:bCs/>
         <w:i w:val="0"/>
@@ -11667,6 +12162,7 @@
     </w:tcPr>
     <w:tblStylePr w:type="firstRow">
       <w:rPr>
+        <w:rFonts w:eastAsia="黑体"/>
         <w:b/>
         <w:bCs/>
         <w:i w:val="0"/>
@@ -11688,6 +12184,7 @@
     </w:tblStylePr>
     <w:tblStylePr w:type="lastRow">
       <w:rPr>
+        <w:rFonts w:eastAsia="黑体"/>
         <w:b/>
         <w:bCs/>
         <w:i w:val="0"/>
@@ -11709,6 +12206,7 @@
     </w:tblStylePr>
     <w:tblStylePr w:type="firstCol">
       <w:rPr>
+        <w:rFonts w:eastAsia="黑体"/>
         <w:b/>
         <w:bCs/>
         <w:i w:val="0"/>
@@ -11728,6 +12226,7 @@
     </w:tblStylePr>
     <w:tblStylePr w:type="lastCol">
       <w:rPr>
+        <w:rFonts w:eastAsia="黑体"/>
         <w:b/>
         <w:bCs/>
         <w:i w:val="0"/>
@@ -11785,6 +12284,7 @@
       <w:spacing w:after="0" w:line="240" w:lineRule="auto"/>
     </w:pPr>
     <w:rPr>
+      <w:rFonts w:eastAsia="黑体"/>
       <w:color w:themeColor="background1" w:val="FFFFFF"/>
     </w:rPr>
     <w:tblPr>
@@ -11803,6 +12303,7 @@
     </w:tcPr>
     <w:tblStylePr w:type="firstRow">
       <w:rPr>
+        <w:rFonts w:eastAsia="黑体"/>
         <w:b/>
         <w:bCs/>
       </w:rPr>
@@ -11899,6 +12400,7 @@
       <w:spacing w:after="0" w:line="240" w:lineRule="auto"/>
     </w:pPr>
     <w:rPr>
+      <w:rFonts w:eastAsia="黑体"/>
       <w:color w:themeColor="background1" w:val="FFFFFF"/>
     </w:rPr>
     <w:tblPr>
@@ -11917,6 +12419,7 @@
     </w:tcPr>
     <w:tblStylePr w:type="firstRow">
       <w:rPr>
+        <w:rFonts w:eastAsia="黑体"/>
         <w:b/>
         <w:bCs/>
       </w:rPr>
@@ -12013,6 +12516,7 @@
       <w:spacing w:after="0" w:line="240" w:lineRule="auto"/>
     </w:pPr>
     <w:rPr>
+      <w:rFonts w:eastAsia="黑体"/>
       <w:color w:themeColor="background1" w:val="FFFFFF"/>
     </w:rPr>
     <w:tblPr>
@@ -12031,6 +12535,7 @@
     </w:tcPr>
     <w:tblStylePr w:type="firstRow">
       <w:rPr>
+        <w:rFonts w:eastAsia="黑体"/>
         <w:b/>
         <w:bCs/>
       </w:rPr>
@@ -12127,6 +12632,7 @@
       <w:spacing w:after="0" w:line="240" w:lineRule="auto"/>
     </w:pPr>
     <w:rPr>
+      <w:rFonts w:eastAsia="黑体"/>
       <w:color w:themeColor="background1" w:val="FFFFFF"/>
     </w:rPr>
     <w:tblPr>
@@ -12145,6 +12651,7 @@
     </w:tcPr>
     <w:tblStylePr w:type="firstRow">
       <w:rPr>
+        <w:rFonts w:eastAsia="黑体"/>
         <w:b/>
         <w:bCs/>
       </w:rPr>
@@ -12241,6 +12748,7 @@
       <w:spacing w:after="0" w:line="240" w:lineRule="auto"/>
     </w:pPr>
     <w:rPr>
+      <w:rFonts w:eastAsia="黑体"/>
       <w:color w:themeColor="background1" w:val="FFFFFF"/>
     </w:rPr>
     <w:tblPr>
@@ -12259,6 +12767,7 @@
     </w:tcPr>
     <w:tblStylePr w:type="firstRow">
       <w:rPr>
+        <w:rFonts w:eastAsia="黑体"/>
         <w:b/>
         <w:bCs/>
       </w:rPr>
@@ -12355,6 +12864,7 @@
       <w:spacing w:after="0" w:line="240" w:lineRule="auto"/>
     </w:pPr>
     <w:rPr>
+      <w:rFonts w:eastAsia="黑体"/>
       <w:color w:themeColor="background1" w:val="FFFFFF"/>
     </w:rPr>
     <w:tblPr>
@@ -12373,6 +12883,7 @@
     </w:tcPr>
     <w:tblStylePr w:type="firstRow">
       <w:rPr>
+        <w:rFonts w:eastAsia="黑体"/>
         <w:b/>
         <w:bCs/>
       </w:rPr>
@@ -12469,6 +12980,7 @@
       <w:spacing w:after="0" w:line="240" w:lineRule="auto"/>
     </w:pPr>
     <w:rPr>
+      <w:rFonts w:eastAsia="黑体"/>
       <w:color w:themeColor="background1" w:val="FFFFFF"/>
     </w:rPr>
     <w:tblPr>
@@ -12487,6 +12999,7 @@
     </w:tcPr>
     <w:tblStylePr w:type="firstRow">
       <w:rPr>
+        <w:rFonts w:eastAsia="黑体"/>
         <w:b/>
         <w:bCs/>
       </w:rPr>
@@ -12583,6 +13096,7 @@
       <w:spacing w:after="0" w:line="240" w:lineRule="auto"/>
     </w:pPr>
     <w:rPr>
+      <w:rFonts w:eastAsia="黑体"/>
       <w:color w:themeColor="text1" w:val="000000"/>
     </w:rPr>
     <w:tblPr>
@@ -12609,6 +13123,7 @@
     </w:tcPr>
     <w:tblStylePr w:type="firstRow">
       <w:rPr>
+        <w:rFonts w:eastAsia="黑体"/>
         <w:b/>
         <w:bCs/>
       </w:rPr>
@@ -12627,6 +13142,7 @@
     </w:tblStylePr>
     <w:tblStylePr w:type="lastRow">
       <w:rPr>
+        <w:rFonts w:eastAsia="黑体"/>
         <w:b/>
         <w:bCs/>
         <w:color w:themeColor="background1" w:val="FFFFFF"/>
@@ -12641,6 +13157,7 @@
     </w:tblStylePr>
     <w:tblStylePr w:type="firstCol">
       <w:rPr>
+        <w:rFonts w:eastAsia="黑体"/>
         <w:color w:themeColor="background1" w:val="FFFFFF"/>
       </w:rPr>
       <w:tblPr/>
@@ -12658,6 +13175,7 @@
     </w:tblStylePr>
     <w:tblStylePr w:type="lastCol">
       <w:rPr>
+        <w:rFonts w:eastAsia="黑体"/>
         <w:color w:themeColor="background1" w:val="FFFFFF"/>
       </w:rPr>
       <w:tblPr/>
@@ -12687,11 +13205,13 @@
     </w:tblStylePr>
     <w:tblStylePr w:type="neCell">
       <w:rPr>
+        <w:rFonts w:eastAsia="黑体"/>
         <w:color w:themeColor="text1" w:val="000000"/>
       </w:rPr>
     </w:tblStylePr>
     <w:tblStylePr w:type="nwCell">
       <w:rPr>
+        <w:rFonts w:eastAsia="黑体"/>
         <w:color w:themeColor="text1" w:val="000000"/>
       </w:rPr>
     </w:tblStylePr>
@@ -12705,6 +13225,7 @@
       <w:spacing w:after="0" w:line="240" w:lineRule="auto"/>
     </w:pPr>
     <w:rPr>
+      <w:rFonts w:eastAsia="黑体"/>
       <w:color w:themeColor="text1" w:val="000000"/>
     </w:rPr>
     <w:tblPr>
@@ -12731,6 +13252,7 @@
     </w:tcPr>
     <w:tblStylePr w:type="firstRow">
       <w:rPr>
+        <w:rFonts w:eastAsia="黑体"/>
         <w:b/>
         <w:bCs/>
       </w:rPr>
@@ -12749,6 +13271,7 @@
     </w:tblStylePr>
     <w:tblStylePr w:type="lastRow">
       <w:rPr>
+        <w:rFonts w:eastAsia="黑体"/>
         <w:b/>
         <w:bCs/>
         <w:color w:themeColor="background1" w:val="FFFFFF"/>
@@ -12763,6 +13286,7 @@
     </w:tblStylePr>
     <w:tblStylePr w:type="firstCol">
       <w:rPr>
+        <w:rFonts w:eastAsia="黑体"/>
         <w:color w:themeColor="background1" w:val="FFFFFF"/>
       </w:rPr>
       <w:tblPr/>
@@ -12780,6 +13304,7 @@
     </w:tblStylePr>
     <w:tblStylePr w:type="lastCol">
       <w:rPr>
+        <w:rFonts w:eastAsia="黑体"/>
         <w:color w:themeColor="background1" w:val="FFFFFF"/>
       </w:rPr>
       <w:tblPr/>
@@ -12809,11 +13334,13 @@
     </w:tblStylePr>
     <w:tblStylePr w:type="neCell">
       <w:rPr>
+        <w:rFonts w:eastAsia="黑体"/>
         <w:color w:themeColor="text1" w:val="000000"/>
       </w:rPr>
     </w:tblStylePr>
     <w:tblStylePr w:type="nwCell">
       <w:rPr>
+        <w:rFonts w:eastAsia="黑体"/>
         <w:color w:themeColor="text1" w:val="000000"/>
       </w:rPr>
     </w:tblStylePr>
@@ -12827,6 +13354,7 @@
       <w:spacing w:after="0" w:line="240" w:lineRule="auto"/>
     </w:pPr>
     <w:rPr>
+      <w:rFonts w:eastAsia="黑体"/>
       <w:color w:themeColor="text1" w:val="000000"/>
     </w:rPr>
     <w:tblPr>
@@ -12853,6 +13381,7 @@
     </w:tcPr>
     <w:tblStylePr w:type="firstRow">
       <w:rPr>
+        <w:rFonts w:eastAsia="黑体"/>
         <w:b/>
         <w:bCs/>
       </w:rPr>
@@ -12871,6 +13400,7 @@
     </w:tblStylePr>
     <w:tblStylePr w:type="lastRow">
       <w:rPr>
+        <w:rFonts w:eastAsia="黑体"/>
         <w:b/>
         <w:bCs/>
         <w:color w:themeColor="background1" w:val="FFFFFF"/>
@@ -12885,6 +13415,7 @@
     </w:tblStylePr>
     <w:tblStylePr w:type="firstCol">
       <w:rPr>
+        <w:rFonts w:eastAsia="黑体"/>
         <w:color w:themeColor="background1" w:val="FFFFFF"/>
       </w:rPr>
       <w:tblPr/>
@@ -12902,6 +13433,7 @@
     </w:tblStylePr>
     <w:tblStylePr w:type="lastCol">
       <w:rPr>
+        <w:rFonts w:eastAsia="黑体"/>
         <w:color w:themeColor="background1" w:val="FFFFFF"/>
       </w:rPr>
       <w:tblPr/>
@@ -12931,11 +13463,13 @@
     </w:tblStylePr>
     <w:tblStylePr w:type="neCell">
       <w:rPr>
+        <w:rFonts w:eastAsia="黑体"/>
         <w:color w:themeColor="text1" w:val="000000"/>
       </w:rPr>
     </w:tblStylePr>
     <w:tblStylePr w:type="nwCell">
       <w:rPr>
+        <w:rFonts w:eastAsia="黑体"/>
         <w:color w:themeColor="text1" w:val="000000"/>
       </w:rPr>
     </w:tblStylePr>
@@ -12949,6 +13483,7 @@
       <w:spacing w:after="0" w:line="240" w:lineRule="auto"/>
     </w:pPr>
     <w:rPr>
+      <w:rFonts w:eastAsia="黑体"/>
       <w:color w:themeColor="text1" w:val="000000"/>
     </w:rPr>
     <w:tblPr>
@@ -12975,6 +13510,7 @@
     </w:tcPr>
     <w:tblStylePr w:type="firstRow">
       <w:rPr>
+        <w:rFonts w:eastAsia="黑体"/>
         <w:b/>
         <w:bCs/>
       </w:rPr>
@@ -12993,6 +13529,7 @@
     </w:tblStylePr>
     <w:tblStylePr w:type="lastRow">
       <w:rPr>
+        <w:rFonts w:eastAsia="黑体"/>
         <w:b/>
         <w:bCs/>
         <w:color w:themeColor="background1" w:val="FFFFFF"/>
@@ -13007,6 +13544,7 @@
     </w:tblStylePr>
     <w:tblStylePr w:type="firstCol">
       <w:rPr>
+        <w:rFonts w:eastAsia="黑体"/>
         <w:color w:themeColor="background1" w:val="FFFFFF"/>
       </w:rPr>
       <w:tblPr/>
@@ -13024,6 +13562,7 @@
     </w:tblStylePr>
     <w:tblStylePr w:type="lastCol">
       <w:rPr>
+        <w:rFonts w:eastAsia="黑体"/>
         <w:color w:themeColor="background1" w:val="FFFFFF"/>
       </w:rPr>
       <w:tblPr/>
@@ -13061,6 +13600,7 @@
       <w:spacing w:after="0" w:line="240" w:lineRule="auto"/>
     </w:pPr>
     <w:rPr>
+      <w:rFonts w:eastAsia="黑体"/>
       <w:color w:themeColor="text1" w:val="000000"/>
     </w:rPr>
     <w:tblPr>
@@ -13087,6 +13627,7 @@
     </w:tcPr>
     <w:tblStylePr w:type="firstRow">
       <w:rPr>
+        <w:rFonts w:eastAsia="黑体"/>
         <w:b/>
         <w:bCs/>
       </w:rPr>
@@ -13105,6 +13646,7 @@
     </w:tblStylePr>
     <w:tblStylePr w:type="lastRow">
       <w:rPr>
+        <w:rFonts w:eastAsia="黑体"/>
         <w:b/>
         <w:bCs/>
         <w:color w:themeColor="background1" w:val="FFFFFF"/>
@@ -13119,6 +13661,7 @@
     </w:tblStylePr>
     <w:tblStylePr w:type="firstCol">
       <w:rPr>
+        <w:rFonts w:eastAsia="黑体"/>
         <w:color w:themeColor="background1" w:val="FFFFFF"/>
       </w:rPr>
       <w:tblPr/>
@@ -13136,6 +13679,7 @@
     </w:tblStylePr>
     <w:tblStylePr w:type="lastCol">
       <w:rPr>
+        <w:rFonts w:eastAsia="黑体"/>
         <w:color w:themeColor="background1" w:val="FFFFFF"/>
       </w:rPr>
       <w:tblPr/>
@@ -13165,11 +13709,13 @@
     </w:tblStylePr>
     <w:tblStylePr w:type="neCell">
       <w:rPr>
+        <w:rFonts w:eastAsia="黑体"/>
         <w:color w:themeColor="text1" w:val="000000"/>
       </w:rPr>
     </w:tblStylePr>
     <w:tblStylePr w:type="nwCell">
       <w:rPr>
+        <w:rFonts w:eastAsia="黑体"/>
         <w:color w:themeColor="text1" w:val="000000"/>
       </w:rPr>
     </w:tblStylePr>
@@ -13183,6 +13729,7 @@
       <w:spacing w:after="0" w:line="240" w:lineRule="auto"/>
     </w:pPr>
     <w:rPr>
+      <w:rFonts w:eastAsia="黑体"/>
       <w:color w:themeColor="text1" w:val="000000"/>
     </w:rPr>
     <w:tblPr>
@@ -13209,6 +13756,7 @@
     </w:tcPr>
     <w:tblStylePr w:type="firstRow">
       <w:rPr>
+        <w:rFonts w:eastAsia="黑体"/>
         <w:b/>
         <w:bCs/>
       </w:rPr>
@@ -13227,6 +13775,7 @@
     </w:tblStylePr>
     <w:tblStylePr w:type="lastRow">
       <w:rPr>
+        <w:rFonts w:eastAsia="黑体"/>
         <w:b/>
         <w:bCs/>
         <w:color w:themeColor="background1" w:val="FFFFFF"/>
@@ -13241,6 +13790,7 @@
     </w:tblStylePr>
     <w:tblStylePr w:type="firstCol">
       <w:rPr>
+        <w:rFonts w:eastAsia="黑体"/>
         <w:color w:themeColor="background1" w:val="FFFFFF"/>
       </w:rPr>
       <w:tblPr/>
@@ -13258,6 +13808,7 @@
     </w:tblStylePr>
     <w:tblStylePr w:type="lastCol">
       <w:rPr>
+        <w:rFonts w:eastAsia="黑体"/>
         <w:color w:themeColor="background1" w:val="FFFFFF"/>
       </w:rPr>
       <w:tblPr/>
@@ -13287,11 +13838,13 @@
     </w:tblStylePr>
     <w:tblStylePr w:type="neCell">
       <w:rPr>
+        <w:rFonts w:eastAsia="黑体"/>
         <w:color w:themeColor="text1" w:val="000000"/>
       </w:rPr>
     </w:tblStylePr>
     <w:tblStylePr w:type="nwCell">
       <w:rPr>
+        <w:rFonts w:eastAsia="黑体"/>
         <w:color w:themeColor="text1" w:val="000000"/>
       </w:rPr>
     </w:tblStylePr>
@@ -13305,6 +13858,7 @@
       <w:spacing w:after="0" w:line="240" w:lineRule="auto"/>
     </w:pPr>
     <w:rPr>
+      <w:rFonts w:eastAsia="黑体"/>
       <w:color w:themeColor="text1" w:val="000000"/>
     </w:rPr>
     <w:tblPr>
@@ -13331,6 +13885,7 @@
     </w:tcPr>
     <w:tblStylePr w:type="firstRow">
       <w:rPr>
+        <w:rFonts w:eastAsia="黑体"/>
         <w:b/>
         <w:bCs/>
       </w:rPr>
@@ -13349,6 +13904,7 @@
     </w:tblStylePr>
     <w:tblStylePr w:type="lastRow">
       <w:rPr>
+        <w:rFonts w:eastAsia="黑体"/>
         <w:b/>
         <w:bCs/>
         <w:color w:themeColor="background1" w:val="FFFFFF"/>
@@ -13363,6 +13919,7 @@
     </w:tblStylePr>
     <w:tblStylePr w:type="firstCol">
       <w:rPr>
+        <w:rFonts w:eastAsia="黑体"/>
         <w:color w:themeColor="background1" w:val="FFFFFF"/>
       </w:rPr>
       <w:tblPr/>
@@ -13380,6 +13937,7 @@
     </w:tblStylePr>
     <w:tblStylePr w:type="lastCol">
       <w:rPr>
+        <w:rFonts w:eastAsia="黑体"/>
         <w:color w:themeColor="background1" w:val="FFFFFF"/>
       </w:rPr>
       <w:tblPr/>
@@ -13409,11 +13967,13 @@
     </w:tblStylePr>
     <w:tblStylePr w:type="neCell">
       <w:rPr>
+        <w:rFonts w:eastAsia="黑体"/>
         <w:color w:themeColor="text1" w:val="000000"/>
       </w:rPr>
     </w:tblStylePr>
     <w:tblStylePr w:type="nwCell">
       <w:rPr>
+        <w:rFonts w:eastAsia="黑体"/>
         <w:color w:themeColor="text1" w:val="000000"/>
       </w:rPr>
     </w:tblStylePr>
@@ -13427,6 +13987,7 @@
       <w:spacing w:after="0" w:line="240" w:lineRule="auto"/>
     </w:pPr>
     <w:rPr>
+      <w:rFonts w:eastAsia="黑体"/>
       <w:color w:themeColor="text1" w:val="000000"/>
     </w:rPr>
     <w:tblPr>
@@ -13445,6 +14006,7 @@
     </w:tcPr>
     <w:tblStylePr w:type="firstRow">
       <w:rPr>
+        <w:rFonts w:eastAsia="黑体"/>
         <w:b/>
         <w:bCs/>
         <w:color w:themeColor="background1" w:val="FFFFFF"/>
@@ -13459,6 +14021,7 @@
     </w:tblStylePr>
     <w:tblStylePr w:type="lastRow">
       <w:rPr>
+        <w:rFonts w:eastAsia="黑体"/>
         <w:b/>
         <w:bCs/>
         <w:color w:themeColor="accent2" w:themeShade="CC" w:val="9E3A38"/>
@@ -13473,12 +14036,14 @@
     </w:tblStylePr>
     <w:tblStylePr w:type="firstCol">
       <w:rPr>
+        <w:rFonts w:eastAsia="黑体"/>
         <w:b/>
         <w:bCs/>
       </w:rPr>
     </w:tblStylePr>
     <w:tblStylePr w:type="lastCol">
       <w:rPr>
+        <w:rFonts w:eastAsia="黑体"/>
         <w:b/>
         <w:bCs/>
       </w:rPr>
@@ -13513,6 +14078,7 @@
       <w:spacing w:after="0" w:line="240" w:lineRule="auto"/>
     </w:pPr>
     <w:rPr>
+      <w:rFonts w:eastAsia="黑体"/>
       <w:color w:themeColor="text1" w:val="000000"/>
     </w:rPr>
     <w:tblPr>
@@ -13531,6 +14097,7 @@
     </w:tcPr>
     <w:tblStylePr w:type="firstRow">
       <w:rPr>
+        <w:rFonts w:eastAsia="黑体"/>
         <w:b/>
         <w:bCs/>
         <w:color w:themeColor="background1" w:val="FFFFFF"/>
@@ -13545,6 +14112,7 @@
     </w:tblStylePr>
     <w:tblStylePr w:type="lastRow">
       <w:rPr>
+        <w:rFonts w:eastAsia="黑体"/>
         <w:b/>
         <w:bCs/>
         <w:color w:themeColor="accent2" w:themeShade="CC" w:val="9E3A38"/>
@@ -13559,12 +14127,14 @@
     </w:tblStylePr>
     <w:tblStylePr w:type="firstCol">
       <w:rPr>
+        <w:rFonts w:eastAsia="黑体"/>
         <w:b/>
         <w:bCs/>
       </w:rPr>
     </w:tblStylePr>
     <w:tblStylePr w:type="lastCol">
       <w:rPr>
+        <w:rFonts w:eastAsia="黑体"/>
         <w:b/>
         <w:bCs/>
       </w:rPr>
@@ -13599,6 +14169,7 @@
       <w:spacing w:after="0" w:line="240" w:lineRule="auto"/>
     </w:pPr>
     <w:rPr>
+      <w:rFonts w:eastAsia="黑体"/>
       <w:color w:themeColor="text1" w:val="000000"/>
     </w:rPr>
     <w:tblPr>
@@ -13617,6 +14188,7 @@
     </w:tcPr>
     <w:tblStylePr w:type="firstRow">
       <w:rPr>
+        <w:rFonts w:eastAsia="黑体"/>
         <w:b/>
         <w:bCs/>
         <w:color w:themeColor="background1" w:val="FFFFFF"/>
@@ -13631,6 +14203,7 @@
     </w:tblStylePr>
     <w:tblStylePr w:type="lastRow">
       <w:rPr>
+        <w:rFonts w:eastAsia="黑体"/>
         <w:b/>
         <w:bCs/>
         <w:color w:themeColor="accent2" w:themeShade="CC" w:val="9E3A38"/>
@@ -13645,12 +14218,14 @@
     </w:tblStylePr>
     <w:tblStylePr w:type="firstCol">
       <w:rPr>
+        <w:rFonts w:eastAsia="黑体"/>
         <w:b/>
         <w:bCs/>
       </w:rPr>
     </w:tblStylePr>
     <w:tblStylePr w:type="lastCol">
       <w:rPr>
+        <w:rFonts w:eastAsia="黑体"/>
         <w:b/>
         <w:bCs/>
       </w:rPr>
@@ -13685,6 +14260,7 @@
       <w:spacing w:after="0" w:line="240" w:lineRule="auto"/>
     </w:pPr>
     <w:rPr>
+      <w:rFonts w:eastAsia="黑体"/>
       <w:color w:themeColor="text1" w:val="000000"/>
     </w:rPr>
     <w:tblPr>
@@ -13703,6 +14279,7 @@
     </w:tcPr>
     <w:tblStylePr w:type="firstRow">
       <w:rPr>
+        <w:rFonts w:eastAsia="黑体"/>
         <w:b/>
         <w:bCs/>
         <w:color w:themeColor="background1" w:val="FFFFFF"/>
@@ -13717,6 +14294,7 @@
     </w:tblStylePr>
     <w:tblStylePr w:type="lastRow">
       <w:rPr>
+        <w:rFonts w:eastAsia="黑体"/>
         <w:b/>
         <w:bCs/>
         <w:color w:themeColor="accent4" w:themeShade="CC" w:val="664E82"/>
@@ -13731,12 +14309,14 @@
     </w:tblStylePr>
     <w:tblStylePr w:type="firstCol">
       <w:rPr>
+        <w:rFonts w:eastAsia="黑体"/>
         <w:b/>
         <w:bCs/>
       </w:rPr>
     </w:tblStylePr>
     <w:tblStylePr w:type="lastCol">
       <w:rPr>
+        <w:rFonts w:eastAsia="黑体"/>
         <w:b/>
         <w:bCs/>
       </w:rPr>
@@ -13771,6 +14351,7 @@
       <w:spacing w:after="0" w:line="240" w:lineRule="auto"/>
     </w:pPr>
     <w:rPr>
+      <w:rFonts w:eastAsia="黑体"/>
       <w:color w:themeColor="text1" w:val="000000"/>
     </w:rPr>
     <w:tblPr>
@@ -13789,6 +14370,7 @@
     </w:tcPr>
     <w:tblStylePr w:type="firstRow">
       <w:rPr>
+        <w:rFonts w:eastAsia="黑体"/>
         <w:b/>
         <w:bCs/>
         <w:color w:themeColor="background1" w:val="FFFFFF"/>
@@ -13803,6 +14385,7 @@
     </w:tblStylePr>
     <w:tblStylePr w:type="lastRow">
       <w:rPr>
+        <w:rFonts w:eastAsia="黑体"/>
         <w:b/>
         <w:bCs/>
         <w:color w:themeColor="accent3" w:themeShade="CC" w:val="7E9C40"/>
@@ -13817,12 +14400,14 @@
     </w:tblStylePr>
     <w:tblStylePr w:type="firstCol">
       <w:rPr>
+        <w:rFonts w:eastAsia="黑体"/>
         <w:b/>
         <w:bCs/>
       </w:rPr>
     </w:tblStylePr>
     <w:tblStylePr w:type="lastCol">
       <w:rPr>
+        <w:rFonts w:eastAsia="黑体"/>
         <w:b/>
         <w:bCs/>
       </w:rPr>
@@ -13857,6 +14442,7 @@
       <w:spacing w:after="0" w:line="240" w:lineRule="auto"/>
     </w:pPr>
     <w:rPr>
+      <w:rFonts w:eastAsia="黑体"/>
       <w:color w:themeColor="text1" w:val="000000"/>
     </w:rPr>
     <w:tblPr>
@@ -13875,6 +14461,7 @@
     </w:tcPr>
     <w:tblStylePr w:type="firstRow">
       <w:rPr>
+        <w:rFonts w:eastAsia="黑体"/>
         <w:b/>
         <w:bCs/>
         <w:color w:themeColor="background1" w:val="FFFFFF"/>
@@ -13889,6 +14476,7 @@
     </w:tblStylePr>
     <w:tblStylePr w:type="lastRow">
       <w:rPr>
+        <w:rFonts w:eastAsia="黑体"/>
         <w:b/>
         <w:bCs/>
         <w:color w:themeColor="accent6" w:themeShade="CC" w:val="F2730A"/>
@@ -13903,12 +14491,14 @@
     </w:tblStylePr>
     <w:tblStylePr w:type="firstCol">
       <w:rPr>
+        <w:rFonts w:eastAsia="黑体"/>
         <w:b/>
         <w:bCs/>
       </w:rPr>
     </w:tblStylePr>
     <w:tblStylePr w:type="lastCol">
       <w:rPr>
+        <w:rFonts w:eastAsia="黑体"/>
         <w:b/>
         <w:bCs/>
       </w:rPr>
@@ -13943,6 +14533,7 @@
       <w:spacing w:after="0" w:line="240" w:lineRule="auto"/>
     </w:pPr>
     <w:rPr>
+      <w:rFonts w:eastAsia="黑体"/>
       <w:color w:themeColor="text1" w:val="000000"/>
     </w:rPr>
     <w:tblPr>
@@ -13961,6 +14552,7 @@
     </w:tcPr>
     <w:tblStylePr w:type="firstRow">
       <w:rPr>
+        <w:rFonts w:eastAsia="黑体"/>
         <w:b/>
         <w:bCs/>
         <w:color w:themeColor="background1" w:val="FFFFFF"/>
@@ -13975,6 +14567,7 @@
     </w:tblStylePr>
     <w:tblStylePr w:type="lastRow">
       <w:rPr>
+        <w:rFonts w:eastAsia="黑体"/>
         <w:b/>
         <w:bCs/>
         <w:color w:themeColor="accent5" w:themeShade="CC" w:val="348DA5"/>
@@ -13989,12 +14582,14 @@
     </w:tblStylePr>
     <w:tblStylePr w:type="firstCol">
       <w:rPr>
+        <w:rFonts w:eastAsia="黑体"/>
         <w:b/>
         <w:bCs/>
       </w:rPr>
     </w:tblStylePr>
     <w:tblStylePr w:type="lastCol">
       <w:rPr>
+        <w:rFonts w:eastAsia="黑体"/>
         <w:b/>
         <w:bCs/>
       </w:rPr>
@@ -14029,6 +14624,7 @@
       <w:spacing w:after="0" w:line="240" w:lineRule="auto"/>
     </w:pPr>
     <w:rPr>
+      <w:rFonts w:eastAsia="黑体"/>
       <w:color w:themeColor="text1" w:val="000000"/>
     </w:rPr>
     <w:tblPr>
@@ -14050,6 +14646,7 @@
     </w:tcPr>
     <w:tblStylePr w:type="firstRow">
       <w:rPr>
+        <w:rFonts w:eastAsia="黑体"/>
         <w:b/>
         <w:bCs/>
       </w:rPr>
@@ -14060,6 +14657,7 @@
     </w:tblStylePr>
     <w:tblStylePr w:type="lastRow">
       <w:rPr>
+        <w:rFonts w:eastAsia="黑体"/>
         <w:b/>
         <w:bCs/>
         <w:color w:themeColor="text1" w:val="000000"/>
@@ -14071,6 +14669,7 @@
     </w:tblStylePr>
     <w:tblStylePr w:type="firstCol">
       <w:rPr>
+        <w:rFonts w:eastAsia="黑体"/>
         <w:color w:themeColor="background1" w:val="FFFFFF"/>
       </w:rPr>
       <w:tblPr/>
@@ -14080,6 +14679,7 @@
     </w:tblStylePr>
     <w:tblStylePr w:type="lastCol">
       <w:rPr>
+        <w:rFonts w:eastAsia="黑体"/>
         <w:color w:themeColor="background1" w:val="FFFFFF"/>
       </w:rPr>
       <w:tblPr/>
@@ -14109,6 +14709,7 @@
       <w:spacing w:after="0" w:line="240" w:lineRule="auto"/>
     </w:pPr>
     <w:rPr>
+      <w:rFonts w:eastAsia="黑体"/>
       <w:color w:themeColor="text1" w:val="000000"/>
     </w:rPr>
     <w:tblPr>
@@ -14130,6 +14731,7 @@
     </w:tcPr>
     <w:tblStylePr w:type="firstRow">
       <w:rPr>
+        <w:rFonts w:eastAsia="黑体"/>
         <w:b/>
         <w:bCs/>
       </w:rPr>
@@ -14140,6 +14742,7 @@
     </w:tblStylePr>
     <w:tblStylePr w:type="lastRow">
       <w:rPr>
+        <w:rFonts w:eastAsia="黑体"/>
         <w:b/>
         <w:bCs/>
         <w:color w:themeColor="text1" w:val="000000"/>
@@ -14151,6 +14754,7 @@
     </w:tblStylePr>
     <w:tblStylePr w:type="firstCol">
       <w:rPr>
+        <w:rFonts w:eastAsia="黑体"/>
         <w:color w:themeColor="background1" w:val="FFFFFF"/>
       </w:rPr>
       <w:tblPr/>
@@ -14160,6 +14764,7 @@
     </w:tblStylePr>
     <w:tblStylePr w:type="lastCol">
       <w:rPr>
+        <w:rFonts w:eastAsia="黑体"/>
         <w:color w:themeColor="background1" w:val="FFFFFF"/>
       </w:rPr>
       <w:tblPr/>
@@ -14189,6 +14794,7 @@
       <w:spacing w:after="0" w:line="240" w:lineRule="auto"/>
     </w:pPr>
     <w:rPr>
+      <w:rFonts w:eastAsia="黑体"/>
       <w:color w:themeColor="text1" w:val="000000"/>
     </w:rPr>
     <w:tblPr>
@@ -14210,6 +14816,7 @@
     </w:tcPr>
     <w:tblStylePr w:type="firstRow">
       <w:rPr>
+        <w:rFonts w:eastAsia="黑体"/>
         <w:b/>
         <w:bCs/>
       </w:rPr>
@@ -14220,6 +14827,7 @@
     </w:tblStylePr>
     <w:tblStylePr w:type="lastRow">
       <w:rPr>
+        <w:rFonts w:eastAsia="黑体"/>
         <w:b/>
         <w:bCs/>
         <w:color w:themeColor="text1" w:val="000000"/>
@@ -14231,6 +14839,7 @@
     </w:tblStylePr>
     <w:tblStylePr w:type="firstCol">
       <w:rPr>
+        <w:rFonts w:eastAsia="黑体"/>
         <w:color w:themeColor="background1" w:val="FFFFFF"/>
       </w:rPr>
       <w:tblPr/>
@@ -14240,6 +14849,7 @@
     </w:tblStylePr>
     <w:tblStylePr w:type="lastCol">
       <w:rPr>
+        <w:rFonts w:eastAsia="黑体"/>
         <w:color w:themeColor="background1" w:val="FFFFFF"/>
       </w:rPr>
       <w:tblPr/>
@@ -14269,6 +14879,7 @@
       <w:spacing w:after="0" w:line="240" w:lineRule="auto"/>
     </w:pPr>
     <w:rPr>
+      <w:rFonts w:eastAsia="黑体"/>
       <w:color w:themeColor="text1" w:val="000000"/>
     </w:rPr>
     <w:tblPr>
@@ -14290,6 +14901,7 @@
     </w:tcPr>
     <w:tblStylePr w:type="firstRow">
       <w:rPr>
+        <w:rFonts w:eastAsia="黑体"/>
         <w:b/>
         <w:bCs/>
       </w:rPr>
@@ -14300,6 +14912,7 @@
     </w:tblStylePr>
     <w:tblStylePr w:type="lastRow">
       <w:rPr>
+        <w:rFonts w:eastAsia="黑体"/>
         <w:b/>
         <w:bCs/>
         <w:color w:themeColor="text1" w:val="000000"/>
@@ -14311,6 +14924,7 @@
     </w:tblStylePr>
     <w:tblStylePr w:type="firstCol">
       <w:rPr>
+        <w:rFonts w:eastAsia="黑体"/>
         <w:color w:themeColor="background1" w:val="FFFFFF"/>
       </w:rPr>
       <w:tblPr/>
@@ -14320,6 +14934,7 @@
     </w:tblStylePr>
     <w:tblStylePr w:type="lastCol">
       <w:rPr>
+        <w:rFonts w:eastAsia="黑体"/>
         <w:color w:themeColor="background1" w:val="FFFFFF"/>
       </w:rPr>
       <w:tblPr/>
@@ -14349,6 +14964,7 @@
       <w:spacing w:after="0" w:line="240" w:lineRule="auto"/>
     </w:pPr>
     <w:rPr>
+      <w:rFonts w:eastAsia="黑体"/>
       <w:color w:themeColor="text1" w:val="000000"/>
     </w:rPr>
     <w:tblPr>
@@ -14370,6 +14986,7 @@
     </w:tcPr>
     <w:tblStylePr w:type="firstRow">
       <w:rPr>
+        <w:rFonts w:eastAsia="黑体"/>
         <w:b/>
         <w:bCs/>
       </w:rPr>
@@ -14380,6 +14997,7 @@
     </w:tblStylePr>
     <w:tblStylePr w:type="lastRow">
       <w:rPr>
+        <w:rFonts w:eastAsia="黑体"/>
         <w:b/>
         <w:bCs/>
         <w:color w:themeColor="text1" w:val="000000"/>
@@ -14391,6 +15009,7 @@
     </w:tblStylePr>
     <w:tblStylePr w:type="firstCol">
       <w:rPr>
+        <w:rFonts w:eastAsia="黑体"/>
         <w:color w:themeColor="background1" w:val="FFFFFF"/>
       </w:rPr>
       <w:tblPr/>
@@ -14400,6 +15019,7 @@
     </w:tblStylePr>
     <w:tblStylePr w:type="lastCol">
       <w:rPr>
+        <w:rFonts w:eastAsia="黑体"/>
         <w:color w:themeColor="background1" w:val="FFFFFF"/>
       </w:rPr>
       <w:tblPr/>
@@ -14429,6 +15049,7 @@
       <w:spacing w:after="0" w:line="240" w:lineRule="auto"/>
     </w:pPr>
     <w:rPr>
+      <w:rFonts w:eastAsia="黑体"/>
       <w:color w:themeColor="text1" w:val="000000"/>
     </w:rPr>
     <w:tblPr>
@@ -14450,6 +15071,7 @@
     </w:tcPr>
     <w:tblStylePr w:type="firstRow">
       <w:rPr>
+        <w:rFonts w:eastAsia="黑体"/>
         <w:b/>
         <w:bCs/>
       </w:rPr>
@@ -14460,6 +15082,7 @@
     </w:tblStylePr>
     <w:tblStylePr w:type="lastRow">
       <w:rPr>
+        <w:rFonts w:eastAsia="黑体"/>
         <w:b/>
         <w:bCs/>
         <w:color w:themeColor="text1" w:val="000000"/>
@@ -14471,6 +15094,7 @@
     </w:tblStylePr>
     <w:tblStylePr w:type="firstCol">
       <w:rPr>
+        <w:rFonts w:eastAsia="黑体"/>
         <w:color w:themeColor="background1" w:val="FFFFFF"/>
       </w:rPr>
       <w:tblPr/>
@@ -14480,6 +15104,7 @@
     </w:tblStylePr>
     <w:tblStylePr w:type="lastCol">
       <w:rPr>
+        <w:rFonts w:eastAsia="黑体"/>
         <w:color w:themeColor="background1" w:val="FFFFFF"/>
       </w:rPr>
       <w:tblPr/>
@@ -14509,6 +15134,7 @@
       <w:spacing w:after="0" w:line="240" w:lineRule="auto"/>
     </w:pPr>
     <w:rPr>
+      <w:rFonts w:eastAsia="黑体"/>
       <w:color w:themeColor="text1" w:val="000000"/>
     </w:rPr>
     <w:tblPr>
@@ -14530,6 +15156,7 @@
     </w:tcPr>
     <w:tblStylePr w:type="firstRow">
       <w:rPr>
+        <w:rFonts w:eastAsia="黑体"/>
         <w:b/>
         <w:bCs/>
       </w:rPr>
@@ -14540,6 +15167,7 @@
     </w:tblStylePr>
     <w:tblStylePr w:type="lastRow">
       <w:rPr>
+        <w:rFonts w:eastAsia="黑体"/>
         <w:b/>
         <w:bCs/>
         <w:color w:themeColor="text1" w:val="000000"/>
@@ -14551,6 +15179,7 @@
     </w:tblStylePr>
     <w:tblStylePr w:type="firstCol">
       <w:rPr>
+        <w:rFonts w:eastAsia="黑体"/>
         <w:color w:themeColor="background1" w:val="FFFFFF"/>
       </w:rPr>
       <w:tblPr/>
@@ -14560,6 +15189,7 @@
     </w:tblStylePr>
     <w:tblStylePr w:type="lastCol">
       <w:rPr>
+        <w:rFonts w:eastAsia="黑体"/>
         <w:color w:themeColor="background1" w:val="FFFFFF"/>
       </w:rPr>
       <w:tblPr/>
@@ -14592,6 +15222,7 @@
     <w:name w:val="KeywordTok"/>
     <w:basedOn w:val="VerbatimChar"/>
     <w:rPr>
+      <w:rFonts w:eastAsia="黑体"/>
       <w:b/>
       <w:color w:val="007020"/>
     </w:rPr>
@@ -14600,6 +15231,7 @@
     <w:name w:val="DataTypeTok"/>
     <w:basedOn w:val="VerbatimChar"/>
     <w:rPr>
+      <w:rFonts w:eastAsia="黑体"/>
       <w:color w:val="902000"/>
     </w:rPr>
   </w:style>
@@ -14607,6 +15239,7 @@
     <w:name w:val="DecValTok"/>
     <w:basedOn w:val="VerbatimChar"/>
     <w:rPr>
+      <w:rFonts w:eastAsia="黑体"/>
       <w:color w:val="40a070"/>
     </w:rPr>
   </w:style>
@@ -14614,6 +15247,7 @@
     <w:name w:val="BaseNTok"/>
     <w:basedOn w:val="VerbatimChar"/>
     <w:rPr>
+      <w:rFonts w:eastAsia="黑体"/>
       <w:color w:val="40a070"/>
     </w:rPr>
   </w:style>
@@ -14621,6 +15255,7 @@
     <w:name w:val="FloatTok"/>
     <w:basedOn w:val="VerbatimChar"/>
     <w:rPr>
+      <w:rFonts w:eastAsia="黑体"/>
       <w:color w:val="40a070"/>
     </w:rPr>
   </w:style>
@@ -14628,6 +15263,7 @@
     <w:name w:val="ConstantTok"/>
     <w:basedOn w:val="VerbatimChar"/>
     <w:rPr>
+      <w:rFonts w:eastAsia="黑体"/>
       <w:color w:val="880000"/>
     </w:rPr>
   </w:style>
@@ -14635,6 +15271,7 @@
     <w:name w:val="CharTok"/>
     <w:basedOn w:val="VerbatimChar"/>
     <w:rPr>
+      <w:rFonts w:eastAsia="黑体"/>
       <w:color w:val="4070a0"/>
     </w:rPr>
   </w:style>
@@ -14642,6 +15279,7 @@
     <w:name w:val="SpecialCharTok"/>
     <w:basedOn w:val="VerbatimChar"/>
     <w:rPr>
+      <w:rFonts w:eastAsia="黑体"/>
       <w:color w:val="4070a0"/>
     </w:rPr>
   </w:style>
@@ -14649,6 +15287,7 @@
     <w:name w:val="StringTok"/>
     <w:basedOn w:val="VerbatimChar"/>
     <w:rPr>
+      <w:rFonts w:eastAsia="黑体"/>
       <w:color w:val="4070a0"/>
     </w:rPr>
   </w:style>
@@ -14656,6 +15295,7 @@
     <w:name w:val="VerbatimStringTok"/>
     <w:basedOn w:val="VerbatimChar"/>
     <w:rPr>
+      <w:rFonts w:eastAsia="黑体"/>
       <w:color w:val="4070a0"/>
     </w:rPr>
   </w:style>
@@ -14663,6 +15303,7 @@
     <w:name w:val="SpecialStringTok"/>
     <w:basedOn w:val="VerbatimChar"/>
     <w:rPr>
+      <w:rFonts w:eastAsia="黑体"/>
       <w:color w:val="bb6688"/>
     </w:rPr>
   </w:style>
@@ -14670,6 +15311,7 @@
     <w:name w:val="ImportTok"/>
     <w:basedOn w:val="VerbatimChar"/>
     <w:rPr>
+      <w:rFonts w:eastAsia="黑体"/>
       <w:b/>
       <w:color w:val="008000"/>
     </w:rPr>
@@ -14678,6 +15320,7 @@
     <w:name w:val="CommentTok"/>
     <w:basedOn w:val="VerbatimChar"/>
     <w:rPr>
+      <w:rFonts w:eastAsia="黑体"/>
       <w:i/>
       <w:color w:val="60a0b0"/>
     </w:rPr>
@@ -14686,6 +15329,7 @@
     <w:name w:val="DocumentationTok"/>
     <w:basedOn w:val="VerbatimChar"/>
     <w:rPr>
+      <w:rFonts w:eastAsia="黑体"/>
       <w:i/>
       <w:color w:val="ba2121"/>
     </w:rPr>
@@ -14694,6 +15338,7 @@
     <w:name w:val="AnnotationTok"/>
     <w:basedOn w:val="VerbatimChar"/>
     <w:rPr>
+      <w:rFonts w:eastAsia="黑体"/>
       <w:b/>
       <w:i/>
       <w:color w:val="60a0b0"/>
@@ -14703,6 +15348,7 @@
     <w:name w:val="CommentVarTok"/>
     <w:basedOn w:val="VerbatimChar"/>
     <w:rPr>
+      <w:rFonts w:eastAsia="黑体"/>
       <w:b/>
       <w:i/>
       <w:color w:val="60a0b0"/>
@@ -14712,6 +15358,7 @@
     <w:name w:val="OtherTok"/>
     <w:basedOn w:val="VerbatimChar"/>
     <w:rPr>
+      <w:rFonts w:eastAsia="黑体"/>
       <w:color w:val="007020"/>
     </w:rPr>
   </w:style>
@@ -14719,6 +15366,7 @@
     <w:name w:val="FunctionTok"/>
     <w:basedOn w:val="VerbatimChar"/>
     <w:rPr>
+      <w:rFonts w:eastAsia="黑体"/>
       <w:color w:val="06287e"/>
     </w:rPr>
   </w:style>
@@ -14726,6 +15374,7 @@
     <w:name w:val="VariableTok"/>
     <w:basedOn w:val="VerbatimChar"/>
     <w:rPr>
+      <w:rFonts w:eastAsia="黑体"/>
       <w:color w:val="19177c"/>
     </w:rPr>
   </w:style>
@@ -14733,6 +15382,7 @@
     <w:name w:val="ControlFlowTok"/>
     <w:basedOn w:val="VerbatimChar"/>
     <w:rPr>
+      <w:rFonts w:eastAsia="黑体"/>
       <w:b/>
       <w:color w:val="007020"/>
     </w:rPr>
@@ -14741,6 +15391,7 @@
     <w:name w:val="OperatorTok"/>
     <w:basedOn w:val="VerbatimChar"/>
     <w:rPr>
+      <w:rFonts w:eastAsia="黑体"/>
       <w:color w:val="666666"/>
     </w:rPr>
   </w:style>
@@ -14748,18 +15399,22 @@
     <w:name w:val="BuiltInTok"/>
     <w:basedOn w:val="VerbatimChar"/>
     <w:rPr>
+      <w:rFonts w:eastAsia="黑体"/>
       <w:color w:val="008000"/>
     </w:rPr>
   </w:style>
   <w:style w:type="character" w:customStyle="1" w:styleId="ExtensionTok">
     <w:name w:val="ExtensionTok"/>
     <w:basedOn w:val="VerbatimChar"/>
-    <w:rPr/>
+    <w:rPr>
+      <w:rFonts w:eastAsia="黑体"/>
+    </w:rPr>
   </w:style>
   <w:style w:type="character" w:customStyle="1" w:styleId="PreprocessorTok">
     <w:name w:val="PreprocessorTok"/>
     <w:basedOn w:val="VerbatimChar"/>
     <w:rPr>
+      <w:rFonts w:eastAsia="黑体"/>
       <w:color w:val="bc7a00"/>
     </w:rPr>
   </w:style>
@@ -14767,18 +15422,22 @@
     <w:name w:val="AttributeTok"/>
     <w:basedOn w:val="VerbatimChar"/>
     <w:rPr>
+      <w:rFonts w:eastAsia="黑体"/>
       <w:color w:val="7d9029"/>
     </w:rPr>
   </w:style>
   <w:style w:type="character" w:customStyle="1" w:styleId="RegionMarkerTok">
     <w:name w:val="RegionMarkerTok"/>
     <w:basedOn w:val="VerbatimChar"/>
-    <w:rPr/>
+    <w:rPr>
+      <w:rFonts w:eastAsia="黑体"/>
+    </w:rPr>
   </w:style>
   <w:style w:type="character" w:customStyle="1" w:styleId="InformationTok">
     <w:name w:val="InformationTok"/>
     <w:basedOn w:val="VerbatimChar"/>
     <w:rPr>
+      <w:rFonts w:eastAsia="黑体"/>
       <w:b/>
       <w:i/>
       <w:color w:val="60a0b0"/>
@@ -14788,6 +15447,7 @@
     <w:name w:val="WarningTok"/>
     <w:basedOn w:val="VerbatimChar"/>
     <w:rPr>
+      <w:rFonts w:eastAsia="黑体"/>
       <w:b/>
       <w:i/>
       <w:color w:val="60a0b0"/>
@@ -14797,6 +15457,7 @@
     <w:name w:val="AlertTok"/>
     <w:basedOn w:val="VerbatimChar"/>
     <w:rPr>
+      <w:rFonts w:eastAsia="黑体"/>
       <w:b/>
       <w:color w:val="ff0000"/>
     </w:rPr>
@@ -14805,6 +15466,7 @@
     <w:name w:val="ErrorTok"/>
     <w:basedOn w:val="VerbatimChar"/>
     <w:rPr>
+      <w:rFonts w:eastAsia="黑体"/>
       <w:b/>
       <w:color w:val="ff0000"/>
     </w:rPr>
@@ -14812,7 +15474,9 @@
   <w:style w:type="character" w:customStyle="1" w:styleId="NormalTok">
     <w:name w:val="NormalTok"/>
     <w:basedOn w:val="VerbatimChar"/>
-    <w:rPr/>
+    <w:rPr>
+      <w:rFonts w:eastAsia="黑体"/>
+    </w:rPr>
   </w:style>
 </w:styles>
 </file>
@@ -14861,12 +15525,12 @@
     <a:fontScheme name="Office">
       <a:majorFont>
         <a:latin typeface="Calibri"/>
-        <a:ea typeface=""/>
+        <a:ea typeface="黑体"/>
         <a:cs typeface=""/>
         <a:font script="Jpan" typeface="ＭＳ ゴシック"/>
         <a:font script="Hang" typeface="맑은 고딕"/>
-        <a:font script="Hans" typeface="宋体"/>
-        <a:font script="Hant" typeface="新細明體"/>
+        <a:font script="Hans" typeface="黑体"/>
+        <a:font script="Hant" typeface="黑体"/>
         <a:font script="Arab" typeface="Times New Roman"/>
         <a:font script="Hebr" typeface="Times New Roman"/>
         <a:font script="Thai" typeface="Angsana New"/>
@@ -14896,12 +15560,12 @@
       </a:majorFont>
       <a:minorFont>
         <a:latin typeface="Cambria"/>
-        <a:ea typeface=""/>
+        <a:ea typeface="黑体"/>
         <a:cs typeface=""/>
         <a:font script="Jpan" typeface="ＭＳ 明朝"/>
         <a:font script="Hang" typeface="맑은 고딕"/>
-        <a:font script="Hans" typeface="宋体"/>
-        <a:font script="Hant" typeface="新細明體"/>
+        <a:font script="Hans" typeface="黑体"/>
+        <a:font script="Hant" typeface="黑体"/>
         <a:font script="Arab" typeface="Arial"/>
         <a:font script="Hebr" typeface="Arial"/>
         <a:font script="Thai" typeface="Cordia New"/>

--- a/01-电源电路/02-开关电源/SEPIC变换器/SEPIC升降压电路/SEPIC升降压电路.docx
+++ b/01-电源电路/02-开关电源/SEPIC变换器/SEPIC升降压电路/SEPIC升降压电路.docx
@@ -2454,7 +2454,7 @@
           <w:color w:val="555555"/>
           <w:sz w:val="21"/>
         </w:rPr>
-        <w:t>材料收集者：杜文杰，WX手机：19519196569，QQ:3478827729</w:t>
+        <w:t>材料收集者：杜文杰，微信/手机：19519196569，QQ:3478827729</w:t>
       </w:r>
     </w:p>
     <w:sectPr>
